--- a/research/Employment_Records_Article_ISACA_2026-08-21.docx
+++ b/research/Employment_Records_Article_ISACA_2026-08-21.docx
@@ -610,7 +610,13 @@
         <w:spacing w:after="160" w:line="276" w:lineRule="auto"/>
       </w:pPr>
       <w:r>
-        <w:t xml:space="preserve">Three failure patterns recur, and each maps to a specific way AI-assisted drafting introduces the risk.</w:t>
+        <w:t xml:space="preserve">Three failure patterns recur, and each maps to a specific way AI-assisted drafting introduces the risk. </w:t>
+      </w:r>
+      <w:r>
+        <w:rPr>
+          <w:b/>
+        </w:rPr>
+        <w:t xml:space="preserve">They are described here as general patterns in audit and investigations practice. They are not drawn from, and do not describe, the records or examinations of any identified organisation.</w:t>
       </w:r>
     </w:p>
     <w:p>
@@ -1096,7 +1102,7 @@
         <w:t xml:space="preserve">Kyle McMullan</w:t>
       </w:r>
       <w:r>
-        <w:t xml:space="preserve"> is a Chief Audit Executive working in internal audit and financial crimes. He was previously Chief Auditor, AML International and Financial Crimes International, at Citi, and is a member of Chartered Accountants Ireland.</w:t>
+        <w:t xml:space="preserve"> is a Chief Audit Executive working in internal audit and financial crime.</w:t>
       </w:r>
     </w:p>
     <w:p>

--- a/research/Employment_Records_Article_ISACA_2026-08-21.docx
+++ b/research/Employment_Records_Article_ISACA_2026-08-21.docx
@@ -1,37 +1,37 @@
 
 <file path=word/document.xml><?xml version="1.0" encoding="utf-8"?>
-<w:document xmlns:w="http://schemas.openxmlformats.org/wordprocessingml/2006/main" xmlns:r="http://schemas.openxmlformats.org/officeDocument/2006/relationships">
+<w:document xmlns:w="http://schemas.openxmlformats.org/wordprocessingml/2006/main">
   <w:body>
     <w:p>
       <w:pPr>
         <w:pStyle w:val="Heading1"/>
-        <w:spacing w:after="120"/>
-      </w:pPr>
-      <w:r>
-        <w:t xml:space="preserve">When a Defensible Decision Becomes an Indefensible File: Testing AI-Assisted Employment Records Against What Actually Happened</w:t>
-      </w:r>
-    </w:p>
-    <w:p>
-      <w:pPr>
-        <w:spacing w:after="160" w:line="276" w:lineRule="auto"/>
-      </w:pPr>
-      <w:r>
-        <w:rPr>
-          <w:b/>
-        </w:rPr>
-        <w:t xml:space="preserve">Tanvi Pokhriyal, Kyle McMullan and Phillip Wikes</w:t>
+        <w:spacing w:after="140"/>
+      </w:pPr>
+      <w:r>
+        <w:t xml:space="preserve">When a Defensible Decision Becomes an Indefensible File: Testing a Documentation Review Against What Actually Happened</w:t>
+      </w:r>
+    </w:p>
+    <w:p>
+      <w:pPr>
+        <w:spacing w:after="140"/>
+      </w:pPr>
+      <w:r>
+        <w:rPr>
+          <w:b/>
+        </w:rPr>
+        <w:t xml:space="preserve">Tanvi Pokhriyal and Phillip Wikes</w:t>
       </w:r>
     </w:p>
     <w:p>
       <w:pPr>
         <w:pBdr>
-          <w:bottom w:val="single" w:sz="6" w:space="1" w:color="BFBFBF"/>
+          <w:bottom w:val="single" w:sz="6" w:space="1" w:color="AAAAAA"/>
         </w:pBdr>
       </w:pPr>
     </w:p>
     <w:p>
       <w:pPr>
-        <w:spacing w:after="160" w:line="276" w:lineRule="auto"/>
+        <w:spacing w:after="140"/>
       </w:pPr>
       <w:r>
         <w:t xml:space="preserve">An examiner reading a file does not have access to the decision-maker's memory. They have the record. If the record cannot show why a consequential decision was made, the decision may still have been correct, but the organisation can no longer prove it.</w:t>
@@ -39,15 +39,39 @@
     </w:p>
     <w:p>
       <w:pPr>
-        <w:spacing w:after="160" w:line="276" w:lineRule="auto"/>
-      </w:pPr>
-      <w:r>
-        <w:t xml:space="preserve">That gap is getting wider, and generative AI is why. A drafted narrative reads as finished. The logs, messages and observations that would ground it were never attached, because the text did not look like it needed them.</w:t>
-      </w:r>
-    </w:p>
-    <w:p>
-      <w:pPr>
-        <w:spacing w:after="160" w:line="276" w:lineRule="auto"/>
+        <w:spacing w:after="140"/>
+      </w:pPr>
+      <w:r>
+        <w:t xml:space="preserve">Generative AI makes that gap easier to open: a drafted narrative reads as finished, so the material that would ground it is never attached. </w:t>
+      </w:r>
+      <w:r>
+        <w:rPr>
+          <w:b/>
+        </w:rPr>
+        <w:t xml:space="preserve">That is a forward-looking concern, not a finding of this study.</w:t>
+      </w:r>
+      <w:r>
+        <w:t xml:space="preserve"> The corpus was not selected for AI involvement, </w:t>
+      </w:r>
+      <w:r>
+        <w:rPr>
+          <w:b/>
+        </w:rPr>
+        <w:t xml:space="preserve">no case in it is shown to have been AI-drafted</w:t>
+      </w:r>
+      <w:r>
+        <w:t xml:space="preserve">, and two of the three jurisdictional systems predate generative drafting. </w:t>
+      </w:r>
+      <w:r>
+        <w:rPr>
+          <w:b/>
+        </w:rPr>
+        <w:t xml:space="preserve">What is tested is whether the review separates records that can carry their own reasoning from records that cannot, whatever produced them.</w:t>
+      </w:r>
+    </w:p>
+    <w:p>
+      <w:pPr>
+        <w:spacing w:after="140"/>
       </w:pPr>
       <w:r>
         <w:t xml:space="preserve">We call the condition Decision Reconstruction Risk: the state a record is in when it can no longer show, on its own terms, why a consequential decision was reached.</w:t>
@@ -55,16 +79,22 @@
     </w:p>
     <w:p>
       <w:pPr>
-        <w:spacing w:after="160" w:line="276" w:lineRule="auto"/>
-      </w:pPr>
-      <w:r>
-        <w:t xml:space="preserve">This article reports what happened when one of us applied a structured review to 22 real adjudicated employment matters, recorded the review before knowing how each matter resolved, and then compared the two.</w:t>
+        <w:spacing w:after="140"/>
+      </w:pPr>
+      <w:r>
+        <w:t xml:space="preserve">This article reports what happened when one of us applied a structured review to 22 real adjudicated employment matters, recorded the review before consulting how each matter resolved, and then compared the two. </w:t>
+      </w:r>
+      <w:r>
+        <w:rPr>
+          <w:b/>
+        </w:rPr>
+        <w:t xml:space="preserve">The records are not AI-generated and are not claimed to be.</w:t>
       </w:r>
     </w:p>
     <w:p>
       <w:pPr>
         <w:pStyle w:val="Heading2"/>
-        <w:spacing w:before="360" w:after="120"/>
+        <w:spacing w:after="140"/>
       </w:pPr>
       <w:r>
         <w:t xml:space="preserve">The review</w:t>
@@ -72,7 +102,7 @@
     </w:p>
     <w:p>
       <w:pPr>
-        <w:spacing w:after="160" w:line="276" w:lineRule="auto"/>
+        <w:spacing w:after="140"/>
       </w:pPr>
       <w:r>
         <w:t xml:space="preserve">The review asks one question of a record: can a later, independent reviewer rebuild how the conclusion was reached from the record alone?</w:t>
@@ -80,7 +110,7 @@
     </w:p>
     <w:p>
       <w:pPr>
-        <w:spacing w:after="160" w:line="276" w:lineRule="auto"/>
+        <w:spacing w:after="140"/>
       </w:pPr>
       <w:r>
         <w:t xml:space="preserve">Five conditions carry that question:</w:t>
@@ -88,11 +118,12 @@
     </w:p>
     <w:p>
       <w:pPr>
-        <w:spacing w:after="160" w:line="276" w:lineRule="auto"/>
-      </w:pPr>
-      <w:r>
-        <w:t xml:space="preserve">- </w:t>
-      </w:r>
+        <w:numPr>
+          <w:ilvl w:val="0"/>
+          <w:numId w:val="1"/>
+        </w:numPr>
+        <w:spacing w:after="60"/>
+      </w:pPr>
       <w:r>
         <w:rPr>
           <w:b/>
@@ -105,11 +136,12 @@
     </w:p>
     <w:p>
       <w:pPr>
-        <w:spacing w:after="160" w:line="276" w:lineRule="auto"/>
-      </w:pPr>
-      <w:r>
-        <w:t xml:space="preserve">- </w:t>
-      </w:r>
+        <w:numPr>
+          <w:ilvl w:val="0"/>
+          <w:numId w:val="1"/>
+        </w:numPr>
+        <w:spacing w:after="60"/>
+      </w:pPr>
       <w:r>
         <w:rPr>
           <w:b/>
@@ -122,11 +154,12 @@
     </w:p>
     <w:p>
       <w:pPr>
-        <w:spacing w:after="160" w:line="276" w:lineRule="auto"/>
-      </w:pPr>
-      <w:r>
-        <w:t xml:space="preserve">- </w:t>
-      </w:r>
+        <w:numPr>
+          <w:ilvl w:val="0"/>
+          <w:numId w:val="1"/>
+        </w:numPr>
+        <w:spacing w:after="60"/>
+      </w:pPr>
       <w:r>
         <w:rPr>
           <w:b/>
@@ -139,11 +172,12 @@
     </w:p>
     <w:p>
       <w:pPr>
-        <w:spacing w:after="160" w:line="276" w:lineRule="auto"/>
-      </w:pPr>
-      <w:r>
-        <w:t xml:space="preserve">- </w:t>
-      </w:r>
+        <w:numPr>
+          <w:ilvl w:val="0"/>
+          <w:numId w:val="1"/>
+        </w:numPr>
+        <w:spacing w:after="60"/>
+      </w:pPr>
       <w:r>
         <w:rPr>
           <w:b/>
@@ -156,11 +190,12 @@
     </w:p>
     <w:p>
       <w:pPr>
-        <w:spacing w:after="160" w:line="276" w:lineRule="auto"/>
-      </w:pPr>
-      <w:r>
-        <w:t xml:space="preserve">- </w:t>
-      </w:r>
+        <w:numPr>
+          <w:ilvl w:val="0"/>
+          <w:numId w:val="1"/>
+        </w:numPr>
+        <w:spacing w:after="60"/>
+      </w:pPr>
       <w:r>
         <w:rPr>
           <w:b/>
@@ -173,7 +208,7 @@
     </w:p>
     <w:p>
       <w:pPr>
-        <w:spacing w:after="160" w:line="276" w:lineRule="auto"/>
+        <w:spacing w:after="140"/>
       </w:pPr>
       <w:r>
         <w:t xml:space="preserve">The conditions resolve to a three-level read: </w:t>
@@ -209,7 +244,7 @@
     <w:p>
       <w:pPr>
         <w:pStyle w:val="Heading2"/>
-        <w:spacing w:before="360" w:after="120"/>
+        <w:spacing w:after="140"/>
       </w:pPr>
       <w:r>
         <w:t xml:space="preserve">What the three reads look like on paper</w:t>
@@ -217,7 +252,7 @@
     </w:p>
     <w:p>
       <w:pPr>
-        <w:spacing w:after="160" w:line="276" w:lineRule="auto"/>
+        <w:spacing w:after="140"/>
       </w:pPr>
       <w:r>
         <w:t xml:space="preserve">The distinction is easier to apply than to describe, so it is worth making concrete.</w:t>
@@ -225,7 +260,7 @@
     </w:p>
     <w:p>
       <w:pPr>
-        <w:spacing w:after="160" w:line="276" w:lineRule="auto"/>
+        <w:spacing w:after="140"/>
       </w:pPr>
       <w:r>
         <w:t xml:space="preserve">A record reads </w:t>
@@ -242,7 +277,7 @@
     </w:p>
     <w:p>
       <w:pPr>
-        <w:spacing w:after="160" w:line="276" w:lineRule="auto"/>
+        <w:spacing w:after="140"/>
       </w:pPr>
       <w:r>
         <w:t xml:space="preserve">states what was alleged, identifies where each factual claim came from, shows the sequence</w:t>
@@ -250,7 +285,7 @@
     </w:p>
     <w:p>
       <w:pPr>
-        <w:spacing w:after="160" w:line="276" w:lineRule="auto"/>
+        <w:spacing w:after="140"/>
       </w:pPr>
       <w:r>
         <w:t xml:space="preserve">of events with dates that reconcile, names who decided what and on what basis, and carries</w:t>
@@ -258,7 +293,7 @@
     </w:p>
     <w:p>
       <w:pPr>
-        <w:spacing w:after="160" w:line="276" w:lineRule="auto"/>
+        <w:spacing w:after="140"/>
       </w:pPr>
       <w:r>
         <w:t xml:space="preserve">enough underlying material that a reader can test the conclusion rather than take it on</w:t>
@@ -266,7 +301,7 @@
     </w:p>
     <w:p>
       <w:pPr>
-        <w:spacing w:after="160" w:line="276" w:lineRule="auto"/>
+        <w:spacing w:after="140"/>
       </w:pPr>
       <w:r>
         <w:t xml:space="preserve">trust. In the corpus, Ready records typically quoted the original documentation rather than</w:t>
@@ -274,7 +309,7 @@
     </w:p>
     <w:p>
       <w:pPr>
-        <w:spacing w:after="160" w:line="276" w:lineRule="auto"/>
+        <w:spacing w:after="140"/>
       </w:pPr>
       <w:r>
         <w:t xml:space="preserve">summarising it.</w:t>
@@ -282,7 +317,7 @@
     </w:p>
     <w:p>
       <w:pPr>
-        <w:spacing w:after="160" w:line="276" w:lineRule="auto"/>
+        <w:spacing w:after="140"/>
       </w:pPr>
       <w:r>
         <w:t xml:space="preserve">A record reads </w:t>
@@ -299,7 +334,7 @@
     </w:p>
     <w:p>
       <w:pPr>
-        <w:spacing w:after="160" w:line="276" w:lineRule="auto"/>
+        <w:spacing w:after="140"/>
       </w:pPr>
       <w:r>
         <w:t xml:space="preserve">narrative is coherent, but at least one material claim traces to nothing a reader can check.</w:t>
@@ -307,7 +342,7 @@
     </w:p>
     <w:p>
       <w:pPr>
-        <w:spacing w:after="160" w:line="276" w:lineRule="auto"/>
+        <w:spacing w:after="140"/>
       </w:pPr>
       <w:r>
         <w:t xml:space="preserve">The commonest form in this corpus was a conclusion about performance or conduct stated</w:t>
@@ -315,7 +350,7 @@
     </w:p>
     <w:p>
       <w:pPr>
-        <w:spacing w:after="160" w:line="276" w:lineRule="auto"/>
+        <w:spacing w:after="140"/>
       </w:pPr>
       <w:r>
         <w:t xml:space="preserve">confidently, with the underlying observations described only in the drafter's own summary.</w:t>
@@ -323,7 +358,7 @@
     </w:p>
     <w:p>
       <w:pPr>
-        <w:spacing w:after="160" w:line="276" w:lineRule="auto"/>
+        <w:spacing w:after="140"/>
       </w:pPr>
       <w:r>
         <w:t xml:space="preserve">A record reads </w:t>
@@ -340,7 +375,7 @@
     </w:p>
     <w:p>
       <w:pPr>
-        <w:spacing w:after="160" w:line="276" w:lineRule="auto"/>
+        <w:spacing w:after="140"/>
       </w:pPr>
       <w:r>
         <w:t xml:space="preserve">What produced it is not. These are rarer and they are unmistakable once seen: the record</w:t>
@@ -348,7 +383,7 @@
     </w:p>
     <w:p>
       <w:pPr>
-        <w:spacing w:after="160" w:line="276" w:lineRule="auto"/>
+        <w:spacing w:after="140"/>
       </w:pPr>
       <w:r>
         <w:t xml:space="preserve">asserts an outcome and offers nothing behind it.</w:t>
@@ -356,7 +391,7 @@
     </w:p>
     <w:p>
       <w:pPr>
-        <w:spacing w:after="160" w:line="276" w:lineRule="auto"/>
+        <w:spacing w:after="140"/>
       </w:pPr>
       <w:r>
         <w:rPr>
@@ -370,7 +405,7 @@
     </w:p>
     <w:p>
       <w:pPr>
-        <w:spacing w:after="160" w:line="276" w:lineRule="auto"/>
+        <w:spacing w:after="140"/>
       </w:pPr>
       <w:r>
         <w:t xml:space="preserve">record looks thin to anybody who opens it. A Needs work record reads well, follows the</w:t>
@@ -378,7 +413,7 @@
     </w:p>
     <w:p>
       <w:pPr>
-        <w:spacing w:after="160" w:line="276" w:lineRule="auto"/>
+        <w:spacing w:after="140"/>
       </w:pPr>
       <w:r>
         <w:t xml:space="preserve">template, and passes a file-by-file review, which is precisely why it survives internal</w:t>
@@ -386,7 +421,7 @@
     </w:p>
     <w:p>
       <w:pPr>
-        <w:spacing w:after="160" w:line="276" w:lineRule="auto"/>
+        <w:spacing w:after="140"/>
       </w:pPr>
       <w:r>
         <w:t xml:space="preserve">checks and then fails under examination.</w:t>
@@ -395,7 +430,7 @@
     <w:p>
       <w:pPr>
         <w:pStyle w:val="Heading2"/>
-        <w:spacing w:before="360" w:after="120"/>
+        <w:spacing w:after="140"/>
       </w:pPr>
       <w:r>
         <w:t xml:space="preserve">What was tested</w:t>
@@ -403,7 +438,7 @@
     </w:p>
     <w:p>
       <w:pPr>
-        <w:spacing w:after="160" w:line="276" w:lineRule="auto"/>
+        <w:spacing w:after="140"/>
       </w:pPr>
       <w:r>
         <w:t xml:space="preserve">Twenty-two adjudicated employment and labour matters, from 22 distinct public sources, across three jurisdictional systems: United States Supreme Court decisions, United States Federal Labor Relations Authority decisions, and United Kingdom Employment Tribunal judgments. Cases were collected between 22 June and 29 July 2026 and the set closed at 22.</w:t>
@@ -411,7 +446,7 @@
     </w:p>
     <w:p>
       <w:pPr>
-        <w:spacing w:after="160" w:line="276" w:lineRule="auto"/>
+        <w:spacing w:after="140"/>
       </w:pPr>
       <w:r>
         <w:t xml:space="preserve">For each case, a practising employment specialist read the employer's record as it appeared in the decision, applied the five conditions, and recorded the result. The documented outcome and citation were recorded afterwards, from the source.</w:t>
@@ -419,7 +454,44 @@
     </w:p>
     <w:p>
       <w:pPr>
-        <w:spacing w:after="160" w:line="276" w:lineRule="auto"/>
+        <w:spacing w:after="140"/>
+      </w:pPr>
+      <w:r>
+        <w:rPr>
+          <w:b/>
+        </w:rPr>
+        <w:t xml:space="preserve">That design carries a circularity objection, and it is the first thing a careful reader should raise.</w:t>
+      </w:r>
+      <w:r>
+        <w:t xml:space="preserve"> The employer's record was read as it appears inside the adjudicated decision, and the decision both narrates the outcome and characterises the employer's evidence, so the reviewer worked from a source already containing the thing being predicted. The protocol required the read to be recorded before the outcome was consulted, but the database stores one timestamp per case rather than two, so the ordering rests on the protocol rather than a system record.</w:t>
+      </w:r>
+    </w:p>
+    <w:p>
+      <w:pPr>
+        <w:spacing w:after="140"/>
+      </w:pPr>
+      <w:r>
+        <w:rPr>
+          <w:b/>
+        </w:rPr>
+        <w:t xml:space="preserve">The objection is not answered here and must not be treated as answered.</w:t>
+      </w:r>
+      <w:r>
+        <w:t xml:space="preserve"> The association is consistent with a documentation deficiency an adjudicator also noticed, and equally consistent with a reviewer influenced by framing she could not unsee. </w:t>
+      </w:r>
+      <w:r>
+        <w:rPr>
+          <w:b/>
+        </w:rPr>
+        <w:t xml:space="preserve">Separating those requires a design this study did not use</w:t>
+      </w:r>
+      <w:r>
+        <w:t xml:space="preserve">: independent timestamping of the two steps, a second blinded reader, or employer records obtained before any adjudication.</w:t>
+      </w:r>
+    </w:p>
+    <w:p>
+      <w:pPr>
+        <w:spacing w:after="140"/>
       </w:pPr>
       <w:r>
         <w:t xml:space="preserve">This is a single-practitioner field pilot: one qualified specialist, one caseload, applied inside an ordinary workload. That is what the study is and the findings are reported at that level.</w:t>
@@ -427,7 +499,7 @@
     </w:p>
     <w:p>
       <w:pPr>
-        <w:spacing w:after="160" w:line="276" w:lineRule="auto"/>
+        <w:spacing w:after="140"/>
       </w:pPr>
       <w:r>
         <w:t xml:space="preserve">The reads came out at 13 Ready, 6 Needs work, 3 Gap. The outcomes came out at 7 sustained, 7 that did not survive review, 6 contested with no recorded disposition, and 2 adverse audit or compliance findings.</w:t>
@@ -436,7 +508,7 @@
     <w:p>
       <w:pPr>
         <w:pStyle w:val="Heading2"/>
-        <w:spacing w:before="360" w:after="120"/>
+        <w:spacing w:after="140"/>
       </w:pPr>
       <w:r>
         <w:t xml:space="preserve">What was found</w:t>
@@ -444,47 +516,203 @@
     </w:p>
     <w:p>
       <w:pPr>
-        <w:spacing w:after="160" w:line="276" w:lineRule="auto"/>
+        <w:spacing w:after="140"/>
       </w:pPr>
       <w:r>
         <w:t xml:space="preserve">Grouping Needs work with Gap, because both describe a record whose basis is incomplete, and treating an adverse finding as a matter that did not survive review or drew an adverse audit finding:</w:t>
       </w:r>
     </w:p>
-    <w:p>
-      <w:pPr>
-        <w:spacing w:after="160" w:line="276" w:lineRule="auto"/>
-      </w:pPr>
-      <w:r>
-        <w:t xml:space="preserve">| Read | Adverse finding | No adverse finding | Adverse rate |</w:t>
-      </w:r>
-    </w:p>
-    <w:p>
-      <w:pPr>
-        <w:spacing w:after="160" w:line="276" w:lineRule="auto"/>
-      </w:pPr>
-      <w:r>
-        <w:t xml:space="preserve">|---|---|---|---|</w:t>
-      </w:r>
-    </w:p>
-    <w:p>
-      <w:pPr>
-        <w:spacing w:after="160" w:line="276" w:lineRule="auto"/>
-      </w:pPr>
-      <w:r>
-        <w:t xml:space="preserve">| Needs work or Gap (n = 9) | 7 | 2 | 77.8% |</w:t>
-      </w:r>
-    </w:p>
-    <w:p>
-      <w:pPr>
-        <w:spacing w:after="160" w:line="276" w:lineRule="auto"/>
-      </w:pPr>
-      <w:r>
-        <w:t xml:space="preserve">| Ready (n = 13) | 2 | 11 | 15.4% |</w:t>
-      </w:r>
-    </w:p>
-    <w:p>
-      <w:pPr>
-        <w:spacing w:after="160" w:line="276" w:lineRule="auto"/>
+    <w:tbl>
+      <w:tblPr>
+        <w:tblStyle w:val="TableGrid"/>
+        <w:tblW w:w="9360" w:type="dxa"/>
+        <w:tblBorders>
+          <w:top w:val="single" w:sz="4" w:space="0" w:color="999999"/>
+          <w:left w:val="single" w:sz="4" w:space="0" w:color="999999"/>
+          <w:bottom w:val="single" w:sz="4" w:space="0" w:color="999999"/>
+          <w:right w:val="single" w:sz="4" w:space="0" w:color="999999"/>
+          <w:insideH w:val="single" w:sz="4" w:space="0" w:color="999999"/>
+          <w:insideV w:val="single" w:sz="4" w:space="0" w:color="999999"/>
+        </w:tblBorders>
+      </w:tblPr>
+      <w:tblGrid>
+        <w:gridCol w:w="2340"/>
+        <w:gridCol w:w="2340"/>
+        <w:gridCol w:w="2340"/>
+        <w:gridCol w:w="2340"/>
+      </w:tblGrid>
+      <w:tr>
+        <w:tc>
+          <w:tcPr>
+            <w:tcW w:w="2340" w:type="dxa"/>
+          </w:tcPr>
+          <w:p>
+            <w:pPr>
+              <w:spacing w:after="0"/>
+            </w:pPr>
+            <w:r>
+              <w:t xml:space="preserve">Read</w:t>
+            </w:r>
+          </w:p>
+        </w:tc>
+        <w:tc>
+          <w:tcPr>
+            <w:tcW w:w="2340" w:type="dxa"/>
+          </w:tcPr>
+          <w:p>
+            <w:pPr>
+              <w:spacing w:after="0"/>
+            </w:pPr>
+            <w:r>
+              <w:t xml:space="preserve">Adverse finding</w:t>
+            </w:r>
+          </w:p>
+        </w:tc>
+        <w:tc>
+          <w:tcPr>
+            <w:tcW w:w="2340" w:type="dxa"/>
+          </w:tcPr>
+          <w:p>
+            <w:pPr>
+              <w:spacing w:after="0"/>
+            </w:pPr>
+            <w:r>
+              <w:t xml:space="preserve">No adverse finding</w:t>
+            </w:r>
+          </w:p>
+        </w:tc>
+        <w:tc>
+          <w:tcPr>
+            <w:tcW w:w="2340" w:type="dxa"/>
+          </w:tcPr>
+          <w:p>
+            <w:pPr>
+              <w:spacing w:after="0"/>
+            </w:pPr>
+            <w:r>
+              <w:t xml:space="preserve">Adverse rate</w:t>
+            </w:r>
+          </w:p>
+        </w:tc>
+      </w:tr>
+      <w:tr>
+        <w:tc>
+          <w:tcPr>
+            <w:tcW w:w="2340" w:type="dxa"/>
+          </w:tcPr>
+          <w:p>
+            <w:pPr>
+              <w:spacing w:after="0"/>
+            </w:pPr>
+            <w:r>
+              <w:t xml:space="preserve">Needs work or Gap (n = 9)</w:t>
+            </w:r>
+          </w:p>
+        </w:tc>
+        <w:tc>
+          <w:tcPr>
+            <w:tcW w:w="2340" w:type="dxa"/>
+          </w:tcPr>
+          <w:p>
+            <w:pPr>
+              <w:spacing w:after="0"/>
+            </w:pPr>
+            <w:r>
+              <w:t xml:space="preserve">7</w:t>
+            </w:r>
+          </w:p>
+        </w:tc>
+        <w:tc>
+          <w:tcPr>
+            <w:tcW w:w="2340" w:type="dxa"/>
+          </w:tcPr>
+          <w:p>
+            <w:pPr>
+              <w:spacing w:after="0"/>
+            </w:pPr>
+            <w:r>
+              <w:t xml:space="preserve">2</w:t>
+            </w:r>
+          </w:p>
+        </w:tc>
+        <w:tc>
+          <w:tcPr>
+            <w:tcW w:w="2340" w:type="dxa"/>
+          </w:tcPr>
+          <w:p>
+            <w:pPr>
+              <w:spacing w:after="0"/>
+            </w:pPr>
+            <w:r>
+              <w:t xml:space="preserve">77.8%</w:t>
+            </w:r>
+          </w:p>
+        </w:tc>
+      </w:tr>
+      <w:tr>
+        <w:tc>
+          <w:tcPr>
+            <w:tcW w:w="2340" w:type="dxa"/>
+          </w:tcPr>
+          <w:p>
+            <w:pPr>
+              <w:spacing w:after="0"/>
+            </w:pPr>
+            <w:r>
+              <w:t xml:space="preserve">Ready (n = 13)</w:t>
+            </w:r>
+          </w:p>
+        </w:tc>
+        <w:tc>
+          <w:tcPr>
+            <w:tcW w:w="2340" w:type="dxa"/>
+          </w:tcPr>
+          <w:p>
+            <w:pPr>
+              <w:spacing w:after="0"/>
+            </w:pPr>
+            <w:r>
+              <w:t xml:space="preserve">2</w:t>
+            </w:r>
+          </w:p>
+        </w:tc>
+        <w:tc>
+          <w:tcPr>
+            <w:tcW w:w="2340" w:type="dxa"/>
+          </w:tcPr>
+          <w:p>
+            <w:pPr>
+              <w:spacing w:after="0"/>
+            </w:pPr>
+            <w:r>
+              <w:t xml:space="preserve">11</w:t>
+            </w:r>
+          </w:p>
+        </w:tc>
+        <w:tc>
+          <w:tcPr>
+            <w:tcW w:w="2340" w:type="dxa"/>
+          </w:tcPr>
+          <w:p>
+            <w:pPr>
+              <w:spacing w:after="0"/>
+            </w:pPr>
+            <w:r>
+              <w:t xml:space="preserve">15.4%</w:t>
+            </w:r>
+          </w:p>
+        </w:tc>
+      </w:tr>
+    </w:tbl>
+    <w:p>
+      <w:pPr/>
+      <w:r>
+        <w:t/>
+      </w:r>
+    </w:p>
+    <w:p>
+      <w:pPr>
+        <w:spacing w:after="140"/>
       </w:pPr>
       <w:r>
         <w:t xml:space="preserve">Fisher's exact test, two-sided: </w:t>
@@ -501,7 +729,7 @@
     </w:p>
     <w:p>
       <w:pPr>
-        <w:spacing w:after="160" w:line="276" w:lineRule="auto"/>
+        <w:spacing w:after="140"/>
       </w:pPr>
       <w:r>
         <w:t xml:space="preserve">Records read as incomplete, before anyone knew how they resolved, went on to draw an adverse finding roughly five times as often as records that passed.</w:t>
@@ -509,7 +737,7 @@
     </w:p>
     <w:p>
       <w:pPr>
-        <w:spacing w:after="160" w:line="276" w:lineRule="auto"/>
+        <w:spacing w:after="140"/>
       </w:pPr>
       <w:r>
         <w:rPr>
@@ -523,7 +751,7 @@
     </w:p>
     <w:p>
       <w:pPr>
-        <w:spacing w:after="160" w:line="276" w:lineRule="auto"/>
+        <w:spacing w:after="140"/>
       </w:pPr>
       <w:r>
         <w:t xml:space="preserve">All three point the same way. Two of the three reach significance. </w:t>
@@ -540,7 +768,7 @@
     </w:p>
     <w:p>
       <w:pPr>
-        <w:spacing w:after="160" w:line="276" w:lineRule="auto"/>
+        <w:spacing w:after="140"/>
       </w:pPr>
       <w:r>
         <w:t xml:space="preserve">One record read as Gap was sustained anyway. It is kept in the count rather than dropped.</w:t>
@@ -549,7 +777,7 @@
     <w:p>
       <w:pPr>
         <w:pStyle w:val="Heading2"/>
-        <w:spacing w:before="360" w:after="120"/>
+        <w:spacing w:after="140"/>
       </w:pPr>
       <w:r>
         <w:t xml:space="preserve">Why the same review found nothing in a different corpus</w:t>
@@ -557,7 +785,7 @@
     </w:p>
     <w:p>
       <w:pPr>
-        <w:spacing w:after="160" w:line="276" w:lineRule="auto"/>
+        <w:spacing w:after="140"/>
       </w:pPr>
       <w:r>
         <w:t xml:space="preserve">The same review was applied by a different practitioner to 32 public-records determinations. In that corpus it did not track outcomes at all.</w:t>
@@ -565,7 +793,7 @@
     </w:p>
     <w:p>
       <w:pPr>
-        <w:spacing w:after="160" w:line="276" w:lineRule="auto"/>
+        <w:spacing w:after="140"/>
       </w:pPr>
       <w:r>
         <w:t xml:space="preserve">The reason is instructive for anyone designing a control test. Freedom-of-information determinations reach publication because a legal question was live, not because the file was thin. Fifteen of the 20 resolved determinations in that corpus did not survive, a rate set by the publication process rather than by how those agencies documented. The employment corpus is not filtered that way, and its outcomes are close to evenly split.</w:t>
@@ -573,7 +801,7 @@
     </w:p>
     <w:p>
       <w:pPr>
-        <w:spacing w:after="160" w:line="276" w:lineRule="auto"/>
+        <w:spacing w:after="140"/>
       </w:pPr>
       <w:r>
         <w:t xml:space="preserve">A formal test of homogeneity shows the two results do not differ significantly from each other.&lt;sup&gt;2&lt;/sup&gt; </w:t>
@@ -591,7 +819,7 @@
     <w:p>
       <w:pPr>
         <w:pStyle w:val="Heading2"/>
-        <w:spacing w:before="360" w:after="120"/>
+        <w:spacing w:after="140"/>
       </w:pPr>
       <w:r>
         <w:t xml:space="preserve">What this looks like in an examination</w:t>
@@ -599,7 +827,7 @@
     </w:p>
     <w:p>
       <w:pPr>
-        <w:spacing w:after="160" w:line="276" w:lineRule="auto"/>
+        <w:spacing w:after="140"/>
       </w:pPr>
       <w:r>
         <w:t xml:space="preserve">Internal audit and financial-crime work test records the way litigation does, only sooner and more often. An examiner reads the file and asks whether its stated basis can be rebuilt from the record itself. That is the same question the review asks, put before the examiner arrives rather than after.</w:t>
@@ -607,7 +835,7 @@
     </w:p>
     <w:p>
       <w:pPr>
-        <w:spacing w:after="160" w:line="276" w:lineRule="auto"/>
+        <w:spacing w:after="140"/>
       </w:pPr>
       <w:r>
         <w:t xml:space="preserve">Three failure patterns recur, and each maps to a specific way AI-assisted drafting introduces the risk. </w:t>
@@ -616,12 +844,12 @@
         <w:rPr>
           <w:b/>
         </w:rPr>
-        <w:t xml:space="preserve">They are described here as general patterns in audit and investigations practice. They are not drawn from, and do not describe, the records or examinations of any identified organisation.</w:t>
-      </w:r>
-    </w:p>
-    <w:p>
-      <w:pPr>
-        <w:spacing w:after="160" w:line="276" w:lineRule="auto"/>
+        <w:t xml:space="preserve">They are described here as general patterns in audit and investigations practice. They are not drawn from, and do not describe, any client engagement, examination, or the records of any organisation.</w:t>
+      </w:r>
+    </w:p>
+    <w:p>
+      <w:pPr>
+        <w:spacing w:after="140"/>
       </w:pPr>
       <w:r>
         <w:rPr>
@@ -635,7 +863,7 @@
     </w:p>
     <w:p>
       <w:pPr>
-        <w:spacing w:after="160" w:line="276" w:lineRule="auto"/>
+        <w:spacing w:after="140"/>
       </w:pPr>
       <w:r>
         <w:rPr>
@@ -649,7 +877,7 @@
     </w:p>
     <w:p>
       <w:pPr>
-        <w:spacing w:after="160" w:line="276" w:lineRule="auto"/>
+        <w:spacing w:after="140"/>
       </w:pPr>
       <w:r>
         <w:rPr>
@@ -663,7 +891,7 @@
     </w:p>
     <w:p>
       <w:pPr>
-        <w:spacing w:after="160" w:line="276" w:lineRule="auto"/>
+        <w:spacing w:after="140"/>
       </w:pPr>
       <w:r>
         <w:t xml:space="preserve">In audit terms the review functions as a record-level control test with a testable pass condition. A file that fails it is not necessarily a wrong decision. It is an exposure, and it is one that can be found and remediated inside the workflow rather than in a deposition. That is what makes documentation quality usable as a first-line and second-line check rather than a matter of style.</w:t>
@@ -672,7 +900,7 @@
     <w:p>
       <w:pPr>
         <w:pStyle w:val="Heading2"/>
-        <w:spacing w:before="360" w:after="120"/>
+        <w:spacing w:after="140"/>
       </w:pPr>
       <w:r>
         <w:t xml:space="preserve">A control set that fits inside existing workflows</w:t>
@@ -680,7 +908,7 @@
     </w:p>
     <w:p>
       <w:pPr>
-        <w:spacing w:after="160" w:line="276" w:lineRule="auto"/>
+        <w:spacing w:after="140"/>
       </w:pPr>
       <w:r>
         <w:t xml:space="preserve">Four controls, applied before a record enters the system of record:</w:t>
@@ -688,13 +916,13 @@
     </w:p>
     <w:p>
       <w:pPr>
-        <w:ind w:left="360" w:hanging="360"/>
+        <w:numPr>
+          <w:ilvl w:val="0"/>
+          <w:numId w:val="2"/>
+        </w:numPr>
         <w:spacing w:after="60"/>
       </w:pPr>
       <w:r>
-        <w:t xml:space="preserve">1. </w:t>
-      </w:r>
-      <w:r>
         <w:rPr>
           <w:b/>
         </w:rPr>
@@ -706,13 +934,13 @@
     </w:p>
     <w:p>
       <w:pPr>
-        <w:ind w:left="360" w:hanging="360"/>
+        <w:numPr>
+          <w:ilvl w:val="0"/>
+          <w:numId w:val="2"/>
+        </w:numPr>
         <w:spacing w:after="60"/>
       </w:pPr>
       <w:r>
-        <w:t xml:space="preserve">2. </w:t>
-      </w:r>
-      <w:r>
         <w:rPr>
           <w:b/>
         </w:rPr>
@@ -724,13 +952,13 @@
     </w:p>
     <w:p>
       <w:pPr>
-        <w:ind w:left="360" w:hanging="360"/>
+        <w:numPr>
+          <w:ilvl w:val="0"/>
+          <w:numId w:val="2"/>
+        </w:numPr>
         <w:spacing w:after="60"/>
       </w:pPr>
       <w:r>
-        <w:t xml:space="preserve">3. </w:t>
-      </w:r>
-      <w:r>
         <w:rPr>
           <w:b/>
         </w:rPr>
@@ -742,13 +970,13 @@
     </w:p>
     <w:p>
       <w:pPr>
-        <w:ind w:left="360" w:hanging="360"/>
+        <w:numPr>
+          <w:ilvl w:val="0"/>
+          <w:numId w:val="2"/>
+        </w:numPr>
         <w:spacing w:after="60"/>
       </w:pPr>
       <w:r>
-        <w:t xml:space="preserve">4. </w:t>
-      </w:r>
-      <w:r>
         <w:rPr>
           <w:b/>
         </w:rPr>
@@ -760,7 +988,7 @@
     </w:p>
     <w:p>
       <w:pPr>
-        <w:spacing w:after="160" w:line="276" w:lineRule="auto"/>
+        <w:spacing w:after="140"/>
       </w:pPr>
       <w:r>
         <w:t xml:space="preserve">Three indicators make the set measurable on a sample, flag and remediate cadence: the percentage of claims supported by documented evidence, the rate of claims lacking documentation, and the frequency of subjective language across files and authors. These behave as early-warning signals of legal and compliance exposure rather than as a documentation-tidiness score.</w:t>
@@ -769,7 +997,7 @@
     <w:p>
       <w:pPr>
         <w:pStyle w:val="Heading2"/>
-        <w:spacing w:before="360" w:after="120"/>
+        <w:spacing w:after="140"/>
       </w:pPr>
       <w:r>
         <w:t xml:space="preserve">Running it as a control rather than a project</w:t>
@@ -777,7 +1005,7 @@
     </w:p>
     <w:p>
       <w:pPr>
-        <w:spacing w:after="160" w:line="276" w:lineRule="auto"/>
+        <w:spacing w:after="140"/>
       </w:pPr>
       <w:r>
         <w:t xml:space="preserve">Three practical questions come up whenever this is proposed as an ongoing control.</w:t>
@@ -785,7 +1013,7 @@
     </w:p>
     <w:p>
       <w:pPr>
-        <w:spacing w:after="160" w:line="276" w:lineRule="auto"/>
+        <w:spacing w:after="140"/>
       </w:pPr>
       <w:r>
         <w:rPr>
@@ -794,52 +1022,92 @@
         <w:t xml:space="preserve">Where does it sit in three lines of defence?</w:t>
       </w:r>
       <w:r>
-        <w:t xml:space="preserve"> It works at the first line as a</w:t>
-      </w:r>
-    </w:p>
-    <w:p>
-      <w:pPr>
-        <w:spacing w:after="160" w:line="276" w:lineRule="auto"/>
-      </w:pPr>
-      <w:r>
-        <w:t xml:space="preserve">pre-finalisation self-check by the drafter, and at the second line as a sampling control by</w:t>
-      </w:r>
-    </w:p>
-    <w:p>
-      <w:pPr>
-        <w:spacing w:after="160" w:line="276" w:lineRule="auto"/>
-      </w:pPr>
-      <w:r>
-        <w:t xml:space="preserve">compliance or risk. It is not a third-line activity: by the time internal audit is reading</w:t>
-      </w:r>
-    </w:p>
-    <w:p>
-      <w:pPr>
-        <w:spacing w:after="160" w:line="276" w:lineRule="auto"/>
-      </w:pPr>
-      <w:r>
-        <w:t xml:space="preserve">the population, the records are already in the system of record and the remediation window</w:t>
-      </w:r>
-    </w:p>
-    <w:p>
-      <w:pPr>
-        <w:spacing w:after="160" w:line="276" w:lineRule="auto"/>
-      </w:pPr>
-      <w:r>
-        <w:t xml:space="preserve">has closed. The value of the review is that it is cheap to apply before finalisation and</w:t>
-      </w:r>
-    </w:p>
-    <w:p>
-      <w:pPr>
-        <w:spacing w:after="160" w:line="276" w:lineRule="auto"/>
-      </w:pPr>
-      <w:r>
-        <w:t xml:space="preserve">expensive to apply afterwards.</w:t>
-      </w:r>
-    </w:p>
-    <w:p>
-      <w:pPr>
-        <w:spacing w:after="160" w:line="276" w:lineRule="auto"/>
+        <w:t xml:space="preserve"> The review is cheapest to apply before a</w:t>
+      </w:r>
+    </w:p>
+    <w:p>
+      <w:pPr>
+        <w:spacing w:after="140"/>
+      </w:pPr>
+      <w:r>
+        <w:t xml:space="preserve">record is finalised and most expensive afterwards, so its preventive value sits at the first</w:t>
+      </w:r>
+    </w:p>
+    <w:p>
+      <w:pPr>
+        <w:spacing w:after="140"/>
+      </w:pPr>
+      <w:r>
+        <w:t xml:space="preserve">line as a self-check by the drafter and at the second line as a sampling control by</w:t>
+      </w:r>
+    </w:p>
+    <w:p>
+      <w:pPr>
+        <w:spacing w:after="140"/>
+      </w:pPr>
+      <w:r>
+        <w:t xml:space="preserve">compliance or risk.</w:t>
+      </w:r>
+    </w:p>
+    <w:p>
+      <w:pPr>
+        <w:spacing w:after="140"/>
+      </w:pPr>
+      <w:r>
+        <w:t xml:space="preserve">**That is not an argument that internal audit has no role, and the third line arguably has</w:t>
+      </w:r>
+    </w:p>
+    <w:p>
+      <w:pPr>
+        <w:spacing w:after="140"/>
+      </w:pPr>
+      <w:r>
+        <w:t xml:space="preserve">the most useful one.** Applied to a population of closed files, the same five conditions</w:t>
+      </w:r>
+    </w:p>
+    <w:p>
+      <w:pPr>
+        <w:spacing w:after="140"/>
+      </w:pPr>
+      <w:r>
+        <w:t xml:space="preserve">yield a measured rate of records that cannot carry their own reasoning, broken out by</w:t>
+      </w:r>
+    </w:p>
+    <w:p>
+      <w:pPr>
+        <w:spacing w:after="140"/>
+      </w:pPr>
+      <w:r>
+        <w:t xml:space="preserve">decision type and business unit. That is a finding about the control environment rather than</w:t>
+      </w:r>
+    </w:p>
+    <w:p>
+      <w:pPr>
+        <w:spacing w:after="140"/>
+      </w:pPr>
+      <w:r>
+        <w:t xml:space="preserve">any individual file, and it is what justifies putting a preventive check in place at all.</w:t>
+      </w:r>
+    </w:p>
+    <w:p>
+      <w:pPr>
+        <w:spacing w:after="140"/>
+      </w:pPr>
+      <w:r>
+        <w:t xml:space="preserve">**Third-line application is diagnostic, first and second-line application is preventive, and</w:t>
+      </w:r>
+    </w:p>
+    <w:p>
+      <w:pPr>
+        <w:spacing w:after="140"/>
+      </w:pPr>
+      <w:r>
+        <w:t xml:space="preserve">the diagnosis usually comes first.**</w:t>
+      </w:r>
+    </w:p>
+    <w:p>
+      <w:pPr>
+        <w:spacing w:after="140"/>
       </w:pPr>
       <w:r>
         <w:rPr>
@@ -848,20 +1116,70 @@
         <w:t xml:space="preserve">What sample size?</w:t>
       </w:r>
       <w:r>
-        <w:t xml:space="preserve"> The unit of analysis is the record, and the signal in this study</w:t>
-      </w:r>
-    </w:p>
-    <w:p>
-      <w:pPr>
-        <w:spacing w:after="160" w:line="276" w:lineRule="auto"/>
-      </w:pPr>
-      <w:r>
-        <w:t xml:space="preserve">appeared at 22. For a periodic control, a monthly sample sized to the population and</w:t>
-      </w:r>
-    </w:p>
-    <w:p>
-      <w:pPr>
-        <w:spacing w:after="160" w:line="276" w:lineRule="auto"/>
+        <w:t xml:space="preserve"> </w:t>
+      </w:r>
+      <w:r>
+        <w:rPr>
+          <w:b/>
+        </w:rPr>
+        <w:t xml:space="preserve">Not 22, and this study cannot derive one.</w:t>
+      </w:r>
+      <w:r>
+        <w:t xml:space="preserve"> Twenty-two was the entire</w:t>
+      </w:r>
+    </w:p>
+    <w:p>
+      <w:pPr>
+        <w:spacing w:after="140"/>
+      </w:pPr>
+      <w:r>
+        <w:t xml:space="preserve">corpus, not a sample drawn from a defined population against a stated tolerable error and</w:t>
+      </w:r>
+    </w:p>
+    <w:p>
+      <w:pPr>
+        <w:spacing w:after="140"/>
+      </w:pPr>
+      <w:r>
+        <w:t xml:space="preserve">confidence level, so it supports no inference about how many records a periodic control</w:t>
+      </w:r>
+    </w:p>
+    <w:p>
+      <w:pPr>
+        <w:spacing w:after="140"/>
+      </w:pPr>
+      <w:r>
+        <w:t xml:space="preserve">should examine. </w:t>
+      </w:r>
+      <w:r>
+        <w:rPr>
+          <w:b/>
+        </w:rPr>
+        <w:t xml:space="preserve">Build the sampling plan the ordinary way</w:t>
+      </w:r>
+      <w:r>
+        <w:t xml:space="preserve">, from the population of</w:t>
+      </w:r>
+    </w:p>
+    <w:p>
+      <w:pPr>
+        <w:spacing w:after="140"/>
+      </w:pPr>
+      <w:r>
+        <w:t xml:space="preserve">consequential decisions in scope, using whatever sampling standard the function already</w:t>
+      </w:r>
+    </w:p>
+    <w:p>
+      <w:pPr>
+        <w:spacing w:after="140"/>
+      </w:pPr>
+      <w:r>
+        <w:t xml:space="preserve">applies. The unit of analysis is the record. For a periodic control, a monthly sample sized to the population and</w:t>
+      </w:r>
+    </w:p>
+    <w:p>
+      <w:pPr>
+        <w:spacing w:after="140"/>
       </w:pPr>
       <w:r>
         <w:t xml:space="preserve">weighted toward consequential decisions, terminations, disciplinary outcomes, denials of</w:t>
@@ -869,7 +1187,7 @@
     </w:p>
     <w:p>
       <w:pPr>
-        <w:spacing w:after="160" w:line="276" w:lineRule="auto"/>
+        <w:spacing w:after="140"/>
       </w:pPr>
       <w:r>
         <w:t xml:space="preserve">accommodation, will surface the pattern faster than a larger unweighted sample. The</w:t>
@@ -877,7 +1195,7 @@
     </w:p>
     <w:p>
       <w:pPr>
-        <w:spacing w:after="160" w:line="276" w:lineRule="auto"/>
+        <w:spacing w:after="140"/>
       </w:pPr>
       <w:r>
         <w:t xml:space="preserve">aggregate view matters more than any individual file, because compliance washing is only</w:t>
@@ -885,7 +1203,7 @@
     </w:p>
     <w:p>
       <w:pPr>
-        <w:spacing w:after="160" w:line="276" w:lineRule="auto"/>
+        <w:spacing w:after="140"/>
       </w:pPr>
       <w:r>
         <w:t xml:space="preserve">visible across a population.</w:t>
@@ -893,7 +1211,7 @@
     </w:p>
     <w:p>
       <w:pPr>
-        <w:spacing w:after="160" w:line="276" w:lineRule="auto"/>
+        <w:spacing w:after="140"/>
       </w:pPr>
       <w:r>
         <w:rPr>
@@ -907,7 +1225,7 @@
     </w:p>
     <w:p>
       <w:pPr>
-        <w:spacing w:after="160" w:line="276" w:lineRule="auto"/>
+        <w:spacing w:after="140"/>
       </w:pPr>
       <w:r>
         <w:t xml:space="preserve">A rate of Needs work reads that is rising, or that clusters by author, business unit or</w:t>
@@ -915,7 +1233,7 @@
     </w:p>
     <w:p>
       <w:pPr>
-        <w:spacing w:after="160" w:line="276" w:lineRule="auto"/>
+        <w:spacing w:after="140"/>
       </w:pPr>
       <w:r>
         <w:t xml:space="preserve">subject, is a control finding. The second is the reportable event, and it is invisible</w:t>
@@ -923,7 +1241,7 @@
     </w:p>
     <w:p>
       <w:pPr>
-        <w:spacing w:after="160" w:line="276" w:lineRule="auto"/>
+        <w:spacing w:after="140"/>
       </w:pPr>
       <w:r>
         <w:t xml:space="preserve">without the first being recorded consistently.</w:t>
@@ -931,7 +1249,7 @@
     </w:p>
     <w:p>
       <w:pPr>
-        <w:spacing w:after="160" w:line="276" w:lineRule="auto"/>
+        <w:spacing w:after="140"/>
       </w:pPr>
       <w:r>
         <w:rPr>
@@ -945,7 +1263,7 @@
     </w:p>
     <w:p>
       <w:pPr>
-        <w:spacing w:after="160" w:line="276" w:lineRule="auto"/>
+        <w:spacing w:after="140"/>
       </w:pPr>
       <w:r>
         <w:t xml:space="preserve">worth less than one applied by somebody else, for the same reason a self-assessment is worth</w:t>
@@ -953,7 +1271,7 @@
     </w:p>
     <w:p>
       <w:pPr>
-        <w:spacing w:after="160" w:line="276" w:lineRule="auto"/>
+        <w:spacing w:after="140"/>
       </w:pPr>
       <w:r>
         <w:t xml:space="preserve">less than an inspection. Where the review is used at the first line, treat it as a drafting</w:t>
@@ -961,7 +1279,7 @@
     </w:p>
     <w:p>
       <w:pPr>
-        <w:spacing w:after="160" w:line="276" w:lineRule="auto"/>
+        <w:spacing w:after="140"/>
       </w:pPr>
       <w:r>
         <w:t xml:space="preserve">discipline rather than as assurance, and keep the second-line sample independent of the</w:t>
@@ -969,7 +1287,7 @@
     </w:p>
     <w:p>
       <w:pPr>
-        <w:spacing w:after="160" w:line="276" w:lineRule="auto"/>
+        <w:spacing w:after="140"/>
       </w:pPr>
       <w:r>
         <w:t xml:space="preserve">drafters.</w:t>
@@ -978,7 +1296,7 @@
     <w:p>
       <w:pPr>
         <w:pStyle w:val="Heading2"/>
-        <w:spacing w:before="360" w:after="120"/>
+        <w:spacing w:after="140"/>
       </w:pPr>
       <w:r>
         <w:t xml:space="preserve">What this establishes, and what it does not</w:t>
@@ -986,7 +1304,7 @@
     </w:p>
     <w:p>
       <w:pPr>
-        <w:spacing w:after="160" w:line="276" w:lineRule="auto"/>
+        <w:spacing w:after="140"/>
       </w:pPr>
       <w:r>
         <w:t xml:space="preserve">It establishes that an effect of this size is visible at practitioner scale, in real adjudicated matters, using a review a working specialist can apply inside an ordinary workload.</w:t>
@@ -994,7 +1312,7 @@
     </w:p>
     <w:p>
       <w:pPr>
-        <w:spacing w:after="160" w:line="276" w:lineRule="auto"/>
+        <w:spacing w:after="140"/>
       </w:pPr>
       <w:r>
         <w:t xml:space="preserve">It does not establish that the review improves outcomes, reduces litigation risk or increases decision quality. None of those was tested. Twenty-two cases from one practitioner's caseload, selected from published sources rather than sampled at random, is a field pilot and is reported as one. Published adjudications are not a random sample of employment records: a matter reaches adjudication because something was contested.</w:t>
@@ -1002,7 +1320,7 @@
     </w:p>
     <w:p>
       <w:pPr>
-        <w:spacing w:after="160" w:line="276" w:lineRule="auto"/>
+        <w:spacing w:after="140"/>
       </w:pPr>
       <w:r>
         <w:t xml:space="preserve">A larger study should broaden the corpus without regard to how matters resolved, put at least two reviewers on each case with the review and the outcome recorded separately, and fix the treatment of unresolved contests in advance.</w:t>
@@ -1010,7 +1328,7 @@
     </w:p>
     <w:p>
       <w:pPr>
-        <w:spacing w:after="160" w:line="276" w:lineRule="auto"/>
+        <w:spacing w:after="140"/>
       </w:pPr>
       <w:r>
         <w:t xml:space="preserve">The drafting tool is new. The examiner's question is not: the file still has to account for itself.</w:t>
@@ -1019,7 +1337,7 @@
     <w:p>
       <w:pPr>
         <w:pStyle w:val="Heading2"/>
-        <w:spacing w:before="360" w:after="120"/>
+        <w:spacing w:after="140"/>
       </w:pPr>
       <w:r>
         <w:t xml:space="preserve">Endnotes</w:t>
@@ -1027,59 +1345,74 @@
     </w:p>
     <w:p>
       <w:pPr>
-        <w:ind w:left="360" w:hanging="360"/>
+        <w:numPr>
+          <w:ilvl w:val="0"/>
+          <w:numId w:val="2"/>
+        </w:numPr>
         <w:spacing w:after="60"/>
       </w:pPr>
       <w:r>
-        <w:t xml:space="preserve">1. Fisher's exact test, two-sided, on the 2 x 2 table shown. Odds ratio 19.25. Ninety-five percent Wilson score intervals: 45.3 to 93.7 percent for the flagged group, 4.3 to 42.2 percent for the group read as Ready. Wilson intervals are used because the cell counts are small.</w:t>
-      </w:r>
-    </w:p>
-    <w:p>
-      <w:pPr>
-        <w:ind w:left="360" w:hanging="360"/>
+        <w:t xml:space="preserve">Fisher's exact test, two-sided, on the 2 x 2 table shown. Odds ratio 19.25. Ninety-five percent Wilson score intervals: 45.3 to 93.7 percent for the flagged group, 4.3 to 42.2 percent for the group read as Ready. Wilson intervals are used because the cell counts are small.</w:t>
+      </w:r>
+    </w:p>
+    <w:p>
+      <w:pPr>
+        <w:numPr>
+          <w:ilvl w:val="0"/>
+          <w:numId w:val="2"/>
+        </w:numPr>
         <w:spacing w:after="60"/>
       </w:pPr>
       <w:r>
-        <w:t xml:space="preserve">2. Woolf test of homogeneity on the two corpora's log odds ratios: Q = 2.550 on 1 degree of freedom, p = 0.110.</w:t>
-      </w:r>
-    </w:p>
-    <w:p>
-      <w:pPr>
-        <w:ind w:left="360" w:hanging="360"/>
+        <w:t xml:space="preserve">Woolf test of homogeneity on the two corpora's log odds ratios: Q = 2.550 on 1 degree of freedom, p = 0.110.</w:t>
+      </w:r>
+    </w:p>
+    <w:p>
+      <w:pPr>
+        <w:numPr>
+          <w:ilvl w:val="0"/>
+          <w:numId w:val="2"/>
+        </w:numPr>
         <w:spacing w:after="60"/>
       </w:pPr>
       <w:r>
-        <w:t xml:space="preserve">3. Case counts, reads and outcomes were verified against the study database on 21 August 2026. The database records one timestamp per case rather than separate review and outcome times, so the recorded sequence rests on the study protocol rather than on a system record. A larger study should timestamp the two steps separately.</w:t>
-      </w:r>
-    </w:p>
-    <w:p>
-      <w:pPr>
-        <w:ind w:left="360" w:hanging="360"/>
+        <w:t xml:space="preserve">Case counts, reads and outcomes were verified against the study database on 21 August 2026. The database records one timestamp per case rather than separate review and outcome times, so the recorded sequence rests on the study protocol rather than on a system record. A larger study should timestamp the two steps separately.</w:t>
+      </w:r>
+    </w:p>
+    <w:p>
+      <w:pPr>
+        <w:numPr>
+          <w:ilvl w:val="0"/>
+          <w:numId w:val="2"/>
+        </w:numPr>
         <w:spacing w:after="60"/>
       </w:pPr>
       <w:r>
-        <w:t xml:space="preserve">4. The validation methodology behind this work, including the reference-panel design, the chance-corrected agreement framework and the acceptance thresholds fixed in advance of analysis, is the contribution of Ubayet Hossain, FRM, Associate Director, Model Validation, KPMG India.</w:t>
-      </w:r>
-    </w:p>
-    <w:p>
-      <w:pPr>
-        <w:ind w:left="360" w:hanging="360"/>
+        <w:t xml:space="preserve">The validation methodology behind this work, including the reference-panel design, the chance-corrected agreement framework and the acceptance thresholds fixed in advance of analysis, is the contribution of Ubayet Hossain, FRM, Associate Director, Model Validation, KPMG India.</w:t>
+      </w:r>
+    </w:p>
+    <w:p>
+      <w:pPr>
+        <w:numPr>
+          <w:ilvl w:val="0"/>
+          <w:numId w:val="2"/>
+        </w:numPr>
         <w:spacing w:after="60"/>
       </w:pPr>
       <w:r>
-        <w:t xml:space="preserve">5. Phillip Wikes developed the review method described here and would benefit from its adoption. He read no case in this corpus and recorded no read and no outcome. He specified and ran the analyses reported in this article.</w:t>
+        <w:t xml:space="preserve">Phillip Wikes developed the review method described here and would benefit from its adoption. He read no case in this corpus and recorded no read and no outcome. He specified and ran the analyses reported in this article.</w:t>
       </w:r>
     </w:p>
     <w:p>
       <w:pPr>
         <w:pBdr>
-          <w:bottom w:val="single" w:sz="6" w:space="1" w:color="BFBFBF"/>
+          <w:bottom w:val="single" w:sz="6" w:space="1" w:color="AAAAAA"/>
         </w:pBdr>
       </w:pPr>
     </w:p>
     <w:p>
       <w:pPr>
-        <w:spacing w:after="160" w:line="276" w:lineRule="auto"/>
+        <w:spacing w:after="140"/>
       </w:pPr>
       <w:r>
         <w:rPr>
@@ -1088,26 +1421,12 @@
         <w:t xml:space="preserve">Tanvi Pokhriyal</w:t>
       </w:r>
       <w:r>
-        <w:t xml:space="preserve"> is a Human Resources Manager at REIL Innovative Solutions, working in employment and industrial relations. She designed the case protocol for this study and conducted every record review reported in it.</w:t>
-      </w:r>
-    </w:p>
-    <w:p>
-      <w:pPr>
-        <w:spacing w:after="160" w:line="276" w:lineRule="auto"/>
-      </w:pPr>
-      <w:r>
-        <w:rPr>
-          <w:b/>
-        </w:rPr>
-        <w:t xml:space="preserve">Kyle McMullan</w:t>
-      </w:r>
-      <w:r>
-        <w:t xml:space="preserve"> is a Chief Audit Executive working in internal audit and financial crime.</w:t>
-      </w:r>
-    </w:p>
-    <w:p>
-      <w:pPr>
-        <w:spacing w:after="160" w:line="276" w:lineRule="auto"/>
+        <w:t xml:space="preserve"> is an Organisational Psychologist working freelance. She is an HR and organisational psychology professional with over 15 years of experience across human resources, organisational development, business development, and marketing, including experience within the oil and gas sector. Her professional interests include organisational behaviour, employee relations, workplace decision-making, people management, and the evolving role of technology. She designed the case protocol for this study and conducted every record review reported in it.</w:t>
+      </w:r>
+    </w:p>
+    <w:p>
+      <w:pPr>
+        <w:spacing w:after="140"/>
       </w:pPr>
       <w:r>
         <w:rPr>
@@ -1117,6 +1436,146 @@
       </w:r>
       <w:r>
         <w:t xml:space="preserve"> is an AI Governance and Cognitive Risk Advisor focused on documentation integrity and record-level controls in AI-assisted environments. He served as a Lead Civil Rights Officer at the Maryland Commission on Civil Rights, evaluating discrimination complaints under federal HUD and EEOC frameworks. He developed the Justification Review Standard and named Decision Reconstruction Risk.</w:t>
+      </w:r>
+    </w:p>
+    <w:p>
+      <w:pPr>
+        <w:pBdr>
+          <w:bottom w:val="single" w:sz="6" w:space="1" w:color="AAAAAA"/>
+        </w:pBdr>
+      </w:pPr>
+    </w:p>
+    <w:p>
+      <w:pPr>
+        <w:pStyle w:val="Heading2"/>
+        <w:spacing w:after="140"/>
+      </w:pPr>
+      <w:r>
+        <w:t xml:space="preserve">Acknowledgement</w:t>
+      </w:r>
+    </w:p>
+    <w:p>
+      <w:pPr>
+        <w:spacing w:after="140"/>
+      </w:pPr>
+      <w:r>
+        <w:t xml:space="preserve">The author thanks Kyle McMullan for comments on audit practice. He did not review the study</w:t>
+      </w:r>
+    </w:p>
+    <w:p>
+      <w:pPr>
+        <w:spacing w:after="140"/>
+      </w:pPr>
+      <w:r>
+        <w:t xml:space="preserve">and does not endorse its findings.</w:t>
+      </w:r>
+    </w:p>
+    <w:p>
+      <w:pPr>
+        <w:pBdr>
+          <w:bottom w:val="single" w:sz="6" w:space="1" w:color="AAAAAA"/>
+        </w:pBdr>
+      </w:pPr>
+    </w:p>
+    <w:p>
+      <w:pPr>
+        <w:pStyle w:val="Heading2"/>
+        <w:spacing w:after="140"/>
+      </w:pPr>
+      <w:r>
+        <w:t xml:space="preserve">Declarations</w:t>
+      </w:r>
+    </w:p>
+    <w:p>
+      <w:pPr>
+        <w:spacing w:after="140"/>
+      </w:pPr>
+      <w:r>
+        <w:rPr>
+          <w:b/>
+        </w:rPr>
+        <w:t xml:space="preserve">Financial interests.</w:t>
+      </w:r>
+      <w:r>
+        <w:t xml:space="preserve"> Tanvi Pokhriyal declares that she has no financial or commercial</w:t>
+      </w:r>
+    </w:p>
+    <w:p>
+      <w:pPr>
+        <w:spacing w:after="140"/>
+      </w:pPr>
+      <w:r>
+        <w:t xml:space="preserve">interest, ownership, investment, or other financial relationship that could influence or be</w:t>
+      </w:r>
+    </w:p>
+    <w:p>
+      <w:pPr>
+        <w:spacing w:after="140"/>
+      </w:pPr>
+      <w:r>
+        <w:t xml:space="preserve">perceived to influence the findings, interpretation, or conclusions of this research.</w:t>
+      </w:r>
+    </w:p>
+    <w:p>
+      <w:pPr>
+        <w:spacing w:after="140"/>
+      </w:pPr>
+      <w:r>
+        <w:t xml:space="preserve">Phillip Wikes developed the review method described here and would benefit from its</w:t>
+      </w:r>
+    </w:p>
+    <w:p>
+      <w:pPr>
+        <w:spacing w:after="140"/>
+      </w:pPr>
+      <w:r>
+        <w:t xml:space="preserve">adoption; that interest is set out in endnote 5.</w:t>
+      </w:r>
+    </w:p>
+    <w:p>
+      <w:pPr>
+        <w:spacing w:after="140"/>
+      </w:pPr>
+      <w:r>
+        <w:rPr>
+          <w:b/>
+        </w:rPr>
+        <w:t xml:space="preserve">Research funding.</w:t>
+      </w:r>
+      <w:r>
+        <w:t xml:space="preserve"> Tanvi Pokhriyal declares that this research was conducted without any</w:t>
+      </w:r>
+    </w:p>
+    <w:p>
+      <w:pPr>
+        <w:spacing w:after="140"/>
+      </w:pPr>
+      <w:r>
+        <w:t xml:space="preserve">external financial support or research funding, and that she has not received, directly or</w:t>
+      </w:r>
+    </w:p>
+    <w:p>
+      <w:pPr>
+        <w:spacing w:after="140"/>
+      </w:pPr>
+      <w:r>
+        <w:t xml:space="preserve">indirectly, any funding, sponsorship, grants, or commercial financial assistance for the</w:t>
+      </w:r>
+    </w:p>
+    <w:p>
+      <w:pPr>
+        <w:spacing w:after="140"/>
+      </w:pPr>
+      <w:r>
+        <w:t xml:space="preserve">preparation or completion of this research paper. No external funding was received by any</w:t>
+      </w:r>
+    </w:p>
+    <w:p>
+      <w:pPr>
+        <w:spacing w:after="140"/>
+      </w:pPr>
+      <w:r>
+        <w:t xml:space="preserve">author.</w:t>
       </w:r>
     </w:p>
     <w:sectPr>
@@ -1127,38 +1586,98 @@
 </w:document>
 </file>
 
+<file path=word/numbering.xml><?xml version="1.0" encoding="utf-8"?>
+<w:numbering xmlns:w="http://schemas.openxmlformats.org/wordprocessingml/2006/main">
+  <w:abstractNum w:abstractNumId="0">
+    <w:lvl w:ilvl="0">
+      <w:numFmt w:val="bullet"/>
+      <w:lvlText w:val="•"/>
+      <w:pPr>
+        <w:ind w:left="720" w:hanging="360"/>
+      </w:pPr>
+    </w:lvl>
+  </w:abstractNum>
+  <w:abstractNum w:abstractNumId="1">
+    <w:lvl w:ilvl="0">
+      <w:start w:val="1"/>
+      <w:numFmt w:val="decimal"/>
+      <w:lvlText w:val="%1."/>
+      <w:pPr>
+        <w:ind w:left="720" w:hanging="360"/>
+      </w:pPr>
+    </w:lvl>
+  </w:abstractNum>
+  <w:num w:numId="1">
+    <w:abstractNumId w:val="0"/>
+  </w:num>
+  <w:num w:numId="2">
+    <w:abstractNumId w:val="1"/>
+  </w:num>
+</w:numbering>
+</file>
+
 <file path=word/styles.xml><?xml version="1.0" encoding="utf-8"?>
 <w:styles xmlns:w="http://schemas.openxmlformats.org/wordprocessingml/2006/main">
   <w:docDefaults>
     <w:rPrDefault>
       <w:rPr>
-        <w:rFonts w:ascii="Georgia" w:hAnsi="Georgia"/>
-        <w:sz w:val="22"/>
+        <w:rFonts w:ascii="Times New Roman" w:hAnsi="Times New Roman"/>
+        <w:sz w:val="24"/>
       </w:rPr>
     </w:rPrDefault>
   </w:docDefaults>
+  <w:style w:type="paragraph" w:styleId="Normal" w:default="1">
+    <w:name w:val="Normal"/>
+  </w:style>
   <w:style w:type="paragraph" w:styleId="Heading1">
     <w:name w:val="heading 1"/>
+    <w:basedOn w:val="Normal"/>
+    <w:pPr>
+      <w:outlineLvl w:val="0"/>
+      <w:spacing w:before="240" w:after="120"/>
+    </w:pPr>
     <w:rPr>
-      <w:rFonts w:ascii="Georgia" w:hAnsi="Georgia"/>
       <w:b/>
-      <w:sz w:val="34"/>
+      <w:sz w:val="36"/>
     </w:rPr>
   </w:style>
   <w:style w:type="paragraph" w:styleId="Heading2">
     <w:name w:val="heading 2"/>
+    <w:basedOn w:val="Normal"/>
+    <w:pPr>
+      <w:outlineLvl w:val="1"/>
+      <w:spacing w:before="220" w:after="110"/>
+    </w:pPr>
     <w:rPr>
-      <w:rFonts w:ascii="Georgia" w:hAnsi="Georgia"/>
+      <w:b/>
+      <w:sz w:val="28"/>
+    </w:rPr>
+  </w:style>
+  <w:style w:type="paragraph" w:styleId="Heading3">
+    <w:name w:val="heading 3"/>
+    <w:basedOn w:val="Normal"/>
+    <w:pPr>
+      <w:outlineLvl w:val="2"/>
+      <w:spacing w:before="200" w:after="100"/>
+    </w:pPr>
+    <w:rPr>
       <w:b/>
       <w:sz w:val="26"/>
     </w:rPr>
   </w:style>
-  <w:style w:type="character" w:styleId="Hyperlink">
-    <w:name w:val="Hyperlink"/>
+  <w:style w:type="paragraph" w:styleId="Heading4">
+    <w:name w:val="heading 4"/>
+    <w:basedOn w:val="Normal"/>
+    <w:pPr>
+      <w:outlineLvl w:val="3"/>
+    </w:pPr>
     <w:rPr>
-      <w:color w:val="0563C1"/>
-      <w:u w:val="single"/>
+      <w:b/>
+      <w:i/>
     </w:rPr>
+  </w:style>
+  <w:style w:type="table" w:styleId="TableGrid">
+    <w:name w:val="Table Grid"/>
   </w:style>
 </w:styles>
 </file>
--- a/research/Employment_Records_Article_ISACA_2026-08-21.docx
+++ b/research/Employment_Records_Article_ISACA_2026-08-21.docx
@@ -8,7 +8,7 @@
         <w:spacing w:after="140"/>
       </w:pPr>
       <w:r>
-        <w:t xml:space="preserve">When a Defensible Decision Becomes an Indefensible File: Testing a Documentation Review Against What Actually Happened</w:t>
+        <w:t xml:space="preserve">When a Defensible Decision Becomes an Indefensible File: A Practitioner Test of Documentation Integrity</w:t>
       </w:r>
     </w:p>
     <w:p>
@@ -34,15 +34,15 @@
         <w:spacing w:after="140"/>
       </w:pPr>
       <w:r>
-        <w:t xml:space="preserve">An examiner reading a file does not have access to the decision-maker's memory. They have the record. If the record cannot show why a consequential decision was made, the decision may still have been correct, but the organisation can no longer prove it.</w:t>
-      </w:r>
-    </w:p>
-    <w:p>
-      <w:pPr>
-        <w:spacing w:after="140"/>
-      </w:pPr>
-      <w:r>
-        <w:t xml:space="preserve">Generative AI makes that gap easier to open: a drafted narrative reads as finished, so the material that would ground it is never attached. </w:t>
+        <w:t xml:space="preserve">An examiner reading a file does not have access to the decision-maker's memory. The record is what remains available for review. If the record cannot show why a consequential decision was made, the decision may still have been correct, but the organisation can no longer prove it.</w:t>
+      </w:r>
+    </w:p>
+    <w:p>
+      <w:pPr>
+        <w:spacing w:after="140"/>
+      </w:pPr>
+      <w:r>
+        <w:t xml:space="preserve">Generative AI can make that gap easier to create. A drafted narrative may read as finished even when the material that would substantiate it has not been preserved. </w:t>
       </w:r>
       <w:r>
         <w:rPr>
@@ -60,13 +60,7 @@
         <w:t xml:space="preserve">no case in it is shown to have been AI-drafted</w:t>
       </w:r>
       <w:r>
-        <w:t xml:space="preserve">, and two of the three jurisdictional systems predate generative drafting. </w:t>
-      </w:r>
-      <w:r>
-        <w:rPr>
-          <w:b/>
-        </w:rPr>
-        <w:t xml:space="preserve">What is tested is whether the review separates records that can carry their own reasoning from records that cannot, whatever produced them.</w:t>
+        <w:t xml:space="preserve">, and two of the three jurisdictional systems predate generative drafting. The question tested here is whether the review distinguishes records that can independently support their conclusions from records that cannot, regardless of how the record was produced.</w:t>
       </w:r>
     </w:p>
     <w:p>
@@ -82,13 +76,7 @@
         <w:spacing w:after="140"/>
       </w:pPr>
       <w:r>
-        <w:t xml:space="preserve">This article reports what happened when one of us applied a structured review to 22 real adjudicated employment matters, recorded the review before consulting how each matter resolved, and then compared the two. </w:t>
-      </w:r>
-      <w:r>
-        <w:rPr>
-          <w:b/>
-        </w:rPr>
-        <w:t xml:space="preserve">The records are not AI-generated and are not claimed to be.</w:t>
+        <w:t xml:space="preserve">This article reports what happened when one of us applied a structured review to 22 real adjudicated employment matters, recorded the review before consulting how each matter resolved, and then compared the two. The records are not AI-generated and are not claimed to be.</w:t>
       </w:r>
     </w:p>
     <w:p>
@@ -105,113 +93,354 @@
         <w:spacing w:after="140"/>
       </w:pPr>
       <w:r>
-        <w:t xml:space="preserve">The review asks one question of a record: can a later, independent reviewer rebuild how the conclusion was reached from the record alone?</w:t>
-      </w:r>
-    </w:p>
-    <w:p>
-      <w:pPr>
-        <w:spacing w:after="140"/>
-      </w:pPr>
-      <w:r>
-        <w:t xml:space="preserve">Five conditions carry that question:</w:t>
-      </w:r>
-    </w:p>
-    <w:p>
-      <w:pPr>
-        <w:numPr>
-          <w:ilvl w:val="0"/>
-          <w:numId w:val="1"/>
-        </w:numPr>
-        <w:spacing w:after="60"/>
-      </w:pPr>
-      <w:r>
-        <w:rPr>
-          <w:b/>
-        </w:rPr>
-        <w:t xml:space="preserve">Reconstructability.</w:t>
-      </w:r>
-      <w:r>
-        <w:t xml:space="preserve"> Can the conclusion be rebuilt from the record alone?</w:t>
-      </w:r>
-    </w:p>
-    <w:p>
-      <w:pPr>
-        <w:numPr>
-          <w:ilvl w:val="0"/>
-          <w:numId w:val="1"/>
-        </w:numPr>
-        <w:spacing w:after="60"/>
-      </w:pPr>
-      <w:r>
-        <w:rPr>
-          <w:b/>
-        </w:rPr>
-        <w:t xml:space="preserve">Basis identification.</w:t>
-      </w:r>
-      <w:r>
-        <w:t xml:space="preserve"> Is the source of each characterisation identifiable?</w:t>
-      </w:r>
-    </w:p>
-    <w:p>
-      <w:pPr>
-        <w:numPr>
-          <w:ilvl w:val="0"/>
-          <w:numId w:val="1"/>
-        </w:numPr>
-        <w:spacing w:after="60"/>
-      </w:pPr>
-      <w:r>
-        <w:rPr>
-          <w:b/>
-        </w:rPr>
-        <w:t xml:space="preserve">Chronological integrity.</w:t>
-      </w:r>
-      <w:r>
-        <w:t xml:space="preserve"> Do dates, sequence and sources hold together when read cold?</w:t>
-      </w:r>
-    </w:p>
-    <w:p>
-      <w:pPr>
-        <w:numPr>
-          <w:ilvl w:val="0"/>
-          <w:numId w:val="1"/>
-        </w:numPr>
-        <w:spacing w:after="60"/>
-      </w:pPr>
-      <w:r>
-        <w:rPr>
-          <w:b/>
-        </w:rPr>
-        <w:t xml:space="preserve">Decision-process traceability.</w:t>
-      </w:r>
-      <w:r>
-        <w:t xml:space="preserve"> Can the reasoning from evidence to conclusion be followed, and the responsible parties identified?</w:t>
-      </w:r>
-    </w:p>
-    <w:p>
-      <w:pPr>
-        <w:numPr>
-          <w:ilvl w:val="0"/>
-          <w:numId w:val="1"/>
-        </w:numPr>
-        <w:spacing w:after="60"/>
-      </w:pPr>
-      <w:r>
-        <w:rPr>
-          <w:b/>
-        </w:rPr>
-        <w:t xml:space="preserve">Evidentiary sufficiency.</w:t>
-      </w:r>
-      <w:r>
-        <w:t xml:space="preserve"> Does the record carry enough to support the weight of the decision?</w:t>
-      </w:r>
-    </w:p>
-    <w:p>
-      <w:pPr>
-        <w:spacing w:after="140"/>
-      </w:pPr>
-      <w:r>
-        <w:t xml:space="preserve">The conditions resolve to a three-level read: </w:t>
+        <w:t xml:space="preserve">The review asks one question: can a later, independent reviewer reconstruct how the conclusion was reached from the record alone?</w:t>
+      </w:r>
+    </w:p>
+    <w:p>
+      <w:pPr>
+        <w:spacing w:after="140"/>
+      </w:pPr>
+      <w:r>
+        <w:t xml:space="preserve">For this study, the five conditions were operationalized as set out in figure 1.</w:t>
+      </w:r>
+    </w:p>
+    <w:p>
+      <w:pPr>
+        <w:spacing w:after="140"/>
+      </w:pPr>
+      <w:r>
+        <w:rPr>
+          <w:b/>
+        </w:rPr>
+        <w:t xml:space="preserve">Figure 1. Record-Level Documentation Review</w:t>
+      </w:r>
+    </w:p>
+    <w:tbl>
+      <w:tblPr>
+        <w:tblStyle w:val="TableGrid"/>
+        <w:tblW w:w="9360" w:type="dxa"/>
+        <w:tblBorders>
+          <w:top w:val="single" w:sz="4" w:space="0" w:color="999999"/>
+          <w:left w:val="single" w:sz="4" w:space="0" w:color="999999"/>
+          <w:bottom w:val="single" w:sz="4" w:space="0" w:color="999999"/>
+          <w:right w:val="single" w:sz="4" w:space="0" w:color="999999"/>
+          <w:insideH w:val="single" w:sz="4" w:space="0" w:color="999999"/>
+          <w:insideV w:val="single" w:sz="4" w:space="0" w:color="999999"/>
+        </w:tblBorders>
+      </w:tblPr>
+      <w:tblGrid>
+        <w:gridCol w:w="3120"/>
+        <w:gridCol w:w="3120"/>
+        <w:gridCol w:w="3120"/>
+      </w:tblGrid>
+      <w:tr>
+        <w:tc>
+          <w:tcPr>
+            <w:tcW w:w="3120" w:type="dxa"/>
+          </w:tcPr>
+          <w:p>
+            <w:pPr>
+              <w:spacing w:after="0"/>
+            </w:pPr>
+            <w:r>
+              <w:t xml:space="preserve">Review condition</w:t>
+            </w:r>
+          </w:p>
+        </w:tc>
+        <w:tc>
+          <w:tcPr>
+            <w:tcW w:w="3120" w:type="dxa"/>
+          </w:tcPr>
+          <w:p>
+            <w:pPr>
+              <w:spacing w:after="0"/>
+            </w:pPr>
+            <w:r>
+              <w:t xml:space="preserve">Question</w:t>
+            </w:r>
+          </w:p>
+        </w:tc>
+        <w:tc>
+          <w:tcPr>
+            <w:tcW w:w="3120" w:type="dxa"/>
+          </w:tcPr>
+          <w:p>
+            <w:pPr>
+              <w:spacing w:after="0"/>
+            </w:pPr>
+            <w:r>
+              <w:t xml:space="preserve">Failure signal</w:t>
+            </w:r>
+          </w:p>
+        </w:tc>
+      </w:tr>
+      <w:tr>
+        <w:tc>
+          <w:tcPr>
+            <w:tcW w:w="3120" w:type="dxa"/>
+          </w:tcPr>
+          <w:p>
+            <w:pPr>
+              <w:spacing w:after="0"/>
+            </w:pPr>
+            <w:r>
+              <w:t xml:space="preserve">Reconstructability</w:t>
+            </w:r>
+          </w:p>
+        </w:tc>
+        <w:tc>
+          <w:tcPr>
+            <w:tcW w:w="3120" w:type="dxa"/>
+          </w:tcPr>
+          <w:p>
+            <w:pPr>
+              <w:spacing w:after="0"/>
+            </w:pPr>
+            <w:r>
+              <w:t xml:space="preserve">Can the conclusion be reconstructed from the record alone?</w:t>
+            </w:r>
+          </w:p>
+        </w:tc>
+        <w:tc>
+          <w:tcPr>
+            <w:tcW w:w="3120" w:type="dxa"/>
+          </w:tcPr>
+          <w:p>
+            <w:pPr>
+              <w:spacing w:after="0"/>
+            </w:pPr>
+            <w:r>
+              <w:t xml:space="preserve">Reasoning cannot be reconstructed</w:t>
+            </w:r>
+          </w:p>
+        </w:tc>
+      </w:tr>
+      <w:tr>
+        <w:tc>
+          <w:tcPr>
+            <w:tcW w:w="3120" w:type="dxa"/>
+          </w:tcPr>
+          <w:p>
+            <w:pPr>
+              <w:spacing w:after="0"/>
+            </w:pPr>
+            <w:r>
+              <w:t xml:space="preserve">Basis identification</w:t>
+            </w:r>
+          </w:p>
+        </w:tc>
+        <w:tc>
+          <w:tcPr>
+            <w:tcW w:w="3120" w:type="dxa"/>
+          </w:tcPr>
+          <w:p>
+            <w:pPr>
+              <w:spacing w:after="0"/>
+            </w:pPr>
+            <w:r>
+              <w:t xml:space="preserve">Can each material claim be sourced?</w:t>
+            </w:r>
+          </w:p>
+        </w:tc>
+        <w:tc>
+          <w:tcPr>
+            <w:tcW w:w="3120" w:type="dxa"/>
+          </w:tcPr>
+          <w:p>
+            <w:pPr>
+              <w:spacing w:after="0"/>
+            </w:pPr>
+            <w:r>
+              <w:t xml:space="preserve">Unsupported characterization</w:t>
+            </w:r>
+          </w:p>
+        </w:tc>
+      </w:tr>
+      <w:tr>
+        <w:tc>
+          <w:tcPr>
+            <w:tcW w:w="3120" w:type="dxa"/>
+          </w:tcPr>
+          <w:p>
+            <w:pPr>
+              <w:spacing w:after="0"/>
+            </w:pPr>
+            <w:r>
+              <w:t xml:space="preserve">Chronological integrity</w:t>
+            </w:r>
+          </w:p>
+        </w:tc>
+        <w:tc>
+          <w:tcPr>
+            <w:tcW w:w="3120" w:type="dxa"/>
+          </w:tcPr>
+          <w:p>
+            <w:pPr>
+              <w:spacing w:after="0"/>
+            </w:pPr>
+            <w:r>
+              <w:t xml:space="preserve">Do dates and sequence reconcile?</w:t>
+            </w:r>
+          </w:p>
+        </w:tc>
+        <w:tc>
+          <w:tcPr>
+            <w:tcW w:w="3120" w:type="dxa"/>
+          </w:tcPr>
+          <w:p>
+            <w:pPr>
+              <w:spacing w:after="0"/>
+            </w:pPr>
+            <w:r>
+              <w:t xml:space="preserve">Contradictory timeline</w:t>
+            </w:r>
+          </w:p>
+        </w:tc>
+      </w:tr>
+      <w:tr>
+        <w:tc>
+          <w:tcPr>
+            <w:tcW w:w="3120" w:type="dxa"/>
+          </w:tcPr>
+          <w:p>
+            <w:pPr>
+              <w:spacing w:after="0"/>
+            </w:pPr>
+            <w:r>
+              <w:t xml:space="preserve">Decision-process traceability</w:t>
+            </w:r>
+          </w:p>
+        </w:tc>
+        <w:tc>
+          <w:tcPr>
+            <w:tcW w:w="3120" w:type="dxa"/>
+          </w:tcPr>
+          <w:p>
+            <w:pPr>
+              <w:spacing w:after="0"/>
+            </w:pPr>
+            <w:r>
+              <w:t xml:space="preserve">Can reasoning and responsibility be followed?</w:t>
+            </w:r>
+          </w:p>
+        </w:tc>
+        <w:tc>
+          <w:tcPr>
+            <w:tcW w:w="3120" w:type="dxa"/>
+          </w:tcPr>
+          <w:p>
+            <w:pPr>
+              <w:spacing w:after="0"/>
+            </w:pPr>
+            <w:r>
+              <w:t xml:space="preserve">Decision path unclear</w:t>
+            </w:r>
+          </w:p>
+        </w:tc>
+      </w:tr>
+      <w:tr>
+        <w:tc>
+          <w:tcPr>
+            <w:tcW w:w="3120" w:type="dxa"/>
+          </w:tcPr>
+          <w:p>
+            <w:pPr>
+              <w:spacing w:after="0"/>
+            </w:pPr>
+            <w:r>
+              <w:t xml:space="preserve">Evidentiary sufficiency</w:t>
+            </w:r>
+          </w:p>
+        </w:tc>
+        <w:tc>
+          <w:tcPr>
+            <w:tcW w:w="3120" w:type="dxa"/>
+          </w:tcPr>
+          <w:p>
+            <w:pPr>
+              <w:spacing w:after="0"/>
+            </w:pPr>
+            <w:r>
+              <w:t xml:space="preserve">Is there enough evidence for the decision?</w:t>
+            </w:r>
+          </w:p>
+        </w:tc>
+        <w:tc>
+          <w:tcPr>
+            <w:tcW w:w="3120" w:type="dxa"/>
+          </w:tcPr>
+          <w:p>
+            <w:pPr>
+              <w:spacing w:after="0"/>
+            </w:pPr>
+            <w:r>
+              <w:t xml:space="preserve">Conclusion exceeds record</w:t>
+            </w:r>
+          </w:p>
+        </w:tc>
+      </w:tr>
+    </w:tbl>
+    <w:p>
+      <w:pPr/>
+      <w:r>
+        <w:t/>
+      </w:r>
+    </w:p>
+    <w:p>
+      <w:pPr>
+        <w:spacing w:after="140"/>
+      </w:pPr>
+      <w:r>
+        <w:rPr>
+          <w:b/>
+        </w:rPr>
+        <w:t xml:space="preserve">Ready:</w:t>
+      </w:r>
+      <w:r>
+        <w:t xml:space="preserve"> all conditions met. </w:t>
+      </w:r>
+      <w:r>
+        <w:rPr>
+          <w:b/>
+        </w:rPr>
+        <w:t xml:space="preserve">Needs work:</w:t>
+      </w:r>
+      <w:r>
+        <w:t xml:space="preserve"> a material condition unmet. </w:t>
+      </w:r>
+      <w:r>
+        <w:rPr>
+          <w:b/>
+        </w:rPr>
+        <w:t xml:space="preserve">Gap:</w:t>
+      </w:r>
+      <w:r>
+        <w:t xml:space="preserve"> the basis is substantially absent.</w:t>
+      </w:r>
+    </w:p>
+    <w:p>
+      <w:pPr>
+        <w:spacing w:after="140"/>
+      </w:pPr>
+      <w:r>
+        <w:t xml:space="preserve">The determination follows from the conditions by rule rather than overall impression. Inter-rater repeatability was not tested in this study.</w:t>
+      </w:r>
+    </w:p>
+    <w:p>
+      <w:pPr>
+        <w:pStyle w:val="Heading2"/>
+        <w:spacing w:after="140"/>
+      </w:pPr>
+      <w:r>
+        <w:t xml:space="preserve">Applying the three reads</w:t>
+      </w:r>
+    </w:p>
+    <w:p>
+      <w:pPr>
+        <w:spacing w:after="140"/>
+      </w:pPr>
+      <w:r>
+        <w:t xml:space="preserve">A record reads </w:t>
       </w:r>
       <w:r>
         <w:rPr>
@@ -220,7 +449,47 @@
         <w:t xml:space="preserve">Ready</w:t>
       </w:r>
       <w:r>
-        <w:t xml:space="preserve">, </w:t>
+        <w:t xml:space="preserve"> when the reasoning survives being read by a stranger: the file</w:t>
+      </w:r>
+    </w:p>
+    <w:p>
+      <w:pPr>
+        <w:spacing w:after="140"/>
+      </w:pPr>
+      <w:r>
+        <w:t xml:space="preserve">states what was alleged, sources each factual claim, shows dates that reconcile, names who</w:t>
+      </w:r>
+    </w:p>
+    <w:p>
+      <w:pPr>
+        <w:spacing w:after="140"/>
+      </w:pPr>
+      <w:r>
+        <w:t xml:space="preserve">decided what and on what basis, and carries enough underlying material for a reader to test</w:t>
+      </w:r>
+    </w:p>
+    <w:p>
+      <w:pPr>
+        <w:spacing w:after="140"/>
+      </w:pPr>
+      <w:r>
+        <w:t xml:space="preserve">the conclusion. In this corpus, Ready records typically quoted the original documentation</w:t>
+      </w:r>
+    </w:p>
+    <w:p>
+      <w:pPr>
+        <w:spacing w:after="140"/>
+      </w:pPr>
+      <w:r>
+        <w:t xml:space="preserve">rather than summarising it.</w:t>
+      </w:r>
+    </w:p>
+    <w:p>
+      <w:pPr>
+        <w:spacing w:after="140"/>
+      </w:pPr>
+      <w:r>
+        <w:t xml:space="preserve">A record reads </w:t>
       </w:r>
       <w:r>
         <w:rPr>
@@ -229,7 +498,39 @@
         <w:t xml:space="preserve">Needs work</w:t>
       </w:r>
       <w:r>
-        <w:t xml:space="preserve">, or </w:t>
+        <w:t xml:space="preserve"> when part of the basis is visible and part is asserted. The</w:t>
+      </w:r>
+    </w:p>
+    <w:p>
+      <w:pPr>
+        <w:spacing w:after="140"/>
+      </w:pPr>
+      <w:r>
+        <w:t xml:space="preserve">narrative is coherent, but at least one material claim traces to nothing a reader can check.</w:t>
+      </w:r>
+    </w:p>
+    <w:p>
+      <w:pPr>
+        <w:spacing w:after="140"/>
+      </w:pPr>
+      <w:r>
+        <w:t xml:space="preserve">The commonest form here was a conclusion about performance or conduct stated confidently,</w:t>
+      </w:r>
+    </w:p>
+    <w:p>
+      <w:pPr>
+        <w:spacing w:after="140"/>
+      </w:pPr>
+      <w:r>
+        <w:t xml:space="preserve">with the underlying observations described only in the drafter's own summary.</w:t>
+      </w:r>
+    </w:p>
+    <w:p>
+      <w:pPr>
+        <w:spacing w:after="140"/>
+      </w:pPr>
+      <w:r>
+        <w:t xml:space="preserve">A record reads </w:t>
       </w:r>
       <w:r>
         <w:rPr>
@@ -238,7 +539,63 @@
         <w:t xml:space="preserve">Gap</w:t>
       </w:r>
       <w:r>
-        <w:t xml:space="preserve">. Where all five pass, the read is Ready. Where any is unmet, the read is lowered. The determination follows from the conditions by rule, not by impression, which is what makes it repeatable between reviewers.</w:t>
+        <w:t xml:space="preserve"> when the basis is not in the file at all: the conclusion is present</w:t>
+      </w:r>
+    </w:p>
+    <w:p>
+      <w:pPr>
+        <w:spacing w:after="140"/>
+      </w:pPr>
+      <w:r>
+        <w:t xml:space="preserve">without the material that produced it. These are rarer and readily identifiable, since the</w:t>
+      </w:r>
+    </w:p>
+    <w:p>
+      <w:pPr>
+        <w:spacing w:after="140"/>
+      </w:pPr>
+      <w:r>
+        <w:t xml:space="preserve">record asserts an outcome and offers nothing behind it.</w:t>
+      </w:r>
+    </w:p>
+    <w:p>
+      <w:pPr>
+        <w:spacing w:after="140"/>
+      </w:pPr>
+      <w:r>
+        <w:t xml:space="preserve">For AI-assisted drafting, Needs work may be the more difficult failure mode to detect. A Gap</w:t>
+      </w:r>
+    </w:p>
+    <w:p>
+      <w:pPr>
+        <w:spacing w:after="140"/>
+      </w:pPr>
+      <w:r>
+        <w:t xml:space="preserve">record looks thin to anyone who opens it. A Needs work record can read well, follow the</w:t>
+      </w:r>
+    </w:p>
+    <w:p>
+      <w:pPr>
+        <w:spacing w:after="140"/>
+      </w:pPr>
+      <w:r>
+        <w:t xml:space="preserve">template and still contain material claims that cannot be independently checked, which can</w:t>
+      </w:r>
+    </w:p>
+    <w:p>
+      <w:pPr>
+        <w:spacing w:after="140"/>
+      </w:pPr>
+      <w:r>
+        <w:t xml:space="preserve">make it harder to detect during routine file-by-file review and more consequential when the</w:t>
+      </w:r>
+    </w:p>
+    <w:p>
+      <w:pPr>
+        <w:spacing w:after="140"/>
+      </w:pPr>
+      <w:r>
+        <w:t xml:space="preserve">record is later examined.</w:t>
       </w:r>
     </w:p>
     <w:p>
@@ -247,184 +604,79 @@
         <w:spacing w:after="140"/>
       </w:pPr>
       <w:r>
-        <w:t xml:space="preserve">What the three reads look like on paper</w:t>
-      </w:r>
-    </w:p>
-    <w:p>
-      <w:pPr>
-        <w:spacing w:after="140"/>
-      </w:pPr>
-      <w:r>
-        <w:t xml:space="preserve">The distinction is easier to apply than to describe, so it is worth making concrete.</w:t>
-      </w:r>
-    </w:p>
-    <w:p>
-      <w:pPr>
-        <w:spacing w:after="140"/>
-      </w:pPr>
-      <w:r>
-        <w:t xml:space="preserve">A record reads </w:t>
-      </w:r>
-      <w:r>
-        <w:rPr>
-          <w:b/>
-        </w:rPr>
-        <w:t xml:space="preserve">Ready</w:t>
-      </w:r>
-      <w:r>
-        <w:t xml:space="preserve"> when the reasoning survives being read by a stranger. The file</w:t>
-      </w:r>
-    </w:p>
-    <w:p>
-      <w:pPr>
-        <w:spacing w:after="140"/>
-      </w:pPr>
-      <w:r>
-        <w:t xml:space="preserve">states what was alleged, identifies where each factual claim came from, shows the sequence</w:t>
-      </w:r>
-    </w:p>
-    <w:p>
-      <w:pPr>
-        <w:spacing w:after="140"/>
-      </w:pPr>
-      <w:r>
-        <w:t xml:space="preserve">of events with dates that reconcile, names who decided what and on what basis, and carries</w:t>
-      </w:r>
-    </w:p>
-    <w:p>
-      <w:pPr>
-        <w:spacing w:after="140"/>
-      </w:pPr>
-      <w:r>
-        <w:t xml:space="preserve">enough underlying material that a reader can test the conclusion rather than take it on</w:t>
-      </w:r>
-    </w:p>
-    <w:p>
-      <w:pPr>
-        <w:spacing w:after="140"/>
-      </w:pPr>
-      <w:r>
-        <w:t xml:space="preserve">trust. In the corpus, Ready records typically quoted the original documentation rather than</w:t>
-      </w:r>
-    </w:p>
-    <w:p>
-      <w:pPr>
-        <w:spacing w:after="140"/>
-      </w:pPr>
-      <w:r>
-        <w:t xml:space="preserve">summarising it.</w:t>
-      </w:r>
-    </w:p>
-    <w:p>
-      <w:pPr>
-        <w:spacing w:after="140"/>
-      </w:pPr>
-      <w:r>
-        <w:t xml:space="preserve">A record reads </w:t>
-      </w:r>
-      <w:r>
-        <w:rPr>
-          <w:b/>
-        </w:rPr>
-        <w:t xml:space="preserve">Needs work</w:t>
-      </w:r>
-      <w:r>
-        <w:t xml:space="preserve"> when part of the basis is visible and part is asserted. The</w:t>
-      </w:r>
-    </w:p>
-    <w:p>
-      <w:pPr>
-        <w:spacing w:after="140"/>
-      </w:pPr>
-      <w:r>
-        <w:t xml:space="preserve">narrative is coherent, but at least one material claim traces to nothing a reader can check.</w:t>
-      </w:r>
-    </w:p>
-    <w:p>
-      <w:pPr>
-        <w:spacing w:after="140"/>
-      </w:pPr>
-      <w:r>
-        <w:t xml:space="preserve">The commonest form in this corpus was a conclusion about performance or conduct stated</w:t>
-      </w:r>
-    </w:p>
-    <w:p>
-      <w:pPr>
-        <w:spacing w:after="140"/>
-      </w:pPr>
-      <w:r>
-        <w:t xml:space="preserve">confidently, with the underlying observations described only in the drafter's own summary.</w:t>
-      </w:r>
-    </w:p>
-    <w:p>
-      <w:pPr>
-        <w:spacing w:after="140"/>
-      </w:pPr>
-      <w:r>
-        <w:t xml:space="preserve">A record reads </w:t>
-      </w:r>
-      <w:r>
-        <w:rPr>
-          <w:b/>
-        </w:rPr>
-        <w:t xml:space="preserve">Gap</w:t>
-      </w:r>
-      <w:r>
-        <w:t xml:space="preserve"> when the basis is not in the file at all. The conclusion is present.</w:t>
-      </w:r>
-    </w:p>
-    <w:p>
-      <w:pPr>
-        <w:spacing w:after="140"/>
-      </w:pPr>
-      <w:r>
-        <w:t xml:space="preserve">What produced it is not. These are rarer and they are unmistakable once seen: the record</w:t>
-      </w:r>
-    </w:p>
-    <w:p>
-      <w:pPr>
-        <w:spacing w:after="140"/>
-      </w:pPr>
-      <w:r>
-        <w:t xml:space="preserve">asserts an outcome and offers nothing behind it.</w:t>
-      </w:r>
-    </w:p>
-    <w:p>
-      <w:pPr>
-        <w:spacing w:after="140"/>
-      </w:pPr>
-      <w:r>
-        <w:rPr>
-          <w:b/>
-        </w:rPr>
-        <w:t xml:space="preserve">The failure mode that matters most for AI-assisted drafting is Needs work, not Gap.</w:t>
-      </w:r>
-      <w:r>
-        <w:t xml:space="preserve"> A Gap</w:t>
-      </w:r>
-    </w:p>
-    <w:p>
-      <w:pPr>
-        <w:spacing w:after="140"/>
-      </w:pPr>
-      <w:r>
-        <w:t xml:space="preserve">record looks thin to anybody who opens it. A Needs work record reads well, follows the</w:t>
-      </w:r>
-    </w:p>
-    <w:p>
-      <w:pPr>
-        <w:spacing w:after="140"/>
-      </w:pPr>
-      <w:r>
-        <w:t xml:space="preserve">template, and passes a file-by-file review, which is precisely why it survives internal</w:t>
-      </w:r>
-    </w:p>
-    <w:p>
-      <w:pPr>
-        <w:spacing w:after="140"/>
-      </w:pPr>
-      <w:r>
-        <w:t xml:space="preserve">checks and then fails under examination.</w:t>
+        <w:t xml:space="preserve">What was tested</w:t>
+      </w:r>
+    </w:p>
+    <w:p>
+      <w:pPr>
+        <w:spacing w:after="140"/>
+      </w:pPr>
+      <w:r>
+        <w:t xml:space="preserve">Twenty-two adjudicated employment and labour matters, from 22 distinct public sources, across three jurisdictional systems: United States Supreme Court decisions, United States Federal Labor Relations Authority decisions, and United Kingdom Employment Tribunal judgments.</w:t>
+      </w:r>
+      <w:r>
+        <w:rPr>
+          <w:vertAlign w:val="superscript"/>
+        </w:rPr>
+        <w:t xml:space="preserve">1</w:t>
+      </w:r>
+    </w:p>
+    <w:p>
+      <w:pPr>
+        <w:spacing w:after="140"/>
+      </w:pPr>
+      <w:r>
+        <w:t xml:space="preserve">For each case, a practising employment specialist read the employer's record as it appeared in the decision and applied the five conditions. The review classification was recorded before the documented outcome was consulted. The outcome and supporting citation were then entered from the published decision.</w:t>
+      </w:r>
+      <w:r>
+        <w:rPr>
+          <w:vertAlign w:val="superscript"/>
+        </w:rPr>
+        <w:t xml:space="preserve">2</w:t>
+      </w:r>
+    </w:p>
+    <w:p>
+      <w:pPr>
+        <w:spacing w:after="140"/>
+      </w:pPr>
+      <w:r>
+        <w:rPr>
+          <w:b/>
+        </w:rPr>
+        <w:t xml:space="preserve">That design carries a circularity objection, and it is the first thing a careful reader should raise.</w:t>
+      </w:r>
+      <w:r>
+        <w:t xml:space="preserve"> The employer's record was read as it appears inside the adjudicated decision, and that decision both narrates the outcome and characterises the employer's evidence, so the reviewer worked from a source already containing the outcome being assessed. The database stores one timestamp per case rather than two, so the ordering rests on the protocol rather than a system record.</w:t>
+      </w:r>
+    </w:p>
+    <w:p>
+      <w:pPr>
+        <w:spacing w:after="140"/>
+      </w:pPr>
+      <w:r>
+        <w:rPr>
+          <w:b/>
+        </w:rPr>
+        <w:t xml:space="preserve">The objection is not answered here and must not be treated as answered.</w:t>
+      </w:r>
+      <w:r>
+        <w:t xml:space="preserve"> The association is consistent with a documentation deficiency an adjudicator also noticed, and equally consistent with reviewer influence from information in the decision. Separating those requires a design this study did not use: independent timestamping of the two steps, a second blinded reader, or employer records obtained before adjudication.</w:t>
+      </w:r>
+    </w:p>
+    <w:p>
+      <w:pPr>
+        <w:spacing w:after="140"/>
+      </w:pPr>
+      <w:r>
+        <w:t xml:space="preserve">This is a single-practitioner field pilot: one qualified specialist, one caseload, applied inside an ordinary workload. The findings are reported at that level.</w:t>
+      </w:r>
+    </w:p>
+    <w:p>
+      <w:pPr>
+        <w:spacing w:after="140"/>
+      </w:pPr>
+      <w:r>
+        <w:t xml:space="preserve">The reads came out at 13 Ready, 6 Needs work, 3 Gap. The outcomes came out at 7 sustained, 7 that did not survive review, 6 contested with no recorded disposition, and 2 adverse audit or compliance findings.</w:t>
       </w:r>
     </w:p>
     <w:p>
@@ -433,84 +685,6 @@
         <w:spacing w:after="140"/>
       </w:pPr>
       <w:r>
-        <w:t xml:space="preserve">What was tested</w:t>
-      </w:r>
-    </w:p>
-    <w:p>
-      <w:pPr>
-        <w:spacing w:after="140"/>
-      </w:pPr>
-      <w:r>
-        <w:t xml:space="preserve">Twenty-two adjudicated employment and labour matters, from 22 distinct public sources, across three jurisdictional systems: United States Supreme Court decisions, United States Federal Labor Relations Authority decisions, and United Kingdom Employment Tribunal judgments. Cases were collected between 22 June and 29 July 2026 and the set closed at 22.</w:t>
-      </w:r>
-    </w:p>
-    <w:p>
-      <w:pPr>
-        <w:spacing w:after="140"/>
-      </w:pPr>
-      <w:r>
-        <w:t xml:space="preserve">For each case, a practising employment specialist read the employer's record as it appeared in the decision, applied the five conditions, and recorded the result. The documented outcome and citation were recorded afterwards, from the source.</w:t>
-      </w:r>
-    </w:p>
-    <w:p>
-      <w:pPr>
-        <w:spacing w:after="140"/>
-      </w:pPr>
-      <w:r>
-        <w:rPr>
-          <w:b/>
-        </w:rPr>
-        <w:t xml:space="preserve">That design carries a circularity objection, and it is the first thing a careful reader should raise.</w:t>
-      </w:r>
-      <w:r>
-        <w:t xml:space="preserve"> The employer's record was read as it appears inside the adjudicated decision, and the decision both narrates the outcome and characterises the employer's evidence, so the reviewer worked from a source already containing the thing being predicted. The protocol required the read to be recorded before the outcome was consulted, but the database stores one timestamp per case rather than two, so the ordering rests on the protocol rather than a system record.</w:t>
-      </w:r>
-    </w:p>
-    <w:p>
-      <w:pPr>
-        <w:spacing w:after="140"/>
-      </w:pPr>
-      <w:r>
-        <w:rPr>
-          <w:b/>
-        </w:rPr>
-        <w:t xml:space="preserve">The objection is not answered here and must not be treated as answered.</w:t>
-      </w:r>
-      <w:r>
-        <w:t xml:space="preserve"> The association is consistent with a documentation deficiency an adjudicator also noticed, and equally consistent with a reviewer influenced by framing she could not unsee. </w:t>
-      </w:r>
-      <w:r>
-        <w:rPr>
-          <w:b/>
-        </w:rPr>
-        <w:t xml:space="preserve">Separating those requires a design this study did not use</w:t>
-      </w:r>
-      <w:r>
-        <w:t xml:space="preserve">: independent timestamping of the two steps, a second blinded reader, or employer records obtained before any adjudication.</w:t>
-      </w:r>
-    </w:p>
-    <w:p>
-      <w:pPr>
-        <w:spacing w:after="140"/>
-      </w:pPr>
-      <w:r>
-        <w:t xml:space="preserve">This is a single-practitioner field pilot: one qualified specialist, one caseload, applied inside an ordinary workload. That is what the study is and the findings are reported at that level.</w:t>
-      </w:r>
-    </w:p>
-    <w:p>
-      <w:pPr>
-        <w:spacing w:after="140"/>
-      </w:pPr>
-      <w:r>
-        <w:t xml:space="preserve">The reads came out at 13 Ready, 6 Needs work, 3 Gap. The outcomes came out at 7 sustained, 7 that did not survive review, 6 contested with no recorded disposition, and 2 adverse audit or compliance findings.</w:t>
-      </w:r>
-    </w:p>
-    <w:p>
-      <w:pPr>
-        <w:pStyle w:val="Heading2"/>
-        <w:spacing w:after="140"/>
-      </w:pPr>
-      <w:r>
         <w:t xml:space="preserve">What was found</w:t>
       </w:r>
     </w:p>
@@ -519,7 +693,7 @@
         <w:spacing w:after="140"/>
       </w:pPr>
       <w:r>
-        <w:t xml:space="preserve">Grouping Needs work with Gap, because both describe a record whose basis is incomplete, and treating an adverse finding as a matter that did not survive review or drew an adverse audit finding:</w:t>
+        <w:t xml:space="preserve">Needs work and Gap are grouped, since both describe a record whose basis is incomplete. An adverse finding means a matter that did not survive review or drew an adverse audit finding.</w:t>
       </w:r>
     </w:p>
     <w:tbl>
@@ -724,46 +898,37 @@
         <w:t xml:space="preserve">p = 0.0073</w:t>
       </w:r>
       <w:r>
-        <w:t xml:space="preserve">.&lt;sup&gt;1&lt;/sup&gt;</w:t>
-      </w:r>
-    </w:p>
-    <w:p>
-      <w:pPr>
-        <w:spacing w:after="140"/>
-      </w:pPr>
-      <w:r>
-        <w:t xml:space="preserve">Records read as incomplete, before anyone knew how they resolved, went on to draw an adverse finding roughly five times as often as records that passed.</w:t>
-      </w:r>
-    </w:p>
-    <w:p>
-      <w:pPr>
-        <w:spacing w:after="140"/>
-      </w:pPr>
-      <w:r>
-        <w:rPr>
-          <w:b/>
-        </w:rPr>
-        <w:t xml:space="preserve">One number does not tell the whole story, and the article would be worse if it stopped here.</w:t>
-      </w:r>
-      <w:r>
-        <w:t xml:space="preserve"> The result depends on how an adverse outcome is defined, and no rule for defining it was fixed before the data closed. Restricting to the 16 matters with a resolved disposition and asking only whether the employer's position was sustained gives p = 0.041. Taking all 22 and counting an unresolved contest as not sustained gives p = 0.165, which is not significant.</w:t>
-      </w:r>
-    </w:p>
-    <w:p>
-      <w:pPr>
-        <w:spacing w:after="140"/>
-      </w:pPr>
-      <w:r>
-        <w:t xml:space="preserve">All three point the same way. Two of the three reach significance. </w:t>
-      </w:r>
-      <w:r>
-        <w:rPr>
-          <w:b/>
-        </w:rPr>
-        <w:t xml:space="preserve">The honest summary is that the association is strong enough to be worth acting on as a control signal and not settled enough to be called a predictive finding.</w:t>
-      </w:r>
-      <w:r>
-        <w:t xml:space="preserve"> How to treat a contested matter with no recorded disposition is a question about employment adjudication rather than about this dataset, and it should be fixed in a protocol before the next set is read.</w:t>
+        <w:t xml:space="preserve">.</w:t>
+      </w:r>
+      <w:r>
+        <w:rPr>
+          <w:vertAlign w:val="superscript"/>
+        </w:rPr>
+        <w:t xml:space="preserve">3</w:t>
+      </w:r>
+    </w:p>
+    <w:p>
+      <w:pPr>
+        <w:spacing w:after="140"/>
+      </w:pPr>
+      <w:r>
+        <w:t xml:space="preserve">Records classified as incomplete were associated with an adverse finding in 77.8 percent of cases, compared with 15.4 percent of records classified as Ready.</w:t>
+      </w:r>
+    </w:p>
+    <w:p>
+      <w:pPr>
+        <w:spacing w:after="140"/>
+      </w:pPr>
+      <w:r>
+        <w:t xml:space="preserve">The result depends on how an adverse outcome is defined, and no rule for defining it was fixed before the data closed. Restricting to the 16 matters with a resolved disposition and asking only whether the employer's position was sustained gives p = 0.041. Counting an unresolved contest as not sustained across all 22 gives p = 0.165, which is not significant.</w:t>
+      </w:r>
+    </w:p>
+    <w:p>
+      <w:pPr>
+        <w:spacing w:after="140"/>
+      </w:pPr>
+      <w:r>
+        <w:t xml:space="preserve">The direction of the association is unchanged across the three specifications, but the statistical result depends materially on how unresolved matters are treated. The evidence therefore supports treating the finding as a control signal rather than as evidence of predictive validity. How to treat a contested matter with no recorded disposition is a question about employment adjudication rather than about this dataset, and it should be fixed in a protocol before the next set is read.</w:t>
       </w:r>
     </w:p>
     <w:p>
@@ -788,32 +953,32 @@
         <w:spacing w:after="140"/>
       </w:pPr>
       <w:r>
-        <w:t xml:space="preserve">The same review was applied by a different practitioner to 32 public-records determinations. In that corpus it did not track outcomes at all.</w:t>
-      </w:r>
-    </w:p>
-    <w:p>
-      <w:pPr>
-        <w:spacing w:after="140"/>
-      </w:pPr>
-      <w:r>
-        <w:t xml:space="preserve">The reason is instructive for anyone designing a control test. Freedom-of-information determinations reach publication because a legal question was live, not because the file was thin. Fifteen of the 20 resolved determinations in that corpus did not survive, a rate set by the publication process rather than by how those agencies documented. The employment corpus is not filtered that way, and its outcomes are close to evenly split.</w:t>
-      </w:r>
-    </w:p>
-    <w:p>
-      <w:pPr>
-        <w:spacing w:after="140"/>
-      </w:pPr>
-      <w:r>
-        <w:t xml:space="preserve">A formal test of homogeneity shows the two results do not differ significantly from each other.&lt;sup&gt;2&lt;/sup&gt; </w:t>
-      </w:r>
-      <w:r>
-        <w:rPr>
-          <w:b/>
-        </w:rPr>
-        <w:t xml:space="preserve">The corpus where the review appeared to work and the corpus where it did not are statistically consistent.</w:t>
-      </w:r>
-      <w:r>
-        <w:t xml:space="preserve"> What separates them is what got each set of records published, which is exactly the kind of selection effect that makes a control look effective in one population and inert in another.</w:t>
+        <w:t xml:space="preserve">The same review was applied by a different practitioner to 32 public-records determinations, where it did not track outcomes at all.</w:t>
+      </w:r>
+    </w:p>
+    <w:p>
+      <w:pPr>
+        <w:spacing w:after="140"/>
+      </w:pPr>
+      <w:r>
+        <w:t xml:space="preserve">Freedom-of-information determinations reach publication because a legal question was live, not because the file was thin. Fifteen of the 20 resolved determinations there did not survive, a rate set by the publication process rather than by how those agencies documented. The employment corpus is not filtered that way, and its outcomes are close to evenly split.</w:t>
+      </w:r>
+    </w:p>
+    <w:p>
+      <w:pPr>
+        <w:spacing w:after="140"/>
+      </w:pPr>
+      <w:r>
+        <w:t xml:space="preserve">A formal test of homogeneity shows the two results do not differ significantly from each other.</w:t>
+      </w:r>
+      <w:r>
+        <w:rPr>
+          <w:vertAlign w:val="superscript"/>
+        </w:rPr>
+        <w:t xml:space="preserve">4</w:t>
+      </w:r>
+      <w:r>
+        <w:t xml:space="preserve"> The difference illustrates how publication and selection processes can influence an outcome-based test of a documentation control.</w:t>
       </w:r>
     </w:p>
     <w:p>
@@ -830,49 +995,49 @@
         <w:spacing w:after="140"/>
       </w:pPr>
       <w:r>
-        <w:t xml:space="preserve">Internal audit and financial-crime work test records the way litigation does, only sooner and more often. An examiner reads the file and asks whether its stated basis can be rebuilt from the record itself. That is the same question the review asks, put before the examiner arrives rather than after.</w:t>
-      </w:r>
-    </w:p>
-    <w:p>
-      <w:pPr>
-        <w:spacing w:after="140"/>
-      </w:pPr>
-      <w:r>
-        <w:t xml:space="preserve">Three failure patterns recur, and each maps to a specific way AI-assisted drafting introduces the risk. </w:t>
-      </w:r>
-      <w:r>
-        <w:rPr>
-          <w:b/>
-        </w:rPr>
-        <w:t xml:space="preserve">They are described here as general patterns in audit and investigations practice. They are not drawn from, and do not describe, any client engagement, examination, or the records of any organisation.</w:t>
-      </w:r>
-    </w:p>
-    <w:p>
-      <w:pPr>
-        <w:spacing w:after="140"/>
-      </w:pPr>
-      <w:r>
-        <w:rPr>
-          <w:b/>
-        </w:rPr>
-        <w:t xml:space="preserve">Manager convenience.</w:t>
-      </w:r>
-      <w:r>
-        <w:t xml:space="preserve"> A decision is challenged and the organisation cannot produce underlying documentation beyond the drafted narrative. The source material, the logs, communications and measurable observations that would have supported the conclusion, was never attached, because the narrative read as complete without it. In discovery or audit the absence of source material becomes the central issue and shifts the burden onto the organisation: a sound decision now has to be defended without the evidence that made it sound.</w:t>
-      </w:r>
-    </w:p>
-    <w:p>
-      <w:pPr>
-        <w:spacing w:after="140"/>
-      </w:pPr>
-      <w:r>
-        <w:rPr>
-          <w:b/>
-        </w:rPr>
-        <w:t xml:space="preserve">Compliance washing.</w:t>
-      </w:r>
-      <w:r>
-        <w:t xml:space="preserve"> A file uses the correct terminology and follows the template exactly, while every substantive claim rests on drafted phrasing rather than documented observation. Read one at a time, each file looks compliant. Read across a population, the same fluent, evidence-free construction repeats, and what looked like isolated polish reads as a systemic control weakness. This is the pattern examiners escalate, because it suggests the control environment produced the appearance of documentation rather than the substance.</w:t>
+        <w:t xml:space="preserve">Internal audit, compliance and financial-crime functions may encounter the same underlying problem before litigation: whether the record supports the conclusion it presents. That is the question the review asks, put before the examiner arrives rather than after.</w:t>
+      </w:r>
+    </w:p>
+    <w:p>
+      <w:pPr>
+        <w:spacing w:after="140"/>
+      </w:pPr>
+      <w:r>
+        <w:t xml:space="preserve">Three failure patterns recur, each mapping to a way AI-assisted drafting can introduce the risk. </w:t>
+      </w:r>
+      <w:r>
+        <w:rPr>
+          <w:b/>
+        </w:rPr>
+        <w:t xml:space="preserve">They are general patterns in audit and investigations practice. They are not drawn from, and do not describe, any client engagement, examination, or the records of any organisation.</w:t>
+      </w:r>
+    </w:p>
+    <w:p>
+      <w:pPr>
+        <w:spacing w:after="140"/>
+      </w:pPr>
+      <w:r>
+        <w:rPr>
+          <w:b/>
+        </w:rPr>
+        <w:t xml:space="preserve">Narrative substitution.</w:t>
+      </w:r>
+      <w:r>
+        <w:t xml:space="preserve"> A decision is challenged and the organisation cannot produce underlying documentation beyond the drafted narrative. The source material that would have supported the conclusion, such as logs, communications and measurable observations, was never attached because the narrative read as complete without it. In discovery or audit the absence of that material becomes the central issue, and a sound decision has to be defended without the evidence that made it sound.</w:t>
+      </w:r>
+    </w:p>
+    <w:p>
+      <w:pPr>
+        <w:spacing w:after="140"/>
+      </w:pPr>
+      <w:r>
+        <w:rPr>
+          <w:b/>
+        </w:rPr>
+        <w:t xml:space="preserve">Patterned compliance.</w:t>
+      </w:r>
+      <w:r>
+        <w:t xml:space="preserve"> A file uses the correct terminology and follows the template exactly, while every substantive claim rests on drafted phrasing rather than documented observation. Examined individually each file looks compliant; examined across a population the same fluent, evidence-free construction repeats. At population level this can indicate a broader control weakness requiring further examination, since it suggests the control environment produced the appearance of documentation rather than the substance.</w:t>
       </w:r>
     </w:p>
     <w:p>
@@ -886,15 +1051,15 @@
         <w:t xml:space="preserve">No second-line review.</w:t>
       </w:r>
       <w:r>
-        <w:t xml:space="preserve"> A record moves from a manager's draft into the system of record without independent review, leaving no documented check on the reasoning. The missing control is invisible in any single file and obvious across the process: nothing shows that a second person tested the basis before it became official. Under examination the absence of a review step undermines the credibility of the whole process, not just the one decision.</w:t>
-      </w:r>
-    </w:p>
-    <w:p>
-      <w:pPr>
-        <w:spacing w:after="140"/>
-      </w:pPr>
-      <w:r>
-        <w:t xml:space="preserve">In audit terms the review functions as a record-level control test with a testable pass condition. A file that fails it is not necessarily a wrong decision. It is an exposure, and it is one that can be found and remediated inside the workflow rather than in a deposition. That is what makes documentation quality usable as a first-line and second-line check rather than a matter of style.</w:t>
+        <w:t xml:space="preserve"> A record moves from a manager's draft into the system of record without independent review, leaving no documented check on the reasoning. Nothing shows that a second person tested the basis before it became official. Under examination the absence of a review step affects the credibility of the wider process rather than that single decision.</w:t>
+      </w:r>
+    </w:p>
+    <w:p>
+      <w:pPr>
+        <w:spacing w:after="140"/>
+      </w:pPr>
+      <w:r>
+        <w:t xml:space="preserve">In audit terms the review functions as a record-level control test with a testable pass condition. A file that fails it is not necessarily a wrong decision, but it is an exposure that can be remediated inside the workflow rather than in a deposition. That is what makes documentation quality usable as a control rather than a matter of style.</w:t>
       </w:r>
     </w:p>
     <w:p>
@@ -929,7 +1094,7 @@
         <w:t xml:space="preserve">Anchor every material claim to independently verifiable source evidence</w:t>
       </w:r>
       <w:r>
-        <w:t xml:space="preserve"> that existed before drafting: logs, communications, measurable data. Not to a drafted assertion alone.</w:t>
+        <w:t xml:space="preserve"> that existed before drafting, such as logs, communications and measurable data, rather than to a drafted assertion.</w:t>
       </w:r>
     </w:p>
     <w:p>
@@ -965,7 +1130,7 @@
         <w:t xml:space="preserve">Eliminate proxy language.</w:t>
       </w:r>
       <w:r>
-        <w:t xml:space="preserve"> Describe observable conduct rather than interpretation. Repeated subjective descriptors can function as pattern evidence in discrimination claims once a population of files is read side by side.</w:t>
+        <w:t xml:space="preserve"> Describe observable conduct rather than interpretation. Repeated subjective descriptors can warrant further review for potential bias or discrimination risk when a population of files is examined side by side.</w:t>
       </w:r>
     </w:p>
     <w:p>
@@ -983,15 +1148,15 @@
         <w:t xml:space="preserve">Keep drafting inside approved, auditable systems.</w:t>
       </w:r>
       <w:r>
-        <w:t xml:space="preserve"> The larger exposure is not AI use. It is untracked AI use.</w:t>
-      </w:r>
-    </w:p>
-    <w:p>
-      <w:pPr>
-        <w:spacing w:after="140"/>
-      </w:pPr>
-      <w:r>
-        <w:t xml:space="preserve">Three indicators make the set measurable on a sample, flag and remediate cadence: the percentage of claims supported by documented evidence, the rate of claims lacking documentation, and the frequency of subjective language across files and authors. These behave as early-warning signals of legal and compliance exposure rather than as a documentation-tidiness score.</w:t>
+        <w:t xml:space="preserve"> The governance concern is not AI use itself, but AI use that cannot be identified, reviewed or reconstructed.</w:t>
+      </w:r>
+    </w:p>
+    <w:p>
+      <w:pPr>
+        <w:spacing w:after="140"/>
+      </w:pPr>
+      <w:r>
+        <w:t xml:space="preserve">Three indicators make the set measurable on a sample, flag and remediate cadence: the percentage of claims supported by documented evidence, the rate of claims lacking documentation, and the frequency of subjective language across files and authors. These are operational indicators of documentation weakness that can help identify potential legal or compliance exposure, rather than a documentation-tidiness score.</w:t>
       </w:r>
     </w:p>
     <w:p>
@@ -1022,23 +1187,15 @@
         <w:t xml:space="preserve">Where does it sit in three lines of defence?</w:t>
       </w:r>
       <w:r>
-        <w:t xml:space="preserve"> The review is cheapest to apply before a</w:t>
-      </w:r>
-    </w:p>
-    <w:p>
-      <w:pPr>
-        <w:spacing w:after="140"/>
-      </w:pPr>
-      <w:r>
-        <w:t xml:space="preserve">record is finalised and most expensive afterwards, so its preventive value sits at the first</w:t>
-      </w:r>
-    </w:p>
-    <w:p>
-      <w:pPr>
-        <w:spacing w:after="140"/>
-      </w:pPr>
-      <w:r>
-        <w:t xml:space="preserve">line as a self-check by the drafter and at the second line as a sampling control by</w:t>
+        <w:t xml:space="preserve"> The review is cheapest to apply before a record is finalised, so its preventive value sits</w:t>
+      </w:r>
+    </w:p>
+    <w:p>
+      <w:pPr>
+        <w:spacing w:after="140"/>
+      </w:pPr>
+      <w:r>
+        <w:t xml:space="preserve">at the first line as a drafter self-check and at the second line as a sampling control by</w:t>
       </w:r>
     </w:p>
     <w:p>
@@ -1054,55 +1211,63 @@
         <w:spacing w:after="140"/>
       </w:pPr>
       <w:r>
-        <w:t xml:space="preserve">**That is not an argument that internal audit has no role, and the third line arguably has</w:t>
-      </w:r>
-    </w:p>
-    <w:p>
-      <w:pPr>
-        <w:spacing w:after="140"/>
-      </w:pPr>
-      <w:r>
-        <w:t xml:space="preserve">the most useful one.** Applied to a population of closed files, the same five conditions</w:t>
-      </w:r>
-    </w:p>
-    <w:p>
-      <w:pPr>
-        <w:spacing w:after="140"/>
-      </w:pPr>
-      <w:r>
-        <w:t xml:space="preserve">yield a measured rate of records that cannot carry their own reasoning, broken out by</w:t>
-      </w:r>
-    </w:p>
-    <w:p>
-      <w:pPr>
-        <w:spacing w:after="140"/>
-      </w:pPr>
-      <w:r>
-        <w:t xml:space="preserve">decision type and business unit. That is a finding about the control environment rather than</w:t>
-      </w:r>
-    </w:p>
-    <w:p>
-      <w:pPr>
-        <w:spacing w:after="140"/>
-      </w:pPr>
-      <w:r>
-        <w:t xml:space="preserve">any individual file, and it is what justifies putting a preventive check in place at all.</w:t>
-      </w:r>
-    </w:p>
-    <w:p>
-      <w:pPr>
-        <w:spacing w:after="140"/>
-      </w:pPr>
-      <w:r>
-        <w:t xml:space="preserve">**Third-line application is diagnostic, first and second-line application is preventive, and</w:t>
-      </w:r>
-    </w:p>
-    <w:p>
-      <w:pPr>
-        <w:spacing w:after="140"/>
-      </w:pPr>
-      <w:r>
-        <w:t xml:space="preserve">the diagnosis usually comes first.**</w:t>
+        <w:t xml:space="preserve">That is not an argument that internal audit has no role, and the third line arguably has the</w:t>
+      </w:r>
+    </w:p>
+    <w:p>
+      <w:pPr>
+        <w:spacing w:after="140"/>
+      </w:pPr>
+      <w:r>
+        <w:t xml:space="preserve">most useful one. Applied to a population of closed files, the five conditions yield a</w:t>
+      </w:r>
+    </w:p>
+    <w:p>
+      <w:pPr>
+        <w:spacing w:after="140"/>
+      </w:pPr>
+      <w:r>
+        <w:t xml:space="preserve">measured rate of records that cannot carry their own reasoning, broken out by decision type</w:t>
+      </w:r>
+    </w:p>
+    <w:p>
+      <w:pPr>
+        <w:spacing w:after="140"/>
+      </w:pPr>
+      <w:r>
+        <w:t xml:space="preserve">and business unit. That is a finding about the control environment rather than any individual</w:t>
+      </w:r>
+    </w:p>
+    <w:p>
+      <w:pPr>
+        <w:spacing w:after="140"/>
+      </w:pPr>
+      <w:r>
+        <w:t xml:space="preserve">file, and it is what justifies a preventive check at all.</w:t>
+      </w:r>
+    </w:p>
+    <w:p>
+      <w:pPr>
+        <w:spacing w:after="140"/>
+      </w:pPr>
+      <w:r>
+        <w:t xml:space="preserve">In practice, third-line testing is primarily diagnostic, while first and second-line</w:t>
+      </w:r>
+    </w:p>
+    <w:p>
+      <w:pPr>
+        <w:spacing w:after="140"/>
+      </w:pPr>
+      <w:r>
+        <w:t xml:space="preserve">application is primarily preventive. A population-level diagnosis can then inform where</w:t>
+      </w:r>
+    </w:p>
+    <w:p>
+      <w:pPr>
+        <w:spacing w:after="140"/>
+      </w:pPr>
+      <w:r>
+        <w:t xml:space="preserve">preventive controls should be strengthened.</w:t>
       </w:r>
     </w:p>
     <w:p>
@@ -1116,49 +1281,23 @@
         <w:t xml:space="preserve">What sample size?</w:t>
       </w:r>
       <w:r>
-        <w:t xml:space="preserve"> </w:t>
-      </w:r>
-      <w:r>
-        <w:rPr>
-          <w:b/>
-        </w:rPr>
-        <w:t xml:space="preserve">Not 22, and this study cannot derive one.</w:t>
-      </w:r>
-      <w:r>
-        <w:t xml:space="preserve"> Twenty-two was the entire</w:t>
-      </w:r>
-    </w:p>
-    <w:p>
-      <w:pPr>
-        <w:spacing w:after="140"/>
-      </w:pPr>
-      <w:r>
-        <w:t xml:space="preserve">corpus, not a sample drawn from a defined population against a stated tolerable error and</w:t>
-      </w:r>
-    </w:p>
-    <w:p>
-      <w:pPr>
-        <w:spacing w:after="140"/>
-      </w:pPr>
-      <w:r>
-        <w:t xml:space="preserve">confidence level, so it supports no inference about how many records a periodic control</w:t>
-      </w:r>
-    </w:p>
-    <w:p>
-      <w:pPr>
-        <w:spacing w:after="140"/>
-      </w:pPr>
-      <w:r>
-        <w:t xml:space="preserve">should examine. </w:t>
-      </w:r>
-      <w:r>
-        <w:rPr>
-          <w:b/>
-        </w:rPr>
-        <w:t xml:space="preserve">Build the sampling plan the ordinary way</w:t>
-      </w:r>
-      <w:r>
-        <w:t xml:space="preserve">, from the population of</w:t>
+        <w:t xml:space="preserve"> This study cannot establish a periodic control sample size. The 22</w:t>
+      </w:r>
+    </w:p>
+    <w:p>
+      <w:pPr>
+        <w:spacing w:after="140"/>
+      </w:pPr>
+      <w:r>
+        <w:t xml:space="preserve">matters constituted the full study corpus rather than a statistically designed sample drawn</w:t>
+      </w:r>
+    </w:p>
+    <w:p>
+      <w:pPr>
+        <w:spacing w:after="140"/>
+      </w:pPr>
+      <w:r>
+        <w:t xml:space="preserve">against a stated tolerable error and confidence level. Build the sampling plan in the ordinary way, from the population of</w:t>
       </w:r>
     </w:p>
     <w:p>
@@ -1174,39 +1313,39 @@
         <w:spacing w:after="140"/>
       </w:pPr>
       <w:r>
-        <w:t xml:space="preserve">applies. The unit of analysis is the record. For a periodic control, a monthly sample sized to the population and</w:t>
-      </w:r>
-    </w:p>
-    <w:p>
-      <w:pPr>
-        <w:spacing w:after="140"/>
-      </w:pPr>
-      <w:r>
-        <w:t xml:space="preserve">weighted toward consequential decisions, terminations, disciplinary outcomes, denials of</w:t>
-      </w:r>
-    </w:p>
-    <w:p>
-      <w:pPr>
-        <w:spacing w:after="140"/>
-      </w:pPr>
-      <w:r>
-        <w:t xml:space="preserve">accommodation, will surface the pattern faster than a larger unweighted sample. The</w:t>
-      </w:r>
-    </w:p>
-    <w:p>
-      <w:pPr>
-        <w:spacing w:after="140"/>
-      </w:pPr>
-      <w:r>
-        <w:t xml:space="preserve">aggregate view matters more than any individual file, because compliance washing is only</w:t>
-      </w:r>
-    </w:p>
-    <w:p>
-      <w:pPr>
-        <w:spacing w:after="140"/>
-      </w:pPr>
-      <w:r>
-        <w:t xml:space="preserve">visible across a population.</w:t>
+        <w:t xml:space="preserve">applies. The unit of analysis is the record. A periodic sample, sized to the relevant population and</w:t>
+      </w:r>
+    </w:p>
+    <w:p>
+      <w:pPr>
+        <w:spacing w:after="140"/>
+      </w:pPr>
+      <w:r>
+        <w:t xml:space="preserve">weighted toward consequential decisions such as terminations, disciplinary outcomes and</w:t>
+      </w:r>
+    </w:p>
+    <w:p>
+      <w:pPr>
+        <w:spacing w:after="140"/>
+      </w:pPr>
+      <w:r>
+        <w:t xml:space="preserve">denials of accommodation, would generally be more informative than a larger unweighted</w:t>
+      </w:r>
+    </w:p>
+    <w:p>
+      <w:pPr>
+        <w:spacing w:after="140"/>
+      </w:pPr>
+      <w:r>
+        <w:t xml:space="preserve">sample. The aggregate view matters more than any individual file, because patterned</w:t>
+      </w:r>
+    </w:p>
+    <w:p>
+      <w:pPr>
+        <w:spacing w:after="140"/>
+      </w:pPr>
+      <w:r>
+        <w:t xml:space="preserve">compliance is visible only across a population.</w:t>
       </w:r>
     </w:p>
     <w:p>
@@ -1220,31 +1359,31 @@
         <w:t xml:space="preserve">What triggers escalation?</w:t>
       </w:r>
       <w:r>
-        <w:t xml:space="preserve"> A single record read as Needs work is a coaching conversation.</w:t>
-      </w:r>
-    </w:p>
-    <w:p>
-      <w:pPr>
-        <w:spacing w:after="140"/>
-      </w:pPr>
-      <w:r>
-        <w:t xml:space="preserve">A rate of Needs work reads that is rising, or that clusters by author, business unit or</w:t>
-      </w:r>
-    </w:p>
-    <w:p>
-      <w:pPr>
-        <w:spacing w:after="140"/>
-      </w:pPr>
-      <w:r>
-        <w:t xml:space="preserve">subject, is a control finding. The second is the reportable event, and it is invisible</w:t>
-      </w:r>
-    </w:p>
-    <w:p>
-      <w:pPr>
-        <w:spacing w:after="140"/>
-      </w:pPr>
-      <w:r>
-        <w:t xml:space="preserve">without the first being recorded consistently.</w:t>
+        <w:t xml:space="preserve"> A single Needs work classification is a coaching conversation.</w:t>
+      </w:r>
+    </w:p>
+    <w:p>
+      <w:pPr>
+        <w:spacing w:after="140"/>
+      </w:pPr>
+      <w:r>
+        <w:t xml:space="preserve">A rate that is rising, or that clusters by author, business unit or subject, is a control</w:t>
+      </w:r>
+    </w:p>
+    <w:p>
+      <w:pPr>
+        <w:spacing w:after="140"/>
+      </w:pPr>
+      <w:r>
+        <w:t xml:space="preserve">finding. The second is the more important control signal, but it cannot be identified</w:t>
+      </w:r>
+    </w:p>
+    <w:p>
+      <w:pPr>
+        <w:spacing w:after="140"/>
+      </w:pPr>
+      <w:r>
+        <w:t xml:space="preserve">reliably unless the first is recorded consistently.</w:t>
       </w:r>
     </w:p>
     <w:p>
@@ -1258,39 +1397,39 @@
         <w:t xml:space="preserve">One caution on adoption.</w:t>
       </w:r>
       <w:r>
-        <w:t xml:space="preserve"> A review applied by the same person who drafted the record is</w:t>
-      </w:r>
-    </w:p>
-    <w:p>
-      <w:pPr>
-        <w:spacing w:after="140"/>
-      </w:pPr>
-      <w:r>
-        <w:t xml:space="preserve">worth less than one applied by somebody else, for the same reason a self-assessment is worth</w:t>
-      </w:r>
-    </w:p>
-    <w:p>
-      <w:pPr>
-        <w:spacing w:after="140"/>
-      </w:pPr>
-      <w:r>
-        <w:t xml:space="preserve">less than an inspection. Where the review is used at the first line, treat it as a drafting</w:t>
-      </w:r>
-    </w:p>
-    <w:p>
-      <w:pPr>
-        <w:spacing w:after="140"/>
-      </w:pPr>
-      <w:r>
-        <w:t xml:space="preserve">discipline rather than as assurance, and keep the second-line sample independent of the</w:t>
-      </w:r>
-    </w:p>
-    <w:p>
-      <w:pPr>
-        <w:spacing w:after="140"/>
-      </w:pPr>
-      <w:r>
-        <w:t xml:space="preserve">drafters.</w:t>
+        <w:t xml:space="preserve"> A review applied by the person who drafted the record carries</w:t>
+      </w:r>
+    </w:p>
+    <w:p>
+      <w:pPr>
+        <w:spacing w:after="140"/>
+      </w:pPr>
+      <w:r>
+        <w:t xml:space="preserve">less weight than one applied by somebody else, for the same reason a self-assessment carries</w:t>
+      </w:r>
+    </w:p>
+    <w:p>
+      <w:pPr>
+        <w:spacing w:after="140"/>
+      </w:pPr>
+      <w:r>
+        <w:t xml:space="preserve">less weight than an inspection. Where the review is used at the first line, treat it as a</w:t>
+      </w:r>
+    </w:p>
+    <w:p>
+      <w:pPr>
+        <w:spacing w:after="140"/>
+      </w:pPr>
+      <w:r>
+        <w:t xml:space="preserve">drafting discipline rather than as assurance, and keep the second-line sample independent of</w:t>
+      </w:r>
+    </w:p>
+    <w:p>
+      <w:pPr>
+        <w:spacing w:after="140"/>
+      </w:pPr>
+      <w:r>
+        <w:t xml:space="preserve">the drafters.</w:t>
       </w:r>
     </w:p>
     <w:p>
@@ -1307,31 +1446,31 @@
         <w:spacing w:after="140"/>
       </w:pPr>
       <w:r>
-        <w:t xml:space="preserve">It establishes that an effect of this size is visible at practitioner scale, in real adjudicated matters, using a review a working specialist can apply inside an ordinary workload.</w:t>
-      </w:r>
-    </w:p>
-    <w:p>
-      <w:pPr>
-        <w:spacing w:after="140"/>
-      </w:pPr>
-      <w:r>
-        <w:t xml:space="preserve">It does not establish that the review improves outcomes, reduces litigation risk or increases decision quality. None of those was tested. Twenty-two cases from one practitioner's caseload, selected from published sources rather than sampled at random, is a field pilot and is reported as one. Published adjudications are not a random sample of employment records: a matter reaches adjudication because something was contested.</w:t>
-      </w:r>
-    </w:p>
-    <w:p>
-      <w:pPr>
-        <w:spacing w:after="140"/>
-      </w:pPr>
-      <w:r>
-        <w:t xml:space="preserve">A larger study should broaden the corpus without regard to how matters resolved, put at least two reviewers on each case with the review and the outcome recorded separately, and fix the treatment of unresolved contests in advance.</w:t>
-      </w:r>
-    </w:p>
-    <w:p>
-      <w:pPr>
-        <w:spacing w:after="140"/>
-      </w:pPr>
-      <w:r>
-        <w:t xml:space="preserve">The drafting tool is new. The examiner's question is not: the file still has to account for itself.</w:t>
+        <w:t xml:space="preserve">It demonstrates that an association of this size can be observed at practitioner scale, in real adjudicated matters, using a review a working specialist can apply inside an ordinary workload.</w:t>
+      </w:r>
+    </w:p>
+    <w:p>
+      <w:pPr>
+        <w:spacing w:after="140"/>
+      </w:pPr>
+      <w:r>
+        <w:t xml:space="preserve">It does not establish that the review improves outcomes, reduces litigation risk or increases decision quality, none of which was tested. Twenty-two cases from one practitioner's caseload, selected from published sources rather than sampled at random, is a field pilot and is reported as one. Published adjudications are not a random sample of employment records, since a matter reaches adjudication because something was contested.</w:t>
+      </w:r>
+    </w:p>
+    <w:p>
+      <w:pPr>
+        <w:spacing w:after="140"/>
+      </w:pPr>
+      <w:r>
+        <w:t xml:space="preserve">A larger study should broaden the corpus without regard to how matters resolved, put at least two reviewers on each case with the classification and the outcome recorded separately, and fix the treatment of unresolved contests in advance.</w:t>
+      </w:r>
+    </w:p>
+    <w:p>
+      <w:pPr>
+        <w:spacing w:after="140"/>
+      </w:pPr>
+      <w:r>
+        <w:t xml:space="preserve">Generative AI changes how records may be produced, but it does not change the underlying examination question: can the record account for the decision it documents?</w:t>
       </w:r>
     </w:p>
     <w:p>
@@ -1341,6 +1480,17 @@
       </w:pPr>
       <w:r>
         <w:t xml:space="preserve">Endnotes</w:t>
+      </w:r>
+    </w:p>
+    <w:p>
+      <w:pPr>
+        <w:spacing w:after="140"/>
+      </w:pPr>
+      <w:r>
+        <w:rPr>
+          <w:b/>
+        </w:rPr>
+        <w:t xml:space="preserve">Corpus and sources</w:t>
       </w:r>
     </w:p>
     <w:p>
@@ -1352,7 +1502,18 @@
         <w:spacing w:after="60"/>
       </w:pPr>
       <w:r>
-        <w:t xml:space="preserve">Fisher's exact test, two-sided, on the 2 x 2 table shown. Odds ratio 19.25. Ninety-five percent Wilson score intervals: 45.3 to 93.7 percent for the flagged group, 4.3 to 42.2 percent for the group read as Ready. Wilson intervals are used because the cell counts are small.</w:t>
+        <w:t xml:space="preserve">The corpus comprises 22 adjudicated matters drawn from 22 distinct published decisions across three jurisdictional systems: United States Supreme Court decisions, United States Federal Labor Relations Authority decisions, and United Kingdom Employment Tribunal judgments, collected between 22 June and 29 July 2026. Each case carries its own published citation in the study record. Case counts, classifications and outcomes were verified against the study database on 21 August 2026.</w:t>
+      </w:r>
+    </w:p>
+    <w:p>
+      <w:pPr>
+        <w:spacing w:after="140"/>
+      </w:pPr>
+      <w:r>
+        <w:rPr>
+          <w:b/>
+        </w:rPr>
+        <w:t xml:space="preserve">Protocol limitations</w:t>
       </w:r>
     </w:p>
     <w:p>
@@ -1364,7 +1525,18 @@
         <w:spacing w:after="60"/>
       </w:pPr>
       <w:r>
-        <w:t xml:space="preserve">Woolf test of homogeneity on the two corpora's log odds ratios: Q = 2.550 on 1 degree of freedom, p = 0.110.</w:t>
+        <w:t xml:space="preserve">The protocol required the review classification to be recorded before the documented outcome was consulted. The study database records one timestamp per case rather than separate review and outcome times, so the recorded sequence rests on the study protocol rather than on a system record. A larger study should timestamp the two steps separately and use a second reviewer blinded to the outcome.</w:t>
+      </w:r>
+    </w:p>
+    <w:p>
+      <w:pPr>
+        <w:spacing w:after="140"/>
+      </w:pPr>
+      <w:r>
+        <w:rPr>
+          <w:b/>
+        </w:rPr>
+        <w:t xml:space="preserve">Statistical methods</w:t>
       </w:r>
     </w:p>
     <w:p>
@@ -1376,7 +1548,7 @@
         <w:spacing w:after="60"/>
       </w:pPr>
       <w:r>
-        <w:t xml:space="preserve">Case counts, reads and outcomes were verified against the study database on 21 August 2026. The database records one timestamp per case rather than separate review and outcome times, so the recorded sequence rests on the study protocol rather than on a system record. A larger study should timestamp the two steps separately.</w:t>
+        <w:t xml:space="preserve">Association between the review classification and an adverse finding was tested with Fisher's exact test, two-sided, on the 2 x 2 table shown: p = 0.0073, odds ratio 19.25. The observed proportions with an adverse finding were 77.8 percent for records classified Needs work or Gap (7 of 9, 95 percent Wilson score interval 45.3 to 93.7 percent) and 15.4 percent for records classified Ready (2 of 13, 95 percent Wilson score interval 4.3 to 42.2 percent). Wilson score intervals are reported for these proportions because the cell counts are small and the normal approximation is unreliable at this sample size.</w:t>
       </w:r>
     </w:p>
     <w:p>
@@ -1388,7 +1560,18 @@
         <w:spacing w:after="60"/>
       </w:pPr>
       <w:r>
-        <w:t xml:space="preserve">The validation methodology behind this work, including the reference-panel design, the chance-corrected agreement framework and the acceptance thresholds fixed in advance of analysis, is the contribution of Ubayet Hossain, FRM, Associate Director, Model Validation, KPMG India.</w:t>
+        <w:t xml:space="preserve">Comparison with the public-records corpus used the Woolf test of homogeneity of odds ratios across the two corpora: Q = 2.550 on 1 degree of freedom, p = 0.110. The test does not establish equivalence; it fails to detect a difference at this sample size.</w:t>
+      </w:r>
+    </w:p>
+    <w:p>
+      <w:pPr>
+        <w:spacing w:after="140"/>
+      </w:pPr>
+      <w:r>
+        <w:rPr>
+          <w:b/>
+        </w:rPr>
+        <w:t xml:space="preserve">Contributor methodology</w:t>
       </w:r>
     </w:p>
     <w:p>
@@ -1400,7 +1583,30 @@
         <w:spacing w:after="60"/>
       </w:pPr>
       <w:r>
-        <w:t xml:space="preserve">Phillip Wikes developed the review method described here and would benefit from its adoption. He read no case in this corpus and recorded no read and no outcome. He specified and ran the analyses reported in this article.</w:t>
+        <w:t xml:space="preserve">Ubayet Hossain, FRM, provided methodological guidance on the reference-panel design, the chance-corrected agreement framework and the prespecified acceptance thresholds, in a personal professional capacity. His contribution does not represent the views of any employer.</w:t>
+      </w:r>
+    </w:p>
+    <w:p>
+      <w:pPr>
+        <w:spacing w:after="140"/>
+      </w:pPr>
+      <w:r>
+        <w:rPr>
+          <w:b/>
+        </w:rPr>
+        <w:t xml:space="preserve">Conflict disclosure</w:t>
+      </w:r>
+    </w:p>
+    <w:p>
+      <w:pPr>
+        <w:numPr>
+          <w:ilvl w:val="0"/>
+          <w:numId w:val="2"/>
+        </w:numPr>
+        <w:spacing w:after="60"/>
+      </w:pPr>
+      <w:r>
+        <w:t xml:space="preserve">Phillip Wikes developed the review method described here and would benefit from its adoption. He read no case in this corpus and recorded no classification and no outcome. He specified and ran the analyses reported in this article.</w:t>
       </w:r>
     </w:p>
     <w:p>
@@ -1435,7 +1641,7 @@
         <w:t xml:space="preserve">Phillip Wikes</w:t>
       </w:r>
       <w:r>
-        <w:t xml:space="preserve"> is an AI Governance and Cognitive Risk Advisor focused on documentation integrity and record-level controls in AI-assisted environments. He served as a Lead Civil Rights Officer at the Maryland Commission on Civil Rights, evaluating discrimination complaints under federal HUD and EEOC frameworks. He developed the Justification Review Standard and named Decision Reconstruction Risk.</w:t>
+        <w:t xml:space="preserve"> is an AI Governance and Cognitive Risk Advisor focused on documentation integrity, evidentiary traceability and record-level controls in AI-assisted environments. He previously served as a Lead Civil Rights Officer at the Maryland Commission on Civil Rights, where he evaluated discrimination complaints and reviewed consequential organizational records. He developed the Justification Review Standard and named Decision Reconstruction Risk.</w:t>
       </w:r>
     </w:p>
     <w:p>
@@ -1529,7 +1735,7 @@
         <w:spacing w:after="140"/>
       </w:pPr>
       <w:r>
-        <w:t xml:space="preserve">adoption; that interest is set out in endnote 5.</w:t>
+        <w:t xml:space="preserve">adoption; that interest is set out in endnote 6.</w:t>
       </w:r>
     </w:p>
     <w:p>

--- a/research/Employment_Records_Article_ISACA_2026-08-21.docx
+++ b/research/Employment_Records_Article_ISACA_2026-08-21.docx
@@ -34,7 +34,7 @@
         <w:spacing w:after="140"/>
       </w:pPr>
       <w:r>
-        <w:t xml:space="preserve">An examiner reading a file does not have access to the decision-maker's memory. The record is what remains available for review. If the record cannot show why a consequential decision was made, the decision may still have been correct, but the organisation can no longer prove it.</w:t>
+        <w:t xml:space="preserve">An examiner reading a file does not have access to the decision-maker's memory. The record is what remains available for review. If it cannot show why a consequential decision was made, the decision may still have been correct, but the organization can no longer prove it.</w:t>
       </w:r>
     </w:p>
     <w:p>
@@ -60,23 +60,23 @@
         <w:t xml:space="preserve">no case in it is shown to have been AI-drafted</w:t>
       </w:r>
       <w:r>
-        <w:t xml:space="preserve">, and two of the three jurisdictional systems predate generative drafting. The question tested here is whether the review distinguishes records that can independently support their conclusions from records that cannot, regardless of how the record was produced.</w:t>
-      </w:r>
-    </w:p>
-    <w:p>
-      <w:pPr>
-        <w:spacing w:after="140"/>
-      </w:pPr>
-      <w:r>
-        <w:t xml:space="preserve">We call the condition Decision Reconstruction Risk: the state a record is in when it can no longer show, on its own terms, why a consequential decision was reached.</w:t>
-      </w:r>
-    </w:p>
-    <w:p>
-      <w:pPr>
-        <w:spacing w:after="140"/>
-      </w:pPr>
-      <w:r>
-        <w:t xml:space="preserve">This article reports what happened when one of us applied a structured review to 22 real adjudicated employment matters, recorded the review before consulting how each matter resolved, and then compared the two. The records are not AI-generated and are not claimed to be.</w:t>
+        <w:t xml:space="preserve">, and two of the three jurisdictional systems predate generative drafting. The question tested is whether the review distinguishes records that can independently support their conclusions from records that cannot, regardless of how the record was produced.</w:t>
+      </w:r>
+    </w:p>
+    <w:p>
+      <w:pPr>
+        <w:spacing w:after="140"/>
+      </w:pPr>
+      <w:r>
+        <w:t xml:space="preserve">We call the condition Decision Reconstruction Risk: the state a record is in when it cannot independently show why a consequential decision was reached.</w:t>
+      </w:r>
+    </w:p>
+    <w:p>
+      <w:pPr>
+        <w:spacing w:after="140"/>
+      </w:pPr>
+      <w:r>
+        <w:t xml:space="preserve">This article reports what happened when one of us applied a structured review to 22 adjudicated employment matters, recorded the classification before consulting how each matter resolved, and compared the two. The records are not AI-generated and are not claimed to be.</w:t>
       </w:r>
     </w:p>
     <w:p>
@@ -423,7 +423,7 @@
         <w:spacing w:after="140"/>
       </w:pPr>
       <w:r>
-        <w:t xml:space="preserve">The determination follows from the conditions by rule rather than overall impression. Inter-rater repeatability was not tested in this study.</w:t>
+        <w:t xml:space="preserve">The determination is based on the defined conditions rather than an overall reviewer impression. Inter-rater reliability was not tested in this study.</w:t>
       </w:r>
     </w:p>
     <w:p>
@@ -449,39 +449,7 @@
         <w:t xml:space="preserve">Ready</w:t>
       </w:r>
       <w:r>
-        <w:t xml:space="preserve"> when the reasoning survives being read by a stranger: the file</w:t>
-      </w:r>
-    </w:p>
-    <w:p>
-      <w:pPr>
-        <w:spacing w:after="140"/>
-      </w:pPr>
-      <w:r>
-        <w:t xml:space="preserve">states what was alleged, sources each factual claim, shows dates that reconcile, names who</w:t>
-      </w:r>
-    </w:p>
-    <w:p>
-      <w:pPr>
-        <w:spacing w:after="140"/>
-      </w:pPr>
-      <w:r>
-        <w:t xml:space="preserve">decided what and on what basis, and carries enough underlying material for a reader to test</w:t>
-      </w:r>
-    </w:p>
-    <w:p>
-      <w:pPr>
-        <w:spacing w:after="140"/>
-      </w:pPr>
-      <w:r>
-        <w:t xml:space="preserve">the conclusion. In this corpus, Ready records typically quoted the original documentation</w:t>
-      </w:r>
-    </w:p>
-    <w:p>
-      <w:pPr>
-        <w:spacing w:after="140"/>
-      </w:pPr>
-      <w:r>
-        <w:t xml:space="preserve">rather than summarising it.</w:t>
+        <w:t xml:space="preserve"> when the reasoning survives being read by a stranger: the file sources each factual claim, shows dates that reconcile, names who decided what and on what basis, and carries enough underlying material for a reader to test the conclusion. Ready records here typically quoted the original documentation rather than summarizing it.</w:t>
       </w:r>
     </w:p>
     <w:p>
@@ -498,31 +466,7 @@
         <w:t xml:space="preserve">Needs work</w:t>
       </w:r>
       <w:r>
-        <w:t xml:space="preserve"> when part of the basis is visible and part is asserted. The</w:t>
-      </w:r>
-    </w:p>
-    <w:p>
-      <w:pPr>
-        <w:spacing w:after="140"/>
-      </w:pPr>
-      <w:r>
-        <w:t xml:space="preserve">narrative is coherent, but at least one material claim traces to nothing a reader can check.</w:t>
-      </w:r>
-    </w:p>
-    <w:p>
-      <w:pPr>
-        <w:spacing w:after="140"/>
-      </w:pPr>
-      <w:r>
-        <w:t xml:space="preserve">The commonest form here was a conclusion about performance or conduct stated confidently,</w:t>
-      </w:r>
-    </w:p>
-    <w:p>
-      <w:pPr>
-        <w:spacing w:after="140"/>
-      </w:pPr>
-      <w:r>
-        <w:t xml:space="preserve">with the underlying observations described only in the drafter's own summary.</w:t>
+        <w:t xml:space="preserve"> when part of the basis is visible and part is asserted. The narrative is coherent, but at least one material claim traces to nothing a reader can check. The commonest form here was a conclusion about performance or conduct stated confidently, with the underlying observations described only in the drafter's summary.</w:t>
       </w:r>
     </w:p>
     <w:p>
@@ -539,63 +483,15 @@
         <w:t xml:space="preserve">Gap</w:t>
       </w:r>
       <w:r>
-        <w:t xml:space="preserve"> when the basis is not in the file at all: the conclusion is present</w:t>
-      </w:r>
-    </w:p>
-    <w:p>
-      <w:pPr>
-        <w:spacing w:after="140"/>
-      </w:pPr>
-      <w:r>
-        <w:t xml:space="preserve">without the material that produced it. These are rarer and readily identifiable, since the</w:t>
-      </w:r>
-    </w:p>
-    <w:p>
-      <w:pPr>
-        <w:spacing w:after="140"/>
-      </w:pPr>
-      <w:r>
-        <w:t xml:space="preserve">record asserts an outcome and offers nothing behind it.</w:t>
-      </w:r>
-    </w:p>
-    <w:p>
-      <w:pPr>
-        <w:spacing w:after="140"/>
-      </w:pPr>
-      <w:r>
-        <w:t xml:space="preserve">For AI-assisted drafting, Needs work may be the more difficult failure mode to detect. A Gap</w:t>
-      </w:r>
-    </w:p>
-    <w:p>
-      <w:pPr>
-        <w:spacing w:after="140"/>
-      </w:pPr>
-      <w:r>
-        <w:t xml:space="preserve">record looks thin to anyone who opens it. A Needs work record can read well, follow the</w:t>
-      </w:r>
-    </w:p>
-    <w:p>
-      <w:pPr>
-        <w:spacing w:after="140"/>
-      </w:pPr>
-      <w:r>
-        <w:t xml:space="preserve">template and still contain material claims that cannot be independently checked, which can</w:t>
-      </w:r>
-    </w:p>
-    <w:p>
-      <w:pPr>
-        <w:spacing w:after="140"/>
-      </w:pPr>
-      <w:r>
-        <w:t xml:space="preserve">make it harder to detect during routine file-by-file review and more consequential when the</w:t>
-      </w:r>
-    </w:p>
-    <w:p>
-      <w:pPr>
-        <w:spacing w:after="140"/>
-      </w:pPr>
-      <w:r>
-        <w:t xml:space="preserve">record is later examined.</w:t>
+        <w:t xml:space="preserve"> when the basis is not in the file at all: the conclusion is present without the material that produced it. These are rarer and readily identified.</w:t>
+      </w:r>
+    </w:p>
+    <w:p>
+      <w:pPr>
+        <w:spacing w:after="140"/>
+      </w:pPr>
+      <w:r>
+        <w:t xml:space="preserve">For AI-assisted drafting, Needs work may be the more difficult failure mode to detect. A Gap record looks thin to anyone who opens it. A Needs work record can read well, follow the template and still contain material claims that cannot be independently checked, which can make it harder to detect during routine file-by-file review and more consequential when the record is later examined.</w:t>
       </w:r>
     </w:p>
     <w:p>
@@ -612,7 +508,7 @@
         <w:spacing w:after="140"/>
       </w:pPr>
       <w:r>
-        <w:t xml:space="preserve">Twenty-two adjudicated employment and labour matters, from 22 distinct public sources, across three jurisdictional systems: United States Supreme Court decisions, United States Federal Labor Relations Authority decisions, and United Kingdom Employment Tribunal judgments.</w:t>
+        <w:t xml:space="preserve">Twenty-two adjudicated employment and labour matters, from 22 distinct public sources, across three jurisdictional systems.</w:t>
       </w:r>
       <w:r>
         <w:rPr>
@@ -626,7 +522,7 @@
         <w:spacing w:after="140"/>
       </w:pPr>
       <w:r>
-        <w:t xml:space="preserve">For each case, a practising employment specialist read the employer's record as it appeared in the decision and applied the five conditions. The review classification was recorded before the documented outcome was consulted. The outcome and supporting citation were then entered from the published decision.</w:t>
+        <w:t xml:space="preserve">For each matter a practicing employment specialist read the published decision in full and applied the five conditions to the employer's contemporaneous documentation as reproduced within it.</w:t>
       </w:r>
       <w:r>
         <w:rPr>
@@ -634,6 +530,9 @@
         </w:rPr>
         <w:t xml:space="preserve">2</w:t>
       </w:r>
+      <w:r>
+        <w:t xml:space="preserve"> The classification was recorded before the documented outcome was consulted. The outcome and supporting citation were then entered from the decision.</w:t>
+      </w:r>
     </w:p>
     <w:p>
       <w:pPr>
@@ -646,7 +545,7 @@
         <w:t xml:space="preserve">That design carries a circularity objection, and it is the first thing a careful reader should raise.</w:t>
       </w:r>
       <w:r>
-        <w:t xml:space="preserve"> The employer's record was read as it appears inside the adjudicated decision, and that decision both narrates the outcome and characterises the employer's evidence, so the reviewer worked from a source already containing the outcome being assessed. The database stores one timestamp per case rather than two, so the ordering rests on the protocol rather than a system record.</w:t>
+        <w:t xml:space="preserve"> The decision both narrates the outcome and characterizes the employer's evidence, so the reviewer worked from a source already containing the outcome being assessed. The database stores one timestamp per case rather than two, so the ordering rests on the protocol rather than a system record.</w:t>
       </w:r>
     </w:p>
     <w:p>
@@ -660,7 +559,7 @@
         <w:t xml:space="preserve">The objection is not answered here and must not be treated as answered.</w:t>
       </w:r>
       <w:r>
-        <w:t xml:space="preserve"> The association is consistent with a documentation deficiency an adjudicator also noticed, and equally consistent with reviewer influence from information in the decision. Separating those requires a design this study did not use: independent timestamping of the two steps, a second blinded reader, or employer records obtained before adjudication.</w:t>
+        <w:t xml:space="preserve"> The association is consistent with a documentation deficiency an adjudicator also noticed, and equally consistent with reviewer influence from information in the decision. Separating those requires a design this study did not use: independent timestamping, a second blinded reader, or employer records obtained before adjudication.</w:t>
       </w:r>
     </w:p>
     <w:p>
@@ -676,7 +575,7 @@
         <w:spacing w:after="140"/>
       </w:pPr>
       <w:r>
-        <w:t xml:space="preserve">The reads came out at 13 Ready, 6 Needs work, 3 Gap. The outcomes came out at 7 sustained, 7 that did not survive review, 6 contested with no recorded disposition, and 2 adverse audit or compliance findings.</w:t>
+        <w:t xml:space="preserve">The classifications were 13 Ready, 6 Needs work and 3 Gap. The documented outcomes were 7 sustained, 7 that did not survive review, 6 contested with no recorded disposition, and 2 adverse audit or compliance findings. The four categories are mutually exclusive and sum to 22.</w:t>
       </w:r>
     </w:p>
     <w:p>
@@ -693,7 +592,13 @@
         <w:spacing w:after="140"/>
       </w:pPr>
       <w:r>
-        <w:t xml:space="preserve">Needs work and Gap are grouped, since both describe a record whose basis is incomplete. An adverse finding means a matter that did not survive review or drew an adverse audit finding.</w:t>
+        <w:t xml:space="preserve">Needs work and Gap are grouped, since both describe a record whose basis is incomplete. An adverse finding means a matter in which the employer's position did not survive review, or which drew an adverse audit or compliance finding.</w:t>
+      </w:r>
+      <w:r>
+        <w:rPr>
+          <w:vertAlign w:val="superscript"/>
+        </w:rPr>
+        <w:t xml:space="preserve">3</w:t>
       </w:r>
     </w:p>
     <w:tbl>
@@ -904,7 +809,7 @@
         <w:rPr>
           <w:vertAlign w:val="superscript"/>
         </w:rPr>
-        <w:t xml:space="preserve">3</w:t>
+        <w:t xml:space="preserve">4</w:t>
       </w:r>
     </w:p>
     <w:p>
@@ -920,15 +825,24 @@
         <w:spacing w:after="140"/>
       </w:pPr>
       <w:r>
-        <w:t xml:space="preserve">The result depends on how an adverse outcome is defined, and no rule for defining it was fixed before the data closed. Restricting to the 16 matters with a resolved disposition and asking only whether the employer's position was sustained gives p = 0.041. Counting an unresolved contest as not sustained across all 22 gives p = 0.165, which is not significant.</w:t>
-      </w:r>
-    </w:p>
-    <w:p>
-      <w:pPr>
-        <w:spacing w:after="140"/>
-      </w:pPr>
-      <w:r>
-        <w:t xml:space="preserve">The direction of the association is unchanged across the three specifications, but the statistical result depends materially on how unresolved matters are treated. The evidence therefore supports treating the finding as a control signal rather than as evidence of predictive validity. How to treat a contested matter with no recorded disposition is a question about employment adjudication rather than about this dataset, and it should be fixed in a protocol before the next set is read.</w:t>
+        <w:t xml:space="preserve">The result depends on how an adverse outcome is defined, and no rule was fixed before the data closed. </w:t>
+      </w:r>
+      <w:r>
+        <w:rPr>
+          <w:b/>
+        </w:rPr>
+        <w:t xml:space="preserve">The classification was therefore defined retrospectively and should be treated as exploratory.</w:t>
+      </w:r>
+      <w:r>
+        <w:t xml:space="preserve"> Restricting to the 16 matters with a resolved disposition and asking only whether the employer's position was sustained gives p = 0.041. Counting an unresolved contest as not sustained across all 22 gives p = 0.165, which is not significant.</w:t>
+      </w:r>
+    </w:p>
+    <w:p>
+      <w:pPr>
+        <w:spacing w:after="140"/>
+      </w:pPr>
+      <w:r>
+        <w:t xml:space="preserve">The direction of the association is unchanged across the three specifications, but the result depends materially on how unresolved matters are treated. The evidence supports treating the finding as a control signal rather than as evidence of predictive validity. How to treat a contested matter with no recorded disposition should be fixed in a protocol before the next set is read.</w:t>
       </w:r>
     </w:p>
     <w:p>
@@ -961,21 +875,21 @@
         <w:spacing w:after="140"/>
       </w:pPr>
       <w:r>
-        <w:t xml:space="preserve">Freedom-of-information determinations reach publication because a legal question was live, not because the file was thin. Fifteen of the 20 resolved determinations there did not survive, a rate set by the publication process rather than by how those agencies documented. The employment corpus is not filtered that way, and its outcomes are close to evenly split.</w:t>
-      </w:r>
-    </w:p>
-    <w:p>
-      <w:pPr>
-        <w:spacing w:after="140"/>
-      </w:pPr>
-      <w:r>
-        <w:t xml:space="preserve">A formal test of homogeneity shows the two results do not differ significantly from each other.</w:t>
+        <w:t xml:space="preserve">Freedom-of-information determinations reach publication because a legal or access question was contested, so publication does not imply the underlying file was typical of the broader record population. Fifteen of the 20 resolved determinations there did not survive, a rate set by the publication process rather than by how those agencies documented. The employment corpus is not filtered that way.</w:t>
+      </w:r>
+    </w:p>
+    <w:p>
+      <w:pPr>
+        <w:spacing w:after="140"/>
+      </w:pPr>
+      <w:r>
+        <w:t xml:space="preserve">The Woolf test of homogeneity did not detect a statistically significant difference between the two associations, although the small samples limit what can be concluded from that result.</w:t>
       </w:r>
       <w:r>
         <w:rPr>
           <w:vertAlign w:val="superscript"/>
         </w:rPr>
-        <w:t xml:space="preserve">4</w:t>
+        <w:t xml:space="preserve">5</w:t>
       </w:r>
       <w:r>
         <w:t xml:space="preserve"> The difference illustrates how publication and selection processes can influence an outcome-based test of a documentation control.</w:t>
@@ -995,21 +909,21 @@
         <w:spacing w:after="140"/>
       </w:pPr>
       <w:r>
-        <w:t xml:space="preserve">Internal audit, compliance and financial-crime functions may encounter the same underlying problem before litigation: whether the record supports the conclusion it presents. That is the question the review asks, put before the examiner arrives rather than after.</w:t>
-      </w:r>
-    </w:p>
-    <w:p>
-      <w:pPr>
-        <w:spacing w:after="140"/>
-      </w:pPr>
-      <w:r>
-        <w:t xml:space="preserve">Three failure patterns recur, each mapping to a way AI-assisted drafting can introduce the risk. </w:t>
-      </w:r>
-      <w:r>
-        <w:rPr>
-          <w:b/>
-        </w:rPr>
-        <w:t xml:space="preserve">They are general patterns in audit and investigations practice. They are not drawn from, and do not describe, any client engagement, examination, or the records of any organisation.</w:t>
+        <w:t xml:space="preserve">Internal audit, compliance and financial-crime functions may encounter the same underlying problem before litigation: whether the record supports the conclusion it presents. The review puts that question before the examiner arrives rather than after.</w:t>
+      </w:r>
+    </w:p>
+    <w:p>
+      <w:pPr>
+        <w:spacing w:after="140"/>
+      </w:pPr>
+      <w:r>
+        <w:t xml:space="preserve">Three failure patterns are relevant to AI-assisted drafting. </w:t>
+      </w:r>
+      <w:r>
+        <w:rPr>
+          <w:b/>
+        </w:rPr>
+        <w:t xml:space="preserve">They are general patterns in audit and investigations practice. They are not drawn from, and do not describe, any client engagement, examination, or the records of any organization.</w:t>
       </w:r>
     </w:p>
     <w:p>
@@ -1023,7 +937,7 @@
         <w:t xml:space="preserve">Narrative substitution.</w:t>
       </w:r>
       <w:r>
-        <w:t xml:space="preserve"> A decision is challenged and the organisation cannot produce underlying documentation beyond the drafted narrative. The source material that would have supported the conclusion, such as logs, communications and measurable observations, was never attached because the narrative read as complete without it. In discovery or audit the absence of that material becomes the central issue, and a sound decision has to be defended without the evidence that made it sound.</w:t>
+        <w:t xml:space="preserve"> A decision is challenged and the organization cannot produce underlying documentation beyond the drafted narrative. The source material that would have supported the conclusion was never attached because the narrative read as complete without it. In audit or dispute the absence of that material becomes the central issue, and a sound decision has to be defended without the evidence that made it sound.</w:t>
       </w:r>
     </w:p>
     <w:p>
@@ -1037,7 +951,7 @@
         <w:t xml:space="preserve">Patterned compliance.</w:t>
       </w:r>
       <w:r>
-        <w:t xml:space="preserve"> A file uses the correct terminology and follows the template exactly, while every substantive claim rests on drafted phrasing rather than documented observation. Examined individually each file looks compliant; examined across a population the same fluent, evidence-free construction repeats. At population level this can indicate a broader control weakness requiring further examination, since it suggests the control environment produced the appearance of documentation rather than the substance.</w:t>
+        <w:t xml:space="preserve"> A file uses the correct terminology and follows the template, while material claims rest primarily on drafted phrasing rather than documented observation. Examined individually each file looks compliant; examined across a population the same construction repeats. At population level this can indicate a broader control weakness requiring examination, since it suggests the control environment produced the appearance of documentation rather than the substance.</w:t>
       </w:r>
     </w:p>
     <w:p>
@@ -1051,15 +965,15 @@
         <w:t xml:space="preserve">No second-line review.</w:t>
       </w:r>
       <w:r>
-        <w:t xml:space="preserve"> A record moves from a manager's draft into the system of record without independent review, leaving no documented check on the reasoning. Nothing shows that a second person tested the basis before it became official. Under examination the absence of a review step affects the credibility of the wider process rather than that single decision.</w:t>
-      </w:r>
-    </w:p>
-    <w:p>
-      <w:pPr>
-        <w:spacing w:after="140"/>
-      </w:pPr>
-      <w:r>
-        <w:t xml:space="preserve">In audit terms the review functions as a record-level control test with a testable pass condition. A file that fails it is not necessarily a wrong decision, but it is an exposure that can be remediated inside the workflow rather than in a deposition. That is what makes documentation quality usable as a control rather than a matter of style.</w:t>
+        <w:t xml:space="preserve"> A record moves from a manager's draft into the system of record without independent review. Nothing shows that a second person tested the basis before it became official. Under examination the absence of a documented review step can weaken confidence in the wider process rather than in that single decision.</w:t>
+      </w:r>
+    </w:p>
+    <w:p>
+      <w:pPr>
+        <w:spacing w:after="140"/>
+      </w:pPr>
+      <w:r>
+        <w:t xml:space="preserve">In audit terms the review functions as a record-level control test with defined review criteria. A file that fails it is not necessarily a wrong decision, but it is an exposure that can be remediated inside the workflow rather than after the record is challenged. That makes documentation quality usable as a control.</w:t>
       </w:r>
     </w:p>
     <w:p>
@@ -1083,7 +997,7 @@
       <w:pPr>
         <w:numPr>
           <w:ilvl w:val="0"/>
-          <w:numId w:val="2"/>
+          <w:numId w:val="3"/>
         </w:numPr>
         <w:spacing w:after="60"/>
       </w:pPr>
@@ -1091,17 +1005,17 @@
         <w:rPr>
           <w:b/>
         </w:rPr>
-        <w:t xml:space="preserve">Anchor every material claim to independently verifiable source evidence</w:t>
-      </w:r>
-      <w:r>
-        <w:t xml:space="preserve"> that existed before drafting, such as logs, communications and measurable data, rather than to a drafted assertion.</w:t>
+        <w:t xml:space="preserve">Anchor every material claim to independently verifiable source evidence.</w:t>
+      </w:r>
+      <w:r>
+        <w:t xml:space="preserve"> A material claim is one that contributes directly to the stated basis for the decision. The evidence must exist independently of the draft, such as logs, communications and measurable data.</w:t>
       </w:r>
     </w:p>
     <w:p>
       <w:pPr>
         <w:numPr>
           <w:ilvl w:val="0"/>
-          <w:numId w:val="2"/>
+          <w:numId w:val="3"/>
         </w:numPr>
         <w:spacing w:after="60"/>
       </w:pPr>
@@ -1119,7 +1033,7 @@
       <w:pPr>
         <w:numPr>
           <w:ilvl w:val="0"/>
-          <w:numId w:val="2"/>
+          <w:numId w:val="3"/>
         </w:numPr>
         <w:spacing w:after="60"/>
       </w:pPr>
@@ -1127,17 +1041,17 @@
         <w:rPr>
           <w:b/>
         </w:rPr>
-        <w:t xml:space="preserve">Eliminate proxy language.</w:t>
-      </w:r>
-      <w:r>
-        <w:t xml:space="preserve"> Describe observable conduct rather than interpretation. Repeated subjective descriptors can warrant further review for potential bias or discrimination risk when a population of files is examined side by side.</w:t>
+        <w:t xml:space="preserve">Replace subjective characterization with observable evidence.</w:t>
+      </w:r>
+      <w:r>
+        <w:t xml:space="preserve"> A subjective characterization states a conclusion in place of the observable fact behind it: "displayed a poor attitude" rather than "arrived after the shift start on 14, 19 and 27 March". Repeated subjective characterizations can warrant further review for potential bias or discrimination risk when a population of files is examined side by side.</w:t>
       </w:r>
     </w:p>
     <w:p>
       <w:pPr>
         <w:numPr>
           <w:ilvl w:val="0"/>
-          <w:numId w:val="2"/>
+          <w:numId w:val="3"/>
         </w:numPr>
         <w:spacing w:after="60"/>
       </w:pPr>
@@ -1156,7 +1070,7 @@
         <w:spacing w:after="140"/>
       </w:pPr>
       <w:r>
-        <w:t xml:space="preserve">Three indicators make the set measurable on a sample, flag and remediate cadence: the percentage of claims supported by documented evidence, the rate of claims lacking documentation, and the frequency of subjective language across files and authors. These are operational indicators of documentation weakness that can help identify potential legal or compliance exposure, rather than a documentation-tidiness score.</w:t>
+        <w:t xml:space="preserve">Three indicators can make the control measurable across a sample-and-remediation cycle: the percentage of claims supported by documented evidence, the rate of claims lacking documentation, and the frequency of subjective characterization across files and authors. These are operational indicators of documentation weakness that can help identify potential legal or compliance exposure.</w:t>
       </w:r>
     </w:p>
     <w:p>
@@ -1184,90 +1098,18 @@
         <w:rPr>
           <w:b/>
         </w:rPr>
-        <w:t xml:space="preserve">Where does it sit in three lines of defence?</w:t>
-      </w:r>
-      <w:r>
-        <w:t xml:space="preserve"> The review is cheapest to apply before a record is finalised, so its preventive value sits</w:t>
-      </w:r>
-    </w:p>
-    <w:p>
-      <w:pPr>
-        <w:spacing w:after="140"/>
-      </w:pPr>
-      <w:r>
-        <w:t xml:space="preserve">at the first line as a drafter self-check and at the second line as a sampling control by</w:t>
-      </w:r>
-    </w:p>
-    <w:p>
-      <w:pPr>
-        <w:spacing w:after="140"/>
-      </w:pPr>
-      <w:r>
-        <w:t xml:space="preserve">compliance or risk.</w:t>
-      </w:r>
-    </w:p>
-    <w:p>
-      <w:pPr>
-        <w:spacing w:after="140"/>
-      </w:pPr>
-      <w:r>
-        <w:t xml:space="preserve">That is not an argument that internal audit has no role, and the third line arguably has the</w:t>
-      </w:r>
-    </w:p>
-    <w:p>
-      <w:pPr>
-        <w:spacing w:after="140"/>
-      </w:pPr>
-      <w:r>
-        <w:t xml:space="preserve">most useful one. Applied to a population of closed files, the five conditions yield a</w:t>
-      </w:r>
-    </w:p>
-    <w:p>
-      <w:pPr>
-        <w:spacing w:after="140"/>
-      </w:pPr>
-      <w:r>
-        <w:t xml:space="preserve">measured rate of records that cannot carry their own reasoning, broken out by decision type</w:t>
-      </w:r>
-    </w:p>
-    <w:p>
-      <w:pPr>
-        <w:spacing w:after="140"/>
-      </w:pPr>
-      <w:r>
-        <w:t xml:space="preserve">and business unit. That is a finding about the control environment rather than any individual</w:t>
-      </w:r>
-    </w:p>
-    <w:p>
-      <w:pPr>
-        <w:spacing w:after="140"/>
-      </w:pPr>
-      <w:r>
-        <w:t xml:space="preserve">file, and it is what justifies a preventive check at all.</w:t>
-      </w:r>
-    </w:p>
-    <w:p>
-      <w:pPr>
-        <w:spacing w:after="140"/>
-      </w:pPr>
-      <w:r>
-        <w:t xml:space="preserve">In practice, third-line testing is primarily diagnostic, while first and second-line</w:t>
-      </w:r>
-    </w:p>
-    <w:p>
-      <w:pPr>
-        <w:spacing w:after="140"/>
-      </w:pPr>
-      <w:r>
-        <w:t xml:space="preserve">application is primarily preventive. A population-level diagnosis can then inform where</w:t>
-      </w:r>
-    </w:p>
-    <w:p>
-      <w:pPr>
-        <w:spacing w:after="140"/>
-      </w:pPr>
-      <w:r>
-        <w:t xml:space="preserve">preventive controls should be strengthened.</w:t>
+        <w:t xml:space="preserve">Where does it sit in three lines of defense?</w:t>
+      </w:r>
+      <w:r>
+        <w:t xml:space="preserve"> The review is most efficient when applied before a record is finalized, so its preventive value sits at the first line as a drafter self-check and at the second line as a sampling control by compliance or risk.</w:t>
+      </w:r>
+    </w:p>
+    <w:p>
+      <w:pPr>
+        <w:spacing w:after="140"/>
+      </w:pPr>
+      <w:r>
+        <w:t xml:space="preserve">That is not an argument that internal audit has no role. The third line can provide independent testing of the control environment. Applied to a population of closed files, the five conditions yield a measured rate of records that cannot carry their own reasoning, broken out by decision type and business unit. That is a finding about the control environment rather than any individual file. In practice, third-line testing is primarily diagnostic, while first and second-line application is primarily preventive. A population-level diagnosis can then inform where preventive controls should be strengthened.</w:t>
       </w:r>
     </w:p>
     <w:p>
@@ -1281,71 +1123,7 @@
         <w:t xml:space="preserve">What sample size?</w:t>
       </w:r>
       <w:r>
-        <w:t xml:space="preserve"> This study cannot establish a periodic control sample size. The 22</w:t>
-      </w:r>
-    </w:p>
-    <w:p>
-      <w:pPr>
-        <w:spacing w:after="140"/>
-      </w:pPr>
-      <w:r>
-        <w:t xml:space="preserve">matters constituted the full study corpus rather than a statistically designed sample drawn</w:t>
-      </w:r>
-    </w:p>
-    <w:p>
-      <w:pPr>
-        <w:spacing w:after="140"/>
-      </w:pPr>
-      <w:r>
-        <w:t xml:space="preserve">against a stated tolerable error and confidence level. Build the sampling plan in the ordinary way, from the population of</w:t>
-      </w:r>
-    </w:p>
-    <w:p>
-      <w:pPr>
-        <w:spacing w:after="140"/>
-      </w:pPr>
-      <w:r>
-        <w:t xml:space="preserve">consequential decisions in scope, using whatever sampling standard the function already</w:t>
-      </w:r>
-    </w:p>
-    <w:p>
-      <w:pPr>
-        <w:spacing w:after="140"/>
-      </w:pPr>
-      <w:r>
-        <w:t xml:space="preserve">applies. The unit of analysis is the record. A periodic sample, sized to the relevant population and</w:t>
-      </w:r>
-    </w:p>
-    <w:p>
-      <w:pPr>
-        <w:spacing w:after="140"/>
-      </w:pPr>
-      <w:r>
-        <w:t xml:space="preserve">weighted toward consequential decisions such as terminations, disciplinary outcomes and</w:t>
-      </w:r>
-    </w:p>
-    <w:p>
-      <w:pPr>
-        <w:spacing w:after="140"/>
-      </w:pPr>
-      <w:r>
-        <w:t xml:space="preserve">denials of accommodation, would generally be more informative than a larger unweighted</w:t>
-      </w:r>
-    </w:p>
-    <w:p>
-      <w:pPr>
-        <w:spacing w:after="140"/>
-      </w:pPr>
-      <w:r>
-        <w:t xml:space="preserve">sample. The aggregate view matters more than any individual file, because patterned</w:t>
-      </w:r>
-    </w:p>
-    <w:p>
-      <w:pPr>
-        <w:spacing w:after="140"/>
-      </w:pPr>
-      <w:r>
-        <w:t xml:space="preserve">compliance is visible only across a population.</w:t>
+        <w:t xml:space="preserve"> This study cannot establish a periodic control sample size. The 22 matters were the full study corpus rather than a statistically designed sample drawn against a stated tolerable error and confidence level. Build the sampling plan in the ordinary way, using whatever sampling standard the function already applies. The unit of analysis is the record. A periodic sample, sized to the relevant population and weighted toward consequential decisions, meaning decisions with material employment, financial, legal or compliance implications such as terminations, disciplinary outcomes and denials of accommodation, would generally be more informative than a larger unweighted sample. The aggregate view matters more than any individual file, because patterned compliance is visible only across a population.</w:t>
       </w:r>
     </w:p>
     <w:p>
@@ -1359,31 +1137,7 @@
         <w:t xml:space="preserve">What triggers escalation?</w:t>
       </w:r>
       <w:r>
-        <w:t xml:space="preserve"> A single Needs work classification is a coaching conversation.</w:t>
-      </w:r>
-    </w:p>
-    <w:p>
-      <w:pPr>
-        <w:spacing w:after="140"/>
-      </w:pPr>
-      <w:r>
-        <w:t xml:space="preserve">A rate that is rising, or that clusters by author, business unit or subject, is a control</w:t>
-      </w:r>
-    </w:p>
-    <w:p>
-      <w:pPr>
-        <w:spacing w:after="140"/>
-      </w:pPr>
-      <w:r>
-        <w:t xml:space="preserve">finding. The second is the more important control signal, but it cannot be identified</w:t>
-      </w:r>
-    </w:p>
-    <w:p>
-      <w:pPr>
-        <w:spacing w:after="140"/>
-      </w:pPr>
-      <w:r>
-        <w:t xml:space="preserve">reliably unless the first is recorded consistently.</w:t>
+        <w:t xml:space="preserve"> A single Needs work classification can ordinarily trigger coaching or remediation. A rising rate, or a persistent concentration by author, business unit or decision type, can warrant treatment as a control finding. The second is the more important control signal, but it cannot be identified reliably unless the first is recorded consistently.</w:t>
       </w:r>
     </w:p>
     <w:p>
@@ -1397,39 +1151,7 @@
         <w:t xml:space="preserve">One caution on adoption.</w:t>
       </w:r>
       <w:r>
-        <w:t xml:space="preserve"> A review applied by the person who drafted the record carries</w:t>
-      </w:r>
-    </w:p>
-    <w:p>
-      <w:pPr>
-        <w:spacing w:after="140"/>
-      </w:pPr>
-      <w:r>
-        <w:t xml:space="preserve">less weight than one applied by somebody else, for the same reason a self-assessment carries</w:t>
-      </w:r>
-    </w:p>
-    <w:p>
-      <w:pPr>
-        <w:spacing w:after="140"/>
-      </w:pPr>
-      <w:r>
-        <w:t xml:space="preserve">less weight than an inspection. Where the review is used at the first line, treat it as a</w:t>
-      </w:r>
-    </w:p>
-    <w:p>
-      <w:pPr>
-        <w:spacing w:after="140"/>
-      </w:pPr>
-      <w:r>
-        <w:t xml:space="preserve">drafting discipline rather than as assurance, and keep the second-line sample independent of</w:t>
-      </w:r>
-    </w:p>
-    <w:p>
-      <w:pPr>
-        <w:spacing w:after="140"/>
-      </w:pPr>
-      <w:r>
-        <w:t xml:space="preserve">the drafters.</w:t>
+        <w:t xml:space="preserve"> A review applied by the person who drafted the record carries less weight than one applied by somebody else. Where the review is used at the first line, treat it as a drafting discipline rather than as assurance, and keep the second-line sample independent of the drafters.</w:t>
       </w:r>
     </w:p>
     <w:p>
@@ -1446,23 +1168,23 @@
         <w:spacing w:after="140"/>
       </w:pPr>
       <w:r>
-        <w:t xml:space="preserve">It demonstrates that an association of this size can be observed at practitioner scale, in real adjudicated matters, using a review a working specialist can apply inside an ordinary workload.</w:t>
-      </w:r>
-    </w:p>
-    <w:p>
-      <w:pPr>
-        <w:spacing w:after="140"/>
-      </w:pPr>
-      <w:r>
-        <w:t xml:space="preserve">It does not establish that the review improves outcomes, reduces litigation risk or increases decision quality, none of which was tested. Twenty-two cases from one practitioner's caseload, selected from published sources rather than sampled at random, is a field pilot and is reported as one. Published adjudications are not a random sample of employment records, since a matter reaches adjudication because something was contested.</w:t>
-      </w:r>
-    </w:p>
-    <w:p>
-      <w:pPr>
-        <w:spacing w:after="140"/>
-      </w:pPr>
-      <w:r>
-        <w:t xml:space="preserve">A larger study should broaden the corpus without regard to how matters resolved, put at least two reviewers on each case with the classification and the outcome recorded separately, and fix the treatment of unresolved contests in advance.</w:t>
+        <w:t xml:space="preserve">It demonstrates that an association of this size can be observed at practitioner scale, in adjudicated matters, using a review a working specialist can apply inside an ordinary workload. The result should therefore be interpreted as exploratory.</w:t>
+      </w:r>
+    </w:p>
+    <w:p>
+      <w:pPr>
+        <w:spacing w:after="140"/>
+      </w:pPr>
+      <w:r>
+        <w:t xml:space="preserve">It does not establish that the review improves outcomes, reduces litigation risk or increases decision quality, none of which was tested. Twenty-two cases from one practitioner's caseload, selected from published sources rather than sampled at random, is a field pilot. Published adjudications are not a random sample of employment records, since a matter reaches adjudication because something was contested.</w:t>
+      </w:r>
+    </w:p>
+    <w:p>
+      <w:pPr>
+        <w:spacing w:after="140"/>
+      </w:pPr>
+      <w:r>
+        <w:t xml:space="preserve">A larger study should broaden the corpus without regard to how matters resolved, put at least two reviewers on each case with the classification and outcome recorded separately, fix the treatment of unresolved contests in advance, and where feasible obtain the underlying record independently of the adjudicated decision.</w:t>
       </w:r>
     </w:p>
     <w:p>
@@ -1495,37 +1217,70 @@
     </w:p>
     <w:p>
       <w:pPr>
-        <w:numPr>
-          <w:ilvl w:val="0"/>
-          <w:numId w:val="2"/>
-        </w:numPr>
-        <w:spacing w:after="60"/>
-      </w:pPr>
-      <w:r>
-        <w:t xml:space="preserve">The corpus comprises 22 adjudicated matters drawn from 22 distinct published decisions across three jurisdictional systems: United States Supreme Court decisions, United States Federal Labor Relations Authority decisions, and United Kingdom Employment Tribunal judgments, collected between 22 June and 29 July 2026. Each case carries its own published citation in the study record. Case counts, classifications and outcomes were verified against the study database on 21 August 2026.</w:t>
-      </w:r>
-    </w:p>
-    <w:p>
-      <w:pPr>
-        <w:spacing w:after="140"/>
-      </w:pPr>
-      <w:r>
-        <w:rPr>
-          <w:b/>
-        </w:rPr>
-        <w:t xml:space="preserve">Protocol limitations</w:t>
-      </w:r>
-    </w:p>
-    <w:p>
-      <w:pPr>
-        <w:numPr>
-          <w:ilvl w:val="0"/>
-          <w:numId w:val="2"/>
-        </w:numPr>
-        <w:spacing w:after="60"/>
-      </w:pPr>
-      <w:r>
-        <w:t xml:space="preserve">The protocol required the review classification to be recorded before the documented outcome was consulted. The study database records one timestamp per case rather than separate review and outcome times, so the recorded sequence rests on the study protocol rather than on a system record. A larger study should timestamp the two steps separately and use a second reviewer blinded to the outcome.</w:t>
+        <w:spacing w:after="140"/>
+      </w:pPr>
+      <w:r>
+        <w:rPr>
+          <w:b/>
+        </w:rPr>
+        <w:t xml:space="preserve">1.</w:t>
+      </w:r>
+      <w:r>
+        <w:t xml:space="preserve"> The corpus comprises 22 adjudicated matters from 22 distinct published decisions across three jurisdictional systems: United States Supreme Court, United States Federal Labor Relations Authority, and United Kingdom Employment Tribunal, collected between 22 June and 29 July 2026. </w:t>
+      </w:r>
+      <w:r>
+        <w:rPr>
+          <w:b/>
+        </w:rPr>
+        <w:t xml:space="preserve">[REQUIRED_ENV_PARAM: TWENTY_TWO_CASE_CITATIONS]</w:t>
+      </w:r>
+      <w:r>
+        <w:t xml:space="preserve"> The full case list, giving decision name, jurisdiction and citation for each matter, must be appended here before submission. It is not held in the study repository. Counts, classifications and outcomes were verified against the study database on 21 August 2026.</w:t>
+      </w:r>
+    </w:p>
+    <w:p>
+      <w:pPr>
+        <w:spacing w:after="140"/>
+      </w:pPr>
+      <w:r>
+        <w:rPr>
+          <w:b/>
+        </w:rPr>
+        <w:t xml:space="preserve">Protocol and classification</w:t>
+      </w:r>
+    </w:p>
+    <w:p>
+      <w:pPr>
+        <w:spacing w:after="140"/>
+      </w:pPr>
+      <w:r>
+        <w:rPr>
+          <w:b/>
+        </w:rPr>
+        <w:t xml:space="preserve">2.</w:t>
+      </w:r>
+      <w:r>
+        <w:t xml:space="preserve"> For each matter the reviewer read the published decision in full and worked from the portions describing the employer's contemporaneous documentation as reproduced or characterized within it. No employer record was obtained independently of the decision. The protocol required the classification to be recorded before the outcome was consulted. The database records one timestamp per case rather than separate review and outcome times, so the sequence rests on the protocol rather than on a system record.</w:t>
+      </w:r>
+    </w:p>
+    <w:p>
+      <w:pPr>
+        <w:spacing w:after="140"/>
+      </w:pPr>
+      <w:r>
+        <w:rPr>
+          <w:b/>
+        </w:rPr>
+        <w:t xml:space="preserve">3.</w:t>
+      </w:r>
+      <w:r>
+        <w:t xml:space="preserve"> An adverse finding was recorded where the employer's position did not survive review, or where the matter drew an adverse audit or compliance finding. The two adverse audit or compliance findings are a separate category that does not overlap the disposition counts, and the four categories sum to 22. </w:t>
+      </w:r>
+      <w:r>
+        <w:rPr>
+          <w:b/>
+        </w:rPr>
+        <w:t xml:space="preserve">This rule was applied retrospectively and was not fixed before the data closed, so the primary association should be treated as exploratory.</w:t>
       </w:r>
     </w:p>
     <w:p>
@@ -1541,26 +1296,30 @@
     </w:p>
     <w:p>
       <w:pPr>
-        <w:numPr>
-          <w:ilvl w:val="0"/>
-          <w:numId w:val="2"/>
-        </w:numPr>
-        <w:spacing w:after="60"/>
-      </w:pPr>
-      <w:r>
-        <w:t xml:space="preserve">Association between the review classification and an adverse finding was tested with Fisher's exact test, two-sided, on the 2 x 2 table shown: p = 0.0073, odds ratio 19.25. The observed proportions with an adverse finding were 77.8 percent for records classified Needs work or Gap (7 of 9, 95 percent Wilson score interval 45.3 to 93.7 percent) and 15.4 percent for records classified Ready (2 of 13, 95 percent Wilson score interval 4.3 to 42.2 percent). Wilson score intervals are reported for these proportions because the cell counts are small and the normal approximation is unreliable at this sample size.</w:t>
-      </w:r>
-    </w:p>
-    <w:p>
-      <w:pPr>
-        <w:numPr>
-          <w:ilvl w:val="0"/>
-          <w:numId w:val="2"/>
-        </w:numPr>
-        <w:spacing w:after="60"/>
-      </w:pPr>
-      <w:r>
-        <w:t xml:space="preserve">Comparison with the public-records corpus used the Woolf test of homogeneity of odds ratios across the two corpora: Q = 2.550 on 1 degree of freedom, p = 0.110. The test does not establish equivalence; it fails to detect a difference at this sample size.</w:t>
+        <w:spacing w:after="140"/>
+      </w:pPr>
+      <w:r>
+        <w:rPr>
+          <w:b/>
+        </w:rPr>
+        <w:t xml:space="preserve">4.</w:t>
+      </w:r>
+      <w:r>
+        <w:t xml:space="preserve"> Association between the classification and an adverse finding was tested with Fisher's exact test, two-sided, on the 2 x 2 table shown: p = 0.0073, odds ratio 19.25. The observed proportions with an adverse finding were 77.8 percent for records classified Needs work or Gap (7 of 9, 95 percent Wilson score interval 45.3 to 93.7 percent) and 15.4 percent for records classified Ready (2 of 13, 95 percent Wilson score interval 4.3 to 42.2 percent). Wilson intervals are used for these proportions because the cell counts are small and the normal approximation is unreliable at this sample size.</w:t>
+      </w:r>
+    </w:p>
+    <w:p>
+      <w:pPr>
+        <w:spacing w:after="140"/>
+      </w:pPr>
+      <w:r>
+        <w:rPr>
+          <w:b/>
+        </w:rPr>
+        <w:t xml:space="preserve">5.</w:t>
+      </w:r>
+      <w:r>
+        <w:t xml:space="preserve"> Comparison with the public-records corpus used the Woolf test of homogeneity of odds ratios: Q = 2.550 on 1 degree of freedom, p = 0.110. The test does not establish equivalence; it fails to detect a difference at this sample size.</w:t>
       </w:r>
     </w:p>
     <w:p>
@@ -1576,37 +1335,16 @@
     </w:p>
     <w:p>
       <w:pPr>
-        <w:numPr>
-          <w:ilvl w:val="0"/>
-          <w:numId w:val="2"/>
-        </w:numPr>
-        <w:spacing w:after="60"/>
-      </w:pPr>
-      <w:r>
-        <w:t xml:space="preserve">Ubayet Hossain, FRM, provided methodological guidance on the reference-panel design, the chance-corrected agreement framework and the prespecified acceptance thresholds, in a personal professional capacity. His contribution does not represent the views of any employer.</w:t>
-      </w:r>
-    </w:p>
-    <w:p>
-      <w:pPr>
-        <w:spacing w:after="140"/>
-      </w:pPr>
-      <w:r>
-        <w:rPr>
-          <w:b/>
-        </w:rPr>
-        <w:t xml:space="preserve">Conflict disclosure</w:t>
-      </w:r>
-    </w:p>
-    <w:p>
-      <w:pPr>
-        <w:numPr>
-          <w:ilvl w:val="0"/>
-          <w:numId w:val="2"/>
-        </w:numPr>
-        <w:spacing w:after="60"/>
-      </w:pPr>
-      <w:r>
-        <w:t xml:space="preserve">Phillip Wikes developed the review method described here and would benefit from its adoption. He read no case in this corpus and recorded no classification and no outcome. He specified and ran the analyses reported in this article.</w:t>
+        <w:spacing w:after="140"/>
+      </w:pPr>
+      <w:r>
+        <w:rPr>
+          <w:b/>
+        </w:rPr>
+        <w:t xml:space="preserve">6.</w:t>
+      </w:r>
+      <w:r>
+        <w:t xml:space="preserve"> Ubayet Hossain, FRM, provided methodological guidance on the reference-panel design, the chance-corrected agreement framework and the prespecified acceptance thresholds, in a personal professional capacity. His contribution does not represent the views of any employer.</w:t>
       </w:r>
     </w:p>
     <w:p>
@@ -1618,30 +1356,19 @@
     </w:p>
     <w:p>
       <w:pPr>
-        <w:spacing w:after="140"/>
-      </w:pPr>
-      <w:r>
-        <w:rPr>
-          <w:b/>
-        </w:rPr>
-        <w:t xml:space="preserve">Tanvi Pokhriyal</w:t>
-      </w:r>
-      <w:r>
-        <w:t xml:space="preserve"> is an Organisational Psychologist working freelance. She is an HR and organisational psychology professional with over 15 years of experience across human resources, organisational development, business development, and marketing, including experience within the oil and gas sector. Her professional interests include organisational behaviour, employee relations, workplace decision-making, people management, and the evolving role of technology. She designed the case protocol for this study and conducted every record review reported in it.</w:t>
-      </w:r>
-    </w:p>
-    <w:p>
-      <w:pPr>
-        <w:spacing w:after="140"/>
-      </w:pPr>
-      <w:r>
-        <w:rPr>
-          <w:b/>
-        </w:rPr>
-        <w:t xml:space="preserve">Phillip Wikes</w:t>
-      </w:r>
-      <w:r>
-        <w:t xml:space="preserve"> is an AI Governance and Cognitive Risk Advisor focused on documentation integrity, evidentiary traceability and record-level controls in AI-assisted environments. He previously served as a Lead Civil Rights Officer at the Maryland Commission on Civil Rights, where he evaluated discrimination complaints and reviewed consequential organizational records. He developed the Justification Review Standard and named Decision Reconstruction Risk.</w:t>
+        <w:pStyle w:val="Heading2"/>
+        <w:spacing w:after="140"/>
+      </w:pPr>
+      <w:r>
+        <w:t xml:space="preserve">Acknowledgement</w:t>
+      </w:r>
+    </w:p>
+    <w:p>
+      <w:pPr>
+        <w:spacing w:after="140"/>
+      </w:pPr>
+      <w:r>
+        <w:t xml:space="preserve">The authors thank Kyle McMullan for comments on audit practice. His comments did not extend to the study, its data or its findings.</w:t>
       </w:r>
     </w:p>
     <w:p>
@@ -1653,27 +1380,30 @@
     </w:p>
     <w:p>
       <w:pPr>
-        <w:pStyle w:val="Heading2"/>
-        <w:spacing w:after="140"/>
-      </w:pPr>
-      <w:r>
-        <w:t xml:space="preserve">Acknowledgement</w:t>
-      </w:r>
-    </w:p>
-    <w:p>
-      <w:pPr>
-        <w:spacing w:after="140"/>
-      </w:pPr>
-      <w:r>
-        <w:t xml:space="preserve">The author thanks Kyle McMullan for comments on audit practice. He did not review the study</w:t>
-      </w:r>
-    </w:p>
-    <w:p>
-      <w:pPr>
-        <w:spacing w:after="140"/>
-      </w:pPr>
-      <w:r>
-        <w:t xml:space="preserve">and does not endorse its findings.</w:t>
+        <w:spacing w:after="140"/>
+      </w:pPr>
+      <w:r>
+        <w:rPr>
+          <w:b/>
+        </w:rPr>
+        <w:t xml:space="preserve">Tanvi Pokhriyal</w:t>
+      </w:r>
+      <w:r>
+        <w:t xml:space="preserve"> is an Organisational Psychologist working freelance, with over 15 years of experience in human resources and organizational development. Her professional interests include organizational behavior, employee relations and workplace decision-making. She designed the case protocol for this study and conducted every record review reported in it.</w:t>
+      </w:r>
+    </w:p>
+    <w:p>
+      <w:pPr>
+        <w:spacing w:after="140"/>
+      </w:pPr>
+      <w:r>
+        <w:rPr>
+          <w:b/>
+        </w:rPr>
+        <w:t xml:space="preserve">Phillip Wikes</w:t>
+      </w:r>
+      <w:r>
+        <w:t xml:space="preserve"> is an AI Governance and Cognitive Risk Advisor focused on documentation integrity, evidentiary traceability and record-level controls in AI-assisted environments. He previously served as a Lead Civil Rights Officer at the Maryland Commission on Civil Rights, where he evaluated discrimination complaints and reviewed consequential organizational records. He developed the Justification Review Standard and named Decision Reconstruction Risk.</w:t>
       </w:r>
     </w:p>
     <w:p>
@@ -1703,39 +1433,7 @@
         <w:t xml:space="preserve">Financial interests.</w:t>
       </w:r>
       <w:r>
-        <w:t xml:space="preserve"> Tanvi Pokhriyal declares that she has no financial or commercial</w:t>
-      </w:r>
-    </w:p>
-    <w:p>
-      <w:pPr>
-        <w:spacing w:after="140"/>
-      </w:pPr>
-      <w:r>
-        <w:t xml:space="preserve">interest, ownership, investment, or other financial relationship that could influence or be</w:t>
-      </w:r>
-    </w:p>
-    <w:p>
-      <w:pPr>
-        <w:spacing w:after="140"/>
-      </w:pPr>
-      <w:r>
-        <w:t xml:space="preserve">perceived to influence the findings, interpretation, or conclusions of this research.</w:t>
-      </w:r>
-    </w:p>
-    <w:p>
-      <w:pPr>
-        <w:spacing w:after="140"/>
-      </w:pPr>
-      <w:r>
-        <w:t xml:space="preserve">Phillip Wikes developed the review method described here and would benefit from its</w:t>
-      </w:r>
-    </w:p>
-    <w:p>
-      <w:pPr>
-        <w:spacing w:after="140"/>
-      </w:pPr>
-      <w:r>
-        <w:t xml:space="preserve">adoption; that interest is set out in endnote 6.</w:t>
+        <w:t xml:space="preserve"> Tanvi Pokhriyal declares that she has no financial or commercial interest, ownership, investment or other financial relationship that could influence or be perceived to influence the findings, interpretation or conclusions of this research. Phillip Wikes developed the review method described in this article and may benefit from its adoption. He did not participate in the case classifications or outcome recording.</w:t>
       </w:r>
     </w:p>
     <w:p>
@@ -1749,39 +1447,7 @@
         <w:t xml:space="preserve">Research funding.</w:t>
       </w:r>
       <w:r>
-        <w:t xml:space="preserve"> Tanvi Pokhriyal declares that this research was conducted without any</w:t>
-      </w:r>
-    </w:p>
-    <w:p>
-      <w:pPr>
-        <w:spacing w:after="140"/>
-      </w:pPr>
-      <w:r>
-        <w:t xml:space="preserve">external financial support or research funding, and that she has not received, directly or</w:t>
-      </w:r>
-    </w:p>
-    <w:p>
-      <w:pPr>
-        <w:spacing w:after="140"/>
-      </w:pPr>
-      <w:r>
-        <w:t xml:space="preserve">indirectly, any funding, sponsorship, grants, or commercial financial assistance for the</w:t>
-      </w:r>
-    </w:p>
-    <w:p>
-      <w:pPr>
-        <w:spacing w:after="140"/>
-      </w:pPr>
-      <w:r>
-        <w:t xml:space="preserve">preparation or completion of this research paper. No external funding was received by any</w:t>
-      </w:r>
-    </w:p>
-    <w:p>
-      <w:pPr>
-        <w:spacing w:after="140"/>
-      </w:pPr>
-      <w:r>
-        <w:t xml:space="preserve">author.</w:t>
+        <w:t xml:space="preserve"> Tanvi Pokhriyal declares that this research was conducted without any external financial support or research funding, and that she has not received, directly or indirectly, any funding, sponsorship, grants or commercial financial assistance for the preparation of this paper. No external funding was received by any author.</w:t>
       </w:r>
     </w:p>
     <w:sectPr>
@@ -1817,6 +1483,9 @@
     <w:abstractNumId w:val="0"/>
   </w:num>
   <w:num w:numId="2">
+    <w:abstractNumId w:val="1"/>
+  </w:num>
+  <w:num w:numId="3">
     <w:abstractNumId w:val="1"/>
   </w:num>
 </w:numbering>

--- a/research/Employment_Records_Article_ISACA_2026-08-21.docx
+++ b/research/Employment_Records_Article_ISACA_2026-08-21.docx
@@ -60,7 +60,7 @@
         <w:t xml:space="preserve">no case in it is shown to have been AI-drafted</w:t>
       </w:r>
       <w:r>
-        <w:t xml:space="preserve">, and two of the three jurisdictional systems predate generative drafting. The question tested is whether the review distinguishes records that can independently support their conclusions from records that cannot, regardless of how the record was produced.</w:t>
+        <w:t xml:space="preserve">, and the corpus spans decisions from 1973 to 2026, most of which predate generative drafting. The question tested is whether the review distinguishes records that can independently support their conclusions from records that cannot, regardless of how the record was produced.</w:t>
       </w:r>
     </w:p>
     <w:p>
@@ -508,7 +508,7 @@
         <w:spacing w:after="140"/>
       </w:pPr>
       <w:r>
-        <w:t xml:space="preserve">Twenty-two adjudicated employment and labour matters, from 22 distinct public sources, across three jurisdictional systems.</w:t>
+        <w:t xml:space="preserve">Twenty-two adjudicated employment and labour matters, from 22 distinct published decisions across seven adjudicating forums in two countries: the US Federal Labor Relations Authority (6), the New York Unemployment Insurance Appeal Board (4), the New York Appellate Division (4), UK Employment Tribunals (3), the US Supreme Court (2), the US Equal Employment Opportunity Commission (2), and the New York Committee on Open Government (1).</w:t>
       </w:r>
       <w:r>
         <w:rPr>
@@ -1226,16 +1226,7 @@
         <w:t xml:space="preserve">1.</w:t>
       </w:r>
       <w:r>
-        <w:t xml:space="preserve"> The corpus comprises 22 adjudicated matters from 22 distinct published decisions across three jurisdictional systems: United States Supreme Court, United States Federal Labor Relations Authority, and United Kingdom Employment Tribunal, collected between 22 June and 29 July 2026. </w:t>
-      </w:r>
-      <w:r>
-        <w:rPr>
-          <w:b/>
-        </w:rPr>
-        <w:t xml:space="preserve">[REQUIRED_ENV_PARAM: TWENTY_TWO_CASE_CITATIONS]</w:t>
-      </w:r>
-      <w:r>
-        <w:t xml:space="preserve"> The full case list, giving decision name, jurisdiction and citation for each matter, must be appended here before submission. It is not held in the study repository. Counts, classifications and outcomes were verified against the study database on 21 August 2026.</w:t>
+        <w:t xml:space="preserve"> The corpus comprises 22 adjudicated matters from 22 distinct published decisions, collected between 22 June and 29 July 2026. The full case list, with the adjudicating forum for each matter, is set out in the appendix. Counts, classifications, outcomes and citations were verified against the study database on 24 August 2026.</w:t>
       </w:r>
     </w:p>
     <w:p>
@@ -1345,6 +1336,295 @@
       </w:r>
       <w:r>
         <w:t xml:space="preserve"> Ubayet Hossain, FRM, provided methodological guidance on the reference-panel design, the chance-corrected agreement framework and the prespecified acceptance thresholds, in a personal professional capacity. His contribution does not represent the views of any employer.</w:t>
+      </w:r>
+    </w:p>
+    <w:p>
+      <w:pPr>
+        <w:pBdr>
+          <w:bottom w:val="single" w:sz="6" w:space="1" w:color="AAAAAA"/>
+        </w:pBdr>
+      </w:pPr>
+    </w:p>
+    <w:p>
+      <w:pPr>
+        <w:pStyle w:val="Heading2"/>
+        <w:spacing w:after="140"/>
+      </w:pPr>
+      <w:r>
+        <w:t xml:space="preserve">Appendix: case list</w:t>
+      </w:r>
+    </w:p>
+    <w:p>
+      <w:pPr>
+        <w:numPr>
+          <w:ilvl w:val="0"/>
+          <w:numId w:val="4"/>
+        </w:numPr>
+        <w:spacing w:after="60"/>
+      </w:pPr>
+      <w:r>
+        <w:t xml:space="preserve">McDonnell Douglas Corp. v. Green, 411 U.S. 792 (1973) (US Supreme Court)</w:t>
+      </w:r>
+    </w:p>
+    <w:p>
+      <w:pPr>
+        <w:numPr>
+          <w:ilvl w:val="0"/>
+          <w:numId w:val="4"/>
+        </w:numPr>
+        <w:spacing w:after="60"/>
+      </w:pPr>
+      <w:r>
+        <w:t xml:space="preserve">St. Mary’s Honor Center v. Hicks, 509 U.S. 502 (1993). U.S. Supreme Court (US Supreme Court)</w:t>
+      </w:r>
+    </w:p>
+    <w:p>
+      <w:pPr>
+        <w:numPr>
+          <w:ilvl w:val="0"/>
+          <w:numId w:val="4"/>
+        </w:numPr>
+        <w:spacing w:after="60"/>
+      </w:pPr>
+      <w:r>
+        <w:t xml:space="preserve">Gallon v Sigma Aldrich Ltd, UK Employment Tribunal, Case No. 2500506/2017 (2017) (UK Employment Tribunal)</w:t>
+      </w:r>
+    </w:p>
+    <w:p>
+      <w:pPr>
+        <w:numPr>
+          <w:ilvl w:val="0"/>
+          <w:numId w:val="4"/>
+        </w:numPr>
+        <w:spacing w:after="60"/>
+      </w:pPr>
+      <w:r>
+        <w:t xml:space="preserve">Published Employment Tribunal and Employment Appeal Tribunal proceedings involving a capability dismissal following a formal performance management process (UK Employment Tribunal)  </w:t>
+      </w:r>
+      <w:r>
+        <w:rPr>
+          <w:b/>
+        </w:rPr>
+        <w:t xml:space="preserve">[REQUIRED_ENV_PARAM: CASE_04_CITATION]</w:t>
+      </w:r>
+      <w:r>
+        <w:t xml:space="preserve"> This entry is a description rather than a citation and must be replaced with the decision reference before submission.</w:t>
+      </w:r>
+    </w:p>
+    <w:p>
+      <w:pPr>
+        <w:numPr>
+          <w:ilvl w:val="0"/>
+          <w:numId w:val="4"/>
+        </w:numPr>
+        <w:spacing w:after="60"/>
+      </w:pPr>
+      <w:r>
+        <w:t xml:space="preserve">Jones v Vale Curtains and Blinds Ltd (Employment Tribunal, Reading, 2024) (UK Employment Tribunal)</w:t>
+      </w:r>
+    </w:p>
+    <w:p>
+      <w:pPr>
+        <w:numPr>
+          <w:ilvl w:val="0"/>
+          <w:numId w:val="4"/>
+        </w:numPr>
+        <w:spacing w:after="60"/>
+      </w:pPr>
+      <w:r>
+        <w:t xml:space="preserve">United States Department of Defense, Department of Defense Dependents Schools, Europe and Federal Education Association, 65 FLRA No. 122 (2011) (US Federal Labor Relations Authority)</w:t>
+      </w:r>
+    </w:p>
+    <w:p>
+      <w:pPr>
+        <w:numPr>
+          <w:ilvl w:val="0"/>
+          <w:numId w:val="4"/>
+        </w:numPr>
+        <w:spacing w:after="60"/>
+      </w:pPr>
+      <w:r>
+        <w:t xml:space="preserve">Public citation: Appeal Board No. 636070 (N.Y. Unemployment Insurance Appeal Board, Mar. 5, 2025) (New York Unemployment Insurance Appeal Board)</w:t>
+      </w:r>
+    </w:p>
+    <w:p>
+      <w:pPr>
+        <w:numPr>
+          <w:ilvl w:val="0"/>
+          <w:numId w:val="4"/>
+        </w:numPr>
+        <w:spacing w:after="60"/>
+      </w:pPr>
+      <w:r>
+        <w:t xml:space="preserve">Valentine S. v. U.S. Postal Service, EEOC Appeal No. 2022004565 (Dec. 22, 2022) (US Equal Employment Opportunity Commission)</w:t>
+      </w:r>
+    </w:p>
+    <w:p>
+      <w:pPr>
+        <w:numPr>
+          <w:ilvl w:val="0"/>
+          <w:numId w:val="4"/>
+        </w:numPr>
+        <w:spacing w:after="60"/>
+      </w:pPr>
+      <w:r>
+        <w:t xml:space="preserve">Matter of Gannett Co., Inc. v City of Mount Vernon Police Department, 248 AD3d 1035, 2026 NY Slip Op 02267 (2d Dept 2026) (New York Appellate Division)</w:t>
+      </w:r>
+    </w:p>
+    <w:p>
+      <w:pPr>
+        <w:numPr>
+          <w:ilvl w:val="0"/>
+          <w:numId w:val="4"/>
+        </w:numPr>
+        <w:spacing w:after="60"/>
+      </w:pPr>
+      <w:r>
+        <w:t xml:space="preserve">Matter of Kohler-Hausmann v New York City Police Department, 133 AD3d 437 (1st Dept 2015) (New York Appellate Division)</w:t>
+      </w:r>
+    </w:p>
+    <w:p>
+      <w:pPr>
+        <w:numPr>
+          <w:ilvl w:val="0"/>
+          <w:numId w:val="4"/>
+        </w:numPr>
+        <w:spacing w:after="60"/>
+      </w:pPr>
+      <w:r>
+        <w:t xml:space="preserve">United States Department of Housing and Urban Development and AFGE Local 3320, 73 FLRA No. 67 (Nov. 14, 2022) (US Federal Labor Relations Authority)</w:t>
+      </w:r>
+    </w:p>
+    <w:p>
+      <w:pPr>
+        <w:numPr>
+          <w:ilvl w:val="0"/>
+          <w:numId w:val="4"/>
+        </w:numPr>
+        <w:spacing w:after="60"/>
+      </w:pPr>
+      <w:r>
+        <w:t xml:space="preserve">AFGE Local 4012 and Social Security Administration, Denver, Colorado, 73 FLRA No. 106 (May 26, 2023) (US Federal Labor Relations Authority)</w:t>
+      </w:r>
+    </w:p>
+    <w:p>
+      <w:pPr>
+        <w:numPr>
+          <w:ilvl w:val="0"/>
+          <w:numId w:val="4"/>
+        </w:numPr>
+        <w:spacing w:after="60"/>
+      </w:pPr>
+      <w:r>
+        <w:t xml:space="preserve">International Federation of Professional and Technical Engineers, Local 4 and U.S. Department of the Navy, Portsmouth Naval Shipyard, 73 FLRA No. 94 (2023) (US Federal Labor Relations Authority)</w:t>
+      </w:r>
+    </w:p>
+    <w:p>
+      <w:pPr>
+        <w:numPr>
+          <w:ilvl w:val="0"/>
+          <w:numId w:val="4"/>
+        </w:numPr>
+        <w:spacing w:after="60"/>
+      </w:pPr>
+      <w:r>
+        <w:t xml:space="preserve">Fraternal Order of Police, DC Lodge 1 and U.S. Department of Defense, Pentagon Force Protection Agency, 73 FLRA No. 77 (2023) (US Federal Labor Relations Authority)</w:t>
+      </w:r>
+    </w:p>
+    <w:p>
+      <w:pPr>
+        <w:numPr>
+          <w:ilvl w:val="0"/>
+          <w:numId w:val="4"/>
+        </w:numPr>
+        <w:spacing w:after="60"/>
+      </w:pPr>
+      <w:r>
+        <w:t xml:space="preserve">FOIL-AO-19774 (N.Y. Committee on Open Government, June 29, 2020) (New York Committee on Open Government)</w:t>
+      </w:r>
+    </w:p>
+    <w:p>
+      <w:pPr>
+        <w:numPr>
+          <w:ilvl w:val="0"/>
+          <w:numId w:val="4"/>
+        </w:numPr>
+        <w:spacing w:after="60"/>
+      </w:pPr>
+      <w:r>
+        <w:t xml:space="preserve">Matter of Woods v State University of New York, 139 AD3d 1322, 2016 NY Slip Op 04084 (3d Dept 2016) (New York Appellate Division)</w:t>
+      </w:r>
+    </w:p>
+    <w:p>
+      <w:pPr>
+        <w:numPr>
+          <w:ilvl w:val="0"/>
+          <w:numId w:val="4"/>
+        </w:numPr>
+        <w:spacing w:after="60"/>
+      </w:pPr>
+      <w:r>
+        <w:t xml:space="preserve">United States Small Business Administration and American Federation of Government Employees, Local 228, 71 FLRA No. 124 (2020) (US Federal Labor Relations Authority)</w:t>
+      </w:r>
+    </w:p>
+    <w:p>
+      <w:pPr>
+        <w:numPr>
+          <w:ilvl w:val="0"/>
+          <w:numId w:val="4"/>
+        </w:numPr>
+        <w:spacing w:after="60"/>
+      </w:pPr>
+      <w:r>
+        <w:t xml:space="preserve">Appeal Board No. 634916 (N.Y. Unemployment Insurance Appeal Board, Jan. 29, 2025) (New York Unemployment Insurance Appeal Board)</w:t>
+      </w:r>
+    </w:p>
+    <w:p>
+      <w:pPr>
+        <w:numPr>
+          <w:ilvl w:val="0"/>
+          <w:numId w:val="4"/>
+        </w:numPr>
+        <w:spacing w:after="60"/>
+      </w:pPr>
+      <w:r>
+        <w:t xml:space="preserve">Carson v Department of Justice, EEOC Appeal No. 0120100078 (Feb. 16, 2012) (US Equal Employment Opportunity Commission)</w:t>
+      </w:r>
+    </w:p>
+    <w:p>
+      <w:pPr>
+        <w:numPr>
+          <w:ilvl w:val="0"/>
+          <w:numId w:val="4"/>
+        </w:numPr>
+        <w:spacing w:after="60"/>
+      </w:pPr>
+      <w:r>
+        <w:t xml:space="preserve">Appeal Board No. 637062 (N.Y. Unemployment Insurance Appeal Board, July 22, 2025) (New York Unemployment Insurance Appeal Board)</w:t>
+      </w:r>
+    </w:p>
+    <w:p>
+      <w:pPr>
+        <w:numPr>
+          <w:ilvl w:val="0"/>
+          <w:numId w:val="4"/>
+        </w:numPr>
+        <w:spacing w:after="60"/>
+      </w:pPr>
+      <w:r>
+        <w:t xml:space="preserve">Appeal Board No. 638160 (N.Y. Unemployment Insurance Appeal Board, Dec. 4, 2025) (New York Unemployment Insurance Appeal Board)</w:t>
+      </w:r>
+    </w:p>
+    <w:p>
+      <w:pPr>
+        <w:numPr>
+          <w:ilvl w:val="0"/>
+          <w:numId w:val="4"/>
+        </w:numPr>
+        <w:spacing w:after="60"/>
+      </w:pPr>
+      <w:r>
+        <w:t xml:space="preserve">Matter of Spence (State University of New York), 230 AD3d 1559, 2024 NY Slip Op 04677 (4th Dept 2024) (New York Appellate Division)</w:t>
       </w:r>
     </w:p>
     <w:p>
@@ -1486,6 +1766,9 @@
     <w:abstractNumId w:val="1"/>
   </w:num>
   <w:num w:numId="3">
+    <w:abstractNumId w:val="1"/>
+  </w:num>
+  <w:num w:numId="4">
     <w:abstractNumId w:val="1"/>
   </w:num>
 </w:numbering>

--- a/research/Employment_Records_Article_ISACA_2026-08-21.docx
+++ b/research/Employment_Records_Article_ISACA_2026-08-21.docx
@@ -811,6 +811,15 @@
         </w:rPr>
         <w:t xml:space="preserve">4</w:t>
       </w:r>
+      <w:r>
+        <w:t xml:space="preserve"> The result is unchanged when the two weakest corpus entries are excluded.</w:t>
+      </w:r>
+      <w:r>
+        <w:rPr>
+          <w:vertAlign w:val="superscript"/>
+        </w:rPr>
+        <w:t xml:space="preserve">6</w:t>
+      </w:r>
     </w:p>
     <w:p>
       <w:pPr>
@@ -1321,6 +1330,37 @@
         <w:rPr>
           <w:b/>
         </w:rPr>
+        <w:t xml:space="preserve">Corpus integrity and sensitivity</w:t>
+      </w:r>
+    </w:p>
+    <w:p>
+      <w:pPr>
+        <w:spacing w:after="140"/>
+      </w:pPr>
+      <w:r>
+        <w:rPr>
+          <w:b/>
+        </w:rPr>
+        <w:t xml:space="preserve">6.</w:t>
+      </w:r>
+      <w:r>
+        <w:t xml:space="preserve"> Two entries in the case list are weaker than the other 20 and are reported rather than adjusted. Case 4 identifies no specific decision: its source record is a narrative account of a capability dismissal with no party, forum, date or case number, so it cannot be cited. Case 5 names a decision but carries no tribunal case number. Because the primary association should not rest on entries a reader cannot locate, it was recomputed with each removed. On all 22 the association is p = 0.0073 with an odds ratio of 19.25. Excluding case 4, which falls in the Ready and no-adverse-finding cell, gives 7 of 9 against 2 of 12, p = 0.0092, odds ratio 17.50. Excluding case 15, a public-records advisory opinion that sits in an otherwise employment corpus, gives 6 of 8 against 2 of 13, p = 0.0176, odds ratio 16.50. Excluding both gives 6 of 8 against 2 of 12, p = 0.0194, odds ratio 15.00. </w:t>
+      </w:r>
+      <w:r>
+        <w:rPr>
+          <w:b/>
+        </w:rPr>
+        <w:t xml:space="preserve">The direction and significance of the association are unchanged under every exclusion, so no reported conclusion depends on the two weak entries or on the one out-of-domain matter.</w:t>
+      </w:r>
+    </w:p>
+    <w:p>
+      <w:pPr>
+        <w:spacing w:after="140"/>
+      </w:pPr>
+      <w:r>
+        <w:rPr>
+          <w:b/>
+        </w:rPr>
         <w:t xml:space="preserve">Contributor methodology</w:t>
       </w:r>
     </w:p>
@@ -1332,7 +1372,7 @@
         <w:rPr>
           <w:b/>
         </w:rPr>
-        <w:t xml:space="preserve">6.</w:t>
+        <w:t xml:space="preserve">7.</w:t>
       </w:r>
       <w:r>
         <w:t xml:space="preserve"> Ubayet Hossain, FRM, provided methodological guidance on the reference-panel design, the chance-corrected agreement framework and the prespecified acceptance thresholds, in a personal professional capacity. His contribution does not represent the views of any employer.</w:t>
@@ -1408,19 +1448,28 @@
         <w:t xml:space="preserve">[REQUIRED_ENV_PARAM: CASE_04_CITATION]</w:t>
       </w:r>
       <w:r>
-        <w:t xml:space="preserve"> This entry is a description rather than a citation and must be replaced with the decision reference before submission.</w:t>
-      </w:r>
-    </w:p>
-    <w:p>
-      <w:pPr>
-        <w:numPr>
-          <w:ilvl w:val="0"/>
-          <w:numId w:val="4"/>
-        </w:numPr>
-        <w:spacing w:after="60"/>
-      </w:pPr>
-      <w:r>
-        <w:t xml:space="preserve">Jones v Vale Curtains and Blinds Ltd (Employment Tribunal, Reading, 2024) (UK Employment Tribunal)</w:t>
+        <w:t xml:space="preserve"> This entry identifies no specific decision and cannot be cited. See endnote 6 for the sensitivity analysis excluding it.</w:t>
+      </w:r>
+    </w:p>
+    <w:p>
+      <w:pPr>
+        <w:numPr>
+          <w:ilvl w:val="0"/>
+          <w:numId w:val="4"/>
+        </w:numPr>
+        <w:spacing w:after="60"/>
+      </w:pPr>
+      <w:r>
+        <w:t xml:space="preserve">Jones v Vale Curtains and Blinds Ltd (Employment Tribunal, Reading, 2024) (UK Employment Tribunal)  </w:t>
+      </w:r>
+      <w:r>
+        <w:rPr>
+          <w:b/>
+        </w:rPr>
+        <w:t xml:space="preserve">[REQUIRED_ENV_PARAM: CASE_05_LOCATOR]</w:t>
+      </w:r>
+      <w:r>
+        <w:t xml:space="preserve"> Named decision, no case number on file. Supply the tribunal case number before submission.</w:t>
       </w:r>
     </w:p>
     <w:p>

--- a/research/Employment_Records_Article_ISACA_2026-08-21.docx
+++ b/research/Employment_Records_Article_ISACA_2026-08-21.docx
@@ -76,7 +76,7 @@
         <w:spacing w:after="140"/>
       </w:pPr>
       <w:r>
-        <w:t xml:space="preserve">This article reports what happened when one of us applied a structured review to 22 adjudicated employment matters, recorded the classification before consulting how each matter resolved, and compared the two. The records are not AI-generated and are not claimed to be.</w:t>
+        <w:t xml:space="preserve">This article reports what happened when one of us applied a structured review to 20 adjudicated employment matters, recorded the classification before consulting how each matter resolved, and compared the two. The records are not AI-generated and are not claimed to be.</w:t>
       </w:r>
     </w:p>
     <w:p>
@@ -508,7 +508,7 @@
         <w:spacing w:after="140"/>
       </w:pPr>
       <w:r>
-        <w:t xml:space="preserve">Twenty-two adjudicated employment and labour matters, from 22 distinct published decisions across seven adjudicating forums in two countries: the US Federal Labor Relations Authority (6), the New York Unemployment Insurance Appeal Board (4), the New York Appellate Division (4), UK Employment Tribunals (3), the US Supreme Court (2), the US Equal Employment Opportunity Commission (2), and the New York Committee on Open Government (1).</w:t>
+        <w:t xml:space="preserve">Twenty adjudicated employment and labour matters, from 20 distinct published decisions across six adjudicating forums in two countries: the US Federal Labor Relations Authority (6), the New York Unemployment Insurance Appeal Board (4), the New York Appellate Division (4), the US Supreme Court (2), UK Employment Tribunals (2), and the US Equal Employment Opportunity Commission (2).</w:t>
       </w:r>
       <w:r>
         <w:rPr>
@@ -522,13 +522,33 @@
         <w:spacing w:after="140"/>
       </w:pPr>
       <w:r>
+        <w:rPr>
+          <w:b/>
+        </w:rPr>
+        <w:t xml:space="preserve">Two matters were screened into the study database and are excluded from the analysis.</w:t>
+      </w:r>
+      <w:r>
+        <w:t xml:space="preserve"> One is a public-records advisory opinion rather than an employment adjudication, and belongs to a different domain. The other identifies no specific decision and cannot be cited. Both exclusions were made before the analysis reported here and both are stated so a reader can reconstruct the corpus.</w:t>
+      </w:r>
+      <w:r>
+        <w:rPr>
+          <w:vertAlign w:val="superscript"/>
+        </w:rPr>
+        <w:t xml:space="preserve">2</w:t>
+      </w:r>
+    </w:p>
+    <w:p>
+      <w:pPr>
+        <w:spacing w:after="140"/>
+      </w:pPr>
+      <w:r>
         <w:t xml:space="preserve">For each matter a practicing employment specialist read the published decision in full and applied the five conditions to the employer's contemporaneous documentation as reproduced within it.</w:t>
       </w:r>
       <w:r>
         <w:rPr>
           <w:vertAlign w:val="superscript"/>
         </w:rPr>
-        <w:t xml:space="preserve">2</w:t>
+        <w:t xml:space="preserve">3</w:t>
       </w:r>
       <w:r>
         <w:t xml:space="preserve"> The classification was recorded before the documented outcome was consulted. The outcome and supporting citation were then entered from the decision.</w:t>
@@ -575,7 +595,7 @@
         <w:spacing w:after="140"/>
       </w:pPr>
       <w:r>
-        <w:t xml:space="preserve">The classifications were 13 Ready, 6 Needs work and 3 Gap. The documented outcomes were 7 sustained, 7 that did not survive review, 6 contested with no recorded disposition, and 2 adverse audit or compliance findings. The four categories are mutually exclusive and sum to 22.</w:t>
+        <w:t xml:space="preserve">The classifications were 12 Ready, 5 Needs work and 3 Gap. The documented outcomes were 6 sustained, 7 that did not survive review, 6 contested with no recorded disposition, and 1 adverse audit or compliance finding. The four categories are mutually exclusive and sum to 20.</w:t>
       </w:r>
     </w:p>
     <w:p>
@@ -598,7 +618,7 @@
         <w:rPr>
           <w:vertAlign w:val="superscript"/>
         </w:rPr>
-        <w:t xml:space="preserve">3</w:t>
+        <w:t xml:space="preserve">4</w:t>
       </w:r>
     </w:p>
     <w:tbl>
@@ -684,7 +704,7 @@
               <w:spacing w:after="0"/>
             </w:pPr>
             <w:r>
-              <w:t xml:space="preserve">Needs work or Gap (n = 9)</w:t>
+              <w:t xml:space="preserve">Needs work or Gap (n = 8)</w:t>
             </w:r>
           </w:p>
         </w:tc>
@@ -697,7 +717,7 @@
               <w:spacing w:after="0"/>
             </w:pPr>
             <w:r>
-              <w:t xml:space="preserve">7</w:t>
+              <w:t xml:space="preserve">6</w:t>
             </w:r>
           </w:p>
         </w:tc>
@@ -723,7 +743,7 @@
               <w:spacing w:after="0"/>
             </w:pPr>
             <w:r>
-              <w:t xml:space="preserve">77.8%</w:t>
+              <w:t xml:space="preserve">75.0%</w:t>
             </w:r>
           </w:p>
         </w:tc>
@@ -738,7 +758,7 @@
               <w:spacing w:after="0"/>
             </w:pPr>
             <w:r>
-              <w:t xml:space="preserve">Ready (n = 13)</w:t>
+              <w:t xml:space="preserve">Ready (n = 12)</w:t>
             </w:r>
           </w:p>
         </w:tc>
@@ -764,7 +784,7 @@
               <w:spacing w:after="0"/>
             </w:pPr>
             <w:r>
-              <w:t xml:space="preserve">11</w:t>
+              <w:t xml:space="preserve">10</w:t>
             </w:r>
           </w:p>
         </w:tc>
@@ -777,7 +797,7 @@
               <w:spacing w:after="0"/>
             </w:pPr>
             <w:r>
-              <w:t xml:space="preserve">15.4%</w:t>
+              <w:t xml:space="preserve">16.7%</w:t>
             </w:r>
           </w:p>
         </w:tc>
@@ -800,7 +820,7 @@
         <w:rPr>
           <w:b/>
         </w:rPr>
-        <w:t xml:space="preserve">p = 0.0073</w:t>
+        <w:t xml:space="preserve">p = 0.0194</w:t>
       </w:r>
       <w:r>
         <w:t xml:space="preserve">.</w:t>
@@ -809,10 +829,81 @@
         <w:rPr>
           <w:vertAlign w:val="superscript"/>
         </w:rPr>
-        <w:t xml:space="preserve">4</w:t>
-      </w:r>
-      <w:r>
-        <w:t xml:space="preserve"> The result is unchanged when the two weakest corpus entries are excluded.</w:t>
+        <w:t xml:space="preserve">5</w:t>
+      </w:r>
+    </w:p>
+    <w:p>
+      <w:pPr>
+        <w:spacing w:after="140"/>
+      </w:pPr>
+      <w:r>
+        <w:t xml:space="preserve">Records classified as incomplete were associated with an adverse finding in 75.0 percent of cases, compared with 16.7 percent of records classified as Ready.</w:t>
+      </w:r>
+    </w:p>
+    <w:p>
+      <w:pPr>
+        <w:spacing w:after="140"/>
+      </w:pPr>
+      <w:r>
+        <w:t xml:space="preserve">The result depends on how an adverse outcome is defined, and no rule was fixed before the data closed. </w:t>
+      </w:r>
+      <w:r>
+        <w:rPr>
+          <w:b/>
+        </w:rPr>
+        <w:t xml:space="preserve">The classification was therefore defined retrospectively and should be treated as exploratory.</w:t>
+      </w:r>
+      <w:r>
+        <w:t xml:space="preserve"> Restricting to the 13 matters with a resolved disposition and asking only whether the employer's position was sustained gives p = 0.0291. Including the two excluded matters returns the corpus to 22 and gives p = 0.0073, a stronger result on a weaker corpus.</w:t>
+      </w:r>
+    </w:p>
+    <w:p>
+      <w:pPr>
+        <w:spacing w:after="140"/>
+      </w:pPr>
+      <w:r>
+        <w:t xml:space="preserve">The direction of the association is unchanged across the three specifications, but the result depends materially on how unresolved matters are treated. The evidence supports treating the finding as a control signal rather than as evidence of predictive validity. How to treat a contested matter with no recorded disposition should be fixed in a protocol before the next set is read.</w:t>
+      </w:r>
+    </w:p>
+    <w:p>
+      <w:pPr>
+        <w:spacing w:after="140"/>
+      </w:pPr>
+      <w:r>
+        <w:t xml:space="preserve">One record read as Gap was sustained anyway. It is kept in the count rather than dropped.</w:t>
+      </w:r>
+    </w:p>
+    <w:p>
+      <w:pPr>
+        <w:pStyle w:val="Heading2"/>
+        <w:spacing w:after="140"/>
+      </w:pPr>
+      <w:r>
+        <w:t xml:space="preserve">Why the same review found nothing in a different corpus</w:t>
+      </w:r>
+    </w:p>
+    <w:p>
+      <w:pPr>
+        <w:spacing w:after="140"/>
+      </w:pPr>
+      <w:r>
+        <w:t xml:space="preserve">The same review was applied by a different practitioner to 32 public-records determinations, where it did not track outcomes at all.</w:t>
+      </w:r>
+    </w:p>
+    <w:p>
+      <w:pPr>
+        <w:spacing w:after="140"/>
+      </w:pPr>
+      <w:r>
+        <w:t xml:space="preserve">Freedom-of-information determinations reach publication because a legal or access question was contested, so publication does not imply the underlying file was typical of the broader record population. Fifteen of the 20 resolved determinations there did not survive, a rate set by the publication process rather than by how those agencies documented. The employment corpus is not filtered that way.</w:t>
+      </w:r>
+    </w:p>
+    <w:p>
+      <w:pPr>
+        <w:spacing w:after="140"/>
+      </w:pPr>
+      <w:r>
+        <w:t xml:space="preserve">The Woolf test of homogeneity did not detect a statistically significant difference between the two associations, although the small samples limit what can be concluded from that result.</w:t>
       </w:r>
       <w:r>
         <w:rPr>
@@ -820,46 +911,8 @@
         </w:rPr>
         <w:t xml:space="preserve">6</w:t>
       </w:r>
-    </w:p>
-    <w:p>
-      <w:pPr>
-        <w:spacing w:after="140"/>
-      </w:pPr>
-      <w:r>
-        <w:t xml:space="preserve">Records classified as incomplete were associated with an adverse finding in 77.8 percent of cases, compared with 15.4 percent of records classified as Ready.</w:t>
-      </w:r>
-    </w:p>
-    <w:p>
-      <w:pPr>
-        <w:spacing w:after="140"/>
-      </w:pPr>
-      <w:r>
-        <w:t xml:space="preserve">The result depends on how an adverse outcome is defined, and no rule was fixed before the data closed. </w:t>
-      </w:r>
-      <w:r>
-        <w:rPr>
-          <w:b/>
-        </w:rPr>
-        <w:t xml:space="preserve">The classification was therefore defined retrospectively and should be treated as exploratory.</w:t>
-      </w:r>
-      <w:r>
-        <w:t xml:space="preserve"> Restricting to the 16 matters with a resolved disposition and asking only whether the employer's position was sustained gives p = 0.041. Counting an unresolved contest as not sustained across all 22 gives p = 0.165, which is not significant.</w:t>
-      </w:r>
-    </w:p>
-    <w:p>
-      <w:pPr>
-        <w:spacing w:after="140"/>
-      </w:pPr>
-      <w:r>
-        <w:t xml:space="preserve">The direction of the association is unchanged across the three specifications, but the result depends materially on how unresolved matters are treated. The evidence supports treating the finding as a control signal rather than as evidence of predictive validity. How to treat a contested matter with no recorded disposition should be fixed in a protocol before the next set is read.</w:t>
-      </w:r>
-    </w:p>
-    <w:p>
-      <w:pPr>
-        <w:spacing w:after="140"/>
-      </w:pPr>
-      <w:r>
-        <w:t xml:space="preserve">One record read as Gap was sustained anyway. It is kept in the count rather than dropped.</w:t>
+      <w:r>
+        <w:t xml:space="preserve"> The difference illustrates how publication and selection processes can influence an outcome-based test of a documentation control.</w:t>
       </w:r>
     </w:p>
     <w:p>
@@ -868,40 +921,79 @@
         <w:spacing w:after="140"/>
       </w:pPr>
       <w:r>
-        <w:t xml:space="preserve">Why the same review found nothing in a different corpus</w:t>
-      </w:r>
-    </w:p>
-    <w:p>
-      <w:pPr>
-        <w:spacing w:after="140"/>
-      </w:pPr>
-      <w:r>
-        <w:t xml:space="preserve">The same review was applied by a different practitioner to 32 public-records determinations, where it did not track outcomes at all.</w:t>
-      </w:r>
-    </w:p>
-    <w:p>
-      <w:pPr>
-        <w:spacing w:after="140"/>
-      </w:pPr>
-      <w:r>
-        <w:t xml:space="preserve">Freedom-of-information determinations reach publication because a legal or access question was contested, so publication does not imply the underlying file was typical of the broader record population. Fifteen of the 20 resolved determinations there did not survive, a rate set by the publication process rather than by how those agencies documented. The employment corpus is not filtered that way.</w:t>
-      </w:r>
-    </w:p>
-    <w:p>
-      <w:pPr>
-        <w:spacing w:after="140"/>
-      </w:pPr>
-      <w:r>
-        <w:t xml:space="preserve">The Woolf test of homogeneity did not detect a statistically significant difference between the two associations, although the small samples limit what can be concluded from that result.</w:t>
-      </w:r>
-      <w:r>
-        <w:rPr>
-          <w:vertAlign w:val="superscript"/>
-        </w:rPr>
-        <w:t xml:space="preserve">5</w:t>
-      </w:r>
-      <w:r>
-        <w:t xml:space="preserve"> The difference illustrates how publication and selection processes can influence an outcome-based test of a documentation control.</w:t>
+        <w:t xml:space="preserve">What this looks like in an examination</w:t>
+      </w:r>
+    </w:p>
+    <w:p>
+      <w:pPr>
+        <w:spacing w:after="140"/>
+      </w:pPr>
+      <w:r>
+        <w:t xml:space="preserve">Internal audit, compliance and financial-crime functions may encounter the same underlying problem before litigation: whether the record supports the conclusion it presents. The review puts that question before the examiner arrives rather than after.</w:t>
+      </w:r>
+    </w:p>
+    <w:p>
+      <w:pPr>
+        <w:spacing w:after="140"/>
+      </w:pPr>
+      <w:r>
+        <w:t xml:space="preserve">Three failure patterns are relevant to AI-assisted drafting. </w:t>
+      </w:r>
+      <w:r>
+        <w:rPr>
+          <w:b/>
+        </w:rPr>
+        <w:t xml:space="preserve">They are general patterns in audit and investigations practice. They are not drawn from, and do not describe, any client engagement, examination, or the records of any organization.</w:t>
+      </w:r>
+    </w:p>
+    <w:p>
+      <w:pPr>
+        <w:spacing w:after="140"/>
+      </w:pPr>
+      <w:r>
+        <w:rPr>
+          <w:b/>
+        </w:rPr>
+        <w:t xml:space="preserve">Narrative substitution.</w:t>
+      </w:r>
+      <w:r>
+        <w:t xml:space="preserve"> A decision is challenged and the organization cannot produce underlying documentation beyond the drafted narrative. The source material that would have supported the conclusion was never attached because the narrative read as complete without it. In audit or dispute the absence of that material becomes the central issue, and a sound decision has to be defended without the evidence that made it sound.</w:t>
+      </w:r>
+    </w:p>
+    <w:p>
+      <w:pPr>
+        <w:spacing w:after="140"/>
+      </w:pPr>
+      <w:r>
+        <w:rPr>
+          <w:b/>
+        </w:rPr>
+        <w:t xml:space="preserve">Patterned compliance.</w:t>
+      </w:r>
+      <w:r>
+        <w:t xml:space="preserve"> A file uses the correct terminology and follows the template, while material claims rest primarily on drafted phrasing rather than documented observation. Examined individually each file looks compliant; examined across a population the same construction repeats. At population level this can indicate a broader control weakness requiring examination, since it suggests the control environment produced the appearance of documentation rather than the substance.</w:t>
+      </w:r>
+    </w:p>
+    <w:p>
+      <w:pPr>
+        <w:spacing w:after="140"/>
+      </w:pPr>
+      <w:r>
+        <w:rPr>
+          <w:b/>
+        </w:rPr>
+        <w:t xml:space="preserve">No second-line review.</w:t>
+      </w:r>
+      <w:r>
+        <w:t xml:space="preserve"> A record moves from a manager's draft into the system of record without independent review. Nothing shows that a second person tested the basis before it became official. Under examination the absence of a documented review step can weaken confidence in the wider process rather than in that single decision.</w:t>
+      </w:r>
+    </w:p>
+    <w:p>
+      <w:pPr>
+        <w:spacing w:after="140"/>
+      </w:pPr>
+      <w:r>
+        <w:t xml:space="preserve">In audit terms the review functions as a record-level control test with defined review criteria. A file that fails it is not necessarily a wrong decision, but it is an exposure that can be remediated inside the workflow rather than after the record is challenged. That makes documentation quality usable as a control.</w:t>
       </w:r>
     </w:p>
     <w:p>
@@ -910,79 +1002,95 @@
         <w:spacing w:after="140"/>
       </w:pPr>
       <w:r>
-        <w:t xml:space="preserve">What this looks like in an examination</w:t>
-      </w:r>
-    </w:p>
-    <w:p>
-      <w:pPr>
-        <w:spacing w:after="140"/>
-      </w:pPr>
-      <w:r>
-        <w:t xml:space="preserve">Internal audit, compliance and financial-crime functions may encounter the same underlying problem before litigation: whether the record supports the conclusion it presents. The review puts that question before the examiner arrives rather than after.</w:t>
-      </w:r>
-    </w:p>
-    <w:p>
-      <w:pPr>
-        <w:spacing w:after="140"/>
-      </w:pPr>
-      <w:r>
-        <w:t xml:space="preserve">Three failure patterns are relevant to AI-assisted drafting. </w:t>
-      </w:r>
-      <w:r>
-        <w:rPr>
-          <w:b/>
-        </w:rPr>
-        <w:t xml:space="preserve">They are general patterns in audit and investigations practice. They are not drawn from, and do not describe, any client engagement, examination, or the records of any organization.</w:t>
-      </w:r>
-    </w:p>
-    <w:p>
-      <w:pPr>
-        <w:spacing w:after="140"/>
-      </w:pPr>
-      <w:r>
-        <w:rPr>
-          <w:b/>
-        </w:rPr>
-        <w:t xml:space="preserve">Narrative substitution.</w:t>
-      </w:r>
-      <w:r>
-        <w:t xml:space="preserve"> A decision is challenged and the organization cannot produce underlying documentation beyond the drafted narrative. The source material that would have supported the conclusion was never attached because the narrative read as complete without it. In audit or dispute the absence of that material becomes the central issue, and a sound decision has to be defended without the evidence that made it sound.</w:t>
-      </w:r>
-    </w:p>
-    <w:p>
-      <w:pPr>
-        <w:spacing w:after="140"/>
-      </w:pPr>
-      <w:r>
-        <w:rPr>
-          <w:b/>
-        </w:rPr>
-        <w:t xml:space="preserve">Patterned compliance.</w:t>
-      </w:r>
-      <w:r>
-        <w:t xml:space="preserve"> A file uses the correct terminology and follows the template, while material claims rest primarily on drafted phrasing rather than documented observation. Examined individually each file looks compliant; examined across a population the same construction repeats. At population level this can indicate a broader control weakness requiring examination, since it suggests the control environment produced the appearance of documentation rather than the substance.</w:t>
-      </w:r>
-    </w:p>
-    <w:p>
-      <w:pPr>
-        <w:spacing w:after="140"/>
-      </w:pPr>
-      <w:r>
-        <w:rPr>
-          <w:b/>
-        </w:rPr>
-        <w:t xml:space="preserve">No second-line review.</w:t>
-      </w:r>
-      <w:r>
-        <w:t xml:space="preserve"> A record moves from a manager's draft into the system of record without independent review. Nothing shows that a second person tested the basis before it became official. Under examination the absence of a documented review step can weaken confidence in the wider process rather than in that single decision.</w:t>
-      </w:r>
-    </w:p>
-    <w:p>
-      <w:pPr>
-        <w:spacing w:after="140"/>
-      </w:pPr>
-      <w:r>
-        <w:t xml:space="preserve">In audit terms the review functions as a record-level control test with defined review criteria. A file that fails it is not necessarily a wrong decision, but it is an exposure that can be remediated inside the workflow rather than after the record is challenged. That makes documentation quality usable as a control.</w:t>
+        <w:t xml:space="preserve">A control set that fits inside existing workflows</w:t>
+      </w:r>
+    </w:p>
+    <w:p>
+      <w:pPr>
+        <w:spacing w:after="140"/>
+      </w:pPr>
+      <w:r>
+        <w:t xml:space="preserve">Four controls, applied before a record enters the system of record:</w:t>
+      </w:r>
+    </w:p>
+    <w:p>
+      <w:pPr>
+        <w:numPr>
+          <w:ilvl w:val="0"/>
+          <w:numId w:val="3"/>
+        </w:numPr>
+        <w:spacing w:after="60"/>
+      </w:pPr>
+      <w:r>
+        <w:rPr>
+          <w:b/>
+        </w:rPr>
+        <w:t xml:space="preserve">Anchor every material claim to independently verifiable source evidence.</w:t>
+      </w:r>
+      <w:r>
+        <w:t xml:space="preserve"> A material claim is one that contributes directly to the stated basis for the decision. The evidence must exist independently of the draft, such as logs, communications and measurable data.</w:t>
+      </w:r>
+    </w:p>
+    <w:p>
+      <w:pPr>
+        <w:numPr>
+          <w:ilvl w:val="0"/>
+          <w:numId w:val="3"/>
+        </w:numPr>
+        <w:spacing w:after="60"/>
+      </w:pPr>
+      <w:r>
+        <w:rPr>
+          <w:b/>
+        </w:rPr>
+        <w:t xml:space="preserve">Treat AI output as unverified draft material</w:t>
+      </w:r>
+      <w:r>
+        <w:t xml:space="preserve"> until independently substantiated.</w:t>
+      </w:r>
+    </w:p>
+    <w:p>
+      <w:pPr>
+        <w:numPr>
+          <w:ilvl w:val="0"/>
+          <w:numId w:val="3"/>
+        </w:numPr>
+        <w:spacing w:after="60"/>
+      </w:pPr>
+      <w:r>
+        <w:rPr>
+          <w:b/>
+        </w:rPr>
+        <w:t xml:space="preserve">Replace subjective characterization with observable evidence.</w:t>
+      </w:r>
+      <w:r>
+        <w:t xml:space="preserve"> A subjective characterization states a conclusion in place of the observable fact behind it: "displayed a poor attitude" rather than "arrived after the shift start on 14, 19 and 27 March". Repeated subjective characterizations can warrant further review for potential bias or discrimination risk when a population of files is examined side by side.</w:t>
+      </w:r>
+    </w:p>
+    <w:p>
+      <w:pPr>
+        <w:numPr>
+          <w:ilvl w:val="0"/>
+          <w:numId w:val="3"/>
+        </w:numPr>
+        <w:spacing w:after="60"/>
+      </w:pPr>
+      <w:r>
+        <w:rPr>
+          <w:b/>
+        </w:rPr>
+        <w:t xml:space="preserve">Keep drafting inside approved, auditable systems.</w:t>
+      </w:r>
+      <w:r>
+        <w:t xml:space="preserve"> The governance concern is not AI use itself, but AI use that cannot be identified, reviewed or reconstructed.</w:t>
+      </w:r>
+    </w:p>
+    <w:p>
+      <w:pPr>
+        <w:spacing w:after="140"/>
+      </w:pPr>
+      <w:r>
+        <w:t xml:space="preserve">Three indicators can make the control measurable across a sample-and-remediation cycle: the percentage of claims supported by documented evidence, the rate of claims lacking documentation, and the frequency of subjective characterization across files and authors. These are operational indicators of documentation weakness that can help identify potential legal or compliance exposure.</w:t>
       </w:r>
     </w:p>
     <w:p>
@@ -991,95 +1099,79 @@
         <w:spacing w:after="140"/>
       </w:pPr>
       <w:r>
-        <w:t xml:space="preserve">A control set that fits inside existing workflows</w:t>
-      </w:r>
-    </w:p>
-    <w:p>
-      <w:pPr>
-        <w:spacing w:after="140"/>
-      </w:pPr>
-      <w:r>
-        <w:t xml:space="preserve">Four controls, applied before a record enters the system of record:</w:t>
-      </w:r>
-    </w:p>
-    <w:p>
-      <w:pPr>
-        <w:numPr>
-          <w:ilvl w:val="0"/>
-          <w:numId w:val="3"/>
-        </w:numPr>
-        <w:spacing w:after="60"/>
-      </w:pPr>
-      <w:r>
-        <w:rPr>
-          <w:b/>
-        </w:rPr>
-        <w:t xml:space="preserve">Anchor every material claim to independently verifiable source evidence.</w:t>
-      </w:r>
-      <w:r>
-        <w:t xml:space="preserve"> A material claim is one that contributes directly to the stated basis for the decision. The evidence must exist independently of the draft, such as logs, communications and measurable data.</w:t>
-      </w:r>
-    </w:p>
-    <w:p>
-      <w:pPr>
-        <w:numPr>
-          <w:ilvl w:val="0"/>
-          <w:numId w:val="3"/>
-        </w:numPr>
-        <w:spacing w:after="60"/>
-      </w:pPr>
-      <w:r>
-        <w:rPr>
-          <w:b/>
-        </w:rPr>
-        <w:t xml:space="preserve">Treat AI output as unverified draft material</w:t>
-      </w:r>
-      <w:r>
-        <w:t xml:space="preserve"> until independently substantiated.</w:t>
-      </w:r>
-    </w:p>
-    <w:p>
-      <w:pPr>
-        <w:numPr>
-          <w:ilvl w:val="0"/>
-          <w:numId w:val="3"/>
-        </w:numPr>
-        <w:spacing w:after="60"/>
-      </w:pPr>
-      <w:r>
-        <w:rPr>
-          <w:b/>
-        </w:rPr>
-        <w:t xml:space="preserve">Replace subjective characterization with observable evidence.</w:t>
-      </w:r>
-      <w:r>
-        <w:t xml:space="preserve"> A subjective characterization states a conclusion in place of the observable fact behind it: "displayed a poor attitude" rather than "arrived after the shift start on 14, 19 and 27 March". Repeated subjective characterizations can warrant further review for potential bias or discrimination risk when a population of files is examined side by side.</w:t>
-      </w:r>
-    </w:p>
-    <w:p>
-      <w:pPr>
-        <w:numPr>
-          <w:ilvl w:val="0"/>
-          <w:numId w:val="3"/>
-        </w:numPr>
-        <w:spacing w:after="60"/>
-      </w:pPr>
-      <w:r>
-        <w:rPr>
-          <w:b/>
-        </w:rPr>
-        <w:t xml:space="preserve">Keep drafting inside approved, auditable systems.</w:t>
-      </w:r>
-      <w:r>
-        <w:t xml:space="preserve"> The governance concern is not AI use itself, but AI use that cannot be identified, reviewed or reconstructed.</w:t>
-      </w:r>
-    </w:p>
-    <w:p>
-      <w:pPr>
-        <w:spacing w:after="140"/>
-      </w:pPr>
-      <w:r>
-        <w:t xml:space="preserve">Three indicators can make the control measurable across a sample-and-remediation cycle: the percentage of claims supported by documented evidence, the rate of claims lacking documentation, and the frequency of subjective characterization across files and authors. These are operational indicators of documentation weakness that can help identify potential legal or compliance exposure.</w:t>
+        <w:t xml:space="preserve">Running it as a control rather than a project</w:t>
+      </w:r>
+    </w:p>
+    <w:p>
+      <w:pPr>
+        <w:spacing w:after="140"/>
+      </w:pPr>
+      <w:r>
+        <w:t xml:space="preserve">Three practical questions come up whenever this is proposed as an ongoing control.</w:t>
+      </w:r>
+    </w:p>
+    <w:p>
+      <w:pPr>
+        <w:spacing w:after="140"/>
+      </w:pPr>
+      <w:r>
+        <w:rPr>
+          <w:b/>
+        </w:rPr>
+        <w:t xml:space="preserve">Where does it sit in three lines of defense?</w:t>
+      </w:r>
+      <w:r>
+        <w:t xml:space="preserve"> The review is most efficient when applied before a record is finalized, so its preventive value sits at the first line as a drafter self-check and at the second line as a sampling control by compliance or risk.</w:t>
+      </w:r>
+    </w:p>
+    <w:p>
+      <w:pPr>
+        <w:spacing w:after="140"/>
+      </w:pPr>
+      <w:r>
+        <w:t xml:space="preserve">That is not an argument that internal audit has no role. The third line can provide independent testing of the control environment. Applied to a population of closed files, the five conditions yield a measured rate of records that cannot carry their own reasoning, broken out by decision type and business unit. That is a finding about the control environment rather than any individual file. In practice, third-line testing is primarily diagnostic, while first and second-line application is primarily preventive. A population-level diagnosis can then inform where preventive controls should be strengthened.</w:t>
+      </w:r>
+    </w:p>
+    <w:p>
+      <w:pPr>
+        <w:spacing w:after="140"/>
+      </w:pPr>
+      <w:r>
+        <w:rPr>
+          <w:b/>
+        </w:rPr>
+        <w:t xml:space="preserve">What sample size?</w:t>
+      </w:r>
+      <w:r>
+        <w:t xml:space="preserve"> This study cannot establish a periodic control sample size. The 22 matters were the full study corpus rather than a statistically designed sample drawn against a stated tolerable error and confidence level. Build the sampling plan in the ordinary way, using whatever sampling standard the function already applies. The unit of analysis is the record. A periodic sample, sized to the relevant population and weighted toward consequential decisions, meaning decisions with material employment, financial, legal or compliance implications such as terminations, disciplinary outcomes and denials of accommodation, would generally be more informative than a larger unweighted sample. The aggregate view matters more than any individual file, because patterned compliance is visible only across a population.</w:t>
+      </w:r>
+    </w:p>
+    <w:p>
+      <w:pPr>
+        <w:spacing w:after="140"/>
+      </w:pPr>
+      <w:r>
+        <w:rPr>
+          <w:b/>
+        </w:rPr>
+        <w:t xml:space="preserve">What triggers escalation?</w:t>
+      </w:r>
+      <w:r>
+        <w:t xml:space="preserve"> A single Needs work classification can ordinarily trigger coaching or remediation. A rising rate, or a persistent concentration by author, business unit or decision type, can warrant treatment as a control finding. The second is the more important control signal, but it cannot be identified reliably unless the first is recorded consistently.</w:t>
+      </w:r>
+    </w:p>
+    <w:p>
+      <w:pPr>
+        <w:spacing w:after="140"/>
+      </w:pPr>
+      <w:r>
+        <w:rPr>
+          <w:b/>
+        </w:rPr>
+        <w:t xml:space="preserve">One caution on adoption.</w:t>
+      </w:r>
+      <w:r>
+        <w:t xml:space="preserve"> A review applied by the person who drafted the record carries less weight than one applied by somebody else. Where the review is used at the first line, treat it as a drafting discipline rather than as assurance, and keep the second-line sample independent of the drafters.</w:t>
       </w:r>
     </w:p>
     <w:p>
@@ -1088,79 +1180,39 @@
         <w:spacing w:after="140"/>
       </w:pPr>
       <w:r>
-        <w:t xml:space="preserve">Running it as a control rather than a project</w:t>
-      </w:r>
-    </w:p>
-    <w:p>
-      <w:pPr>
-        <w:spacing w:after="140"/>
-      </w:pPr>
-      <w:r>
-        <w:t xml:space="preserve">Three practical questions come up whenever this is proposed as an ongoing control.</w:t>
-      </w:r>
-    </w:p>
-    <w:p>
-      <w:pPr>
-        <w:spacing w:after="140"/>
-      </w:pPr>
-      <w:r>
-        <w:rPr>
-          <w:b/>
-        </w:rPr>
-        <w:t xml:space="preserve">Where does it sit in three lines of defense?</w:t>
-      </w:r>
-      <w:r>
-        <w:t xml:space="preserve"> The review is most efficient when applied before a record is finalized, so its preventive value sits at the first line as a drafter self-check and at the second line as a sampling control by compliance or risk.</w:t>
-      </w:r>
-    </w:p>
-    <w:p>
-      <w:pPr>
-        <w:spacing w:after="140"/>
-      </w:pPr>
-      <w:r>
-        <w:t xml:space="preserve">That is not an argument that internal audit has no role. The third line can provide independent testing of the control environment. Applied to a population of closed files, the five conditions yield a measured rate of records that cannot carry their own reasoning, broken out by decision type and business unit. That is a finding about the control environment rather than any individual file. In practice, third-line testing is primarily diagnostic, while first and second-line application is primarily preventive. A population-level diagnosis can then inform where preventive controls should be strengthened.</w:t>
-      </w:r>
-    </w:p>
-    <w:p>
-      <w:pPr>
-        <w:spacing w:after="140"/>
-      </w:pPr>
-      <w:r>
-        <w:rPr>
-          <w:b/>
-        </w:rPr>
-        <w:t xml:space="preserve">What sample size?</w:t>
-      </w:r>
-      <w:r>
-        <w:t xml:space="preserve"> This study cannot establish a periodic control sample size. The 22 matters were the full study corpus rather than a statistically designed sample drawn against a stated tolerable error and confidence level. Build the sampling plan in the ordinary way, using whatever sampling standard the function already applies. The unit of analysis is the record. A periodic sample, sized to the relevant population and weighted toward consequential decisions, meaning decisions with material employment, financial, legal or compliance implications such as terminations, disciplinary outcomes and denials of accommodation, would generally be more informative than a larger unweighted sample. The aggregate view matters more than any individual file, because patterned compliance is visible only across a population.</w:t>
-      </w:r>
-    </w:p>
-    <w:p>
-      <w:pPr>
-        <w:spacing w:after="140"/>
-      </w:pPr>
-      <w:r>
-        <w:rPr>
-          <w:b/>
-        </w:rPr>
-        <w:t xml:space="preserve">What triggers escalation?</w:t>
-      </w:r>
-      <w:r>
-        <w:t xml:space="preserve"> A single Needs work classification can ordinarily trigger coaching or remediation. A rising rate, or a persistent concentration by author, business unit or decision type, can warrant treatment as a control finding. The second is the more important control signal, but it cannot be identified reliably unless the first is recorded consistently.</w:t>
-      </w:r>
-    </w:p>
-    <w:p>
-      <w:pPr>
-        <w:spacing w:after="140"/>
-      </w:pPr>
-      <w:r>
-        <w:rPr>
-          <w:b/>
-        </w:rPr>
-        <w:t xml:space="preserve">One caution on adoption.</w:t>
-      </w:r>
-      <w:r>
-        <w:t xml:space="preserve"> A review applied by the person who drafted the record carries less weight than one applied by somebody else. Where the review is used at the first line, treat it as a drafting discipline rather than as assurance, and keep the second-line sample independent of the drafters.</w:t>
+        <w:t xml:space="preserve">What this establishes, and what it does not</w:t>
+      </w:r>
+    </w:p>
+    <w:p>
+      <w:pPr>
+        <w:spacing w:after="140"/>
+      </w:pPr>
+      <w:r>
+        <w:t xml:space="preserve">It demonstrates that an association of this size can be observed at practitioner scale, in adjudicated matters, using a review a working specialist can apply inside an ordinary workload. The result should therefore be interpreted as exploratory.</w:t>
+      </w:r>
+    </w:p>
+    <w:p>
+      <w:pPr>
+        <w:spacing w:after="140"/>
+      </w:pPr>
+      <w:r>
+        <w:t xml:space="preserve">It does not establish that the review improves outcomes, reduces litigation risk or increases decision quality, none of which was tested. Twenty cases from one practitioner's caseload, selected from published sources rather than sampled at random, is a field pilot. Published adjudications are not a random sample of employment records, since a matter reaches adjudication because something was contested.</w:t>
+      </w:r>
+    </w:p>
+    <w:p>
+      <w:pPr>
+        <w:spacing w:after="140"/>
+      </w:pPr>
+      <w:r>
+        <w:t xml:space="preserve">A larger study should broaden the corpus without regard to how matters resolved, put at least two reviewers on each case with the classification and outcome recorded separately, fix the treatment of unresolved contests in advance, and where feasible obtain the underlying record independently of the adjudicated decision.</w:t>
+      </w:r>
+    </w:p>
+    <w:p>
+      <w:pPr>
+        <w:spacing w:after="140"/>
+      </w:pPr>
+      <w:r>
+        <w:t xml:space="preserve">Generative AI changes how records may be produced, but it does not change the underlying examination question: can the record account for the decision it documents?</w:t>
       </w:r>
     </w:p>
     <w:p>
@@ -1169,47 +1221,6 @@
         <w:spacing w:after="140"/>
       </w:pPr>
       <w:r>
-        <w:t xml:space="preserve">What this establishes, and what it does not</w:t>
-      </w:r>
-    </w:p>
-    <w:p>
-      <w:pPr>
-        <w:spacing w:after="140"/>
-      </w:pPr>
-      <w:r>
-        <w:t xml:space="preserve">It demonstrates that an association of this size can be observed at practitioner scale, in adjudicated matters, using a review a working specialist can apply inside an ordinary workload. The result should therefore be interpreted as exploratory.</w:t>
-      </w:r>
-    </w:p>
-    <w:p>
-      <w:pPr>
-        <w:spacing w:after="140"/>
-      </w:pPr>
-      <w:r>
-        <w:t xml:space="preserve">It does not establish that the review improves outcomes, reduces litigation risk or increases decision quality, none of which was tested. Twenty-two cases from one practitioner's caseload, selected from published sources rather than sampled at random, is a field pilot. Published adjudications are not a random sample of employment records, since a matter reaches adjudication because something was contested.</w:t>
-      </w:r>
-    </w:p>
-    <w:p>
-      <w:pPr>
-        <w:spacing w:after="140"/>
-      </w:pPr>
-      <w:r>
-        <w:t xml:space="preserve">A larger study should broaden the corpus without regard to how matters resolved, put at least two reviewers on each case with the classification and outcome recorded separately, fix the treatment of unresolved contests in advance, and where feasible obtain the underlying record independently of the adjudicated decision.</w:t>
-      </w:r>
-    </w:p>
-    <w:p>
-      <w:pPr>
-        <w:spacing w:after="140"/>
-      </w:pPr>
-      <w:r>
-        <w:t xml:space="preserve">Generative AI changes how records may be produced, but it does not change the underlying examination question: can the record account for the decision it documents?</w:t>
-      </w:r>
-    </w:p>
-    <w:p>
-      <w:pPr>
-        <w:pStyle w:val="Heading2"/>
-        <w:spacing w:after="140"/>
-      </w:pPr>
-      <w:r>
         <w:t xml:space="preserve">Endnotes</w:t>
       </w:r>
     </w:p>
@@ -1235,7 +1246,41 @@
         <w:t xml:space="preserve">1.</w:t>
       </w:r>
       <w:r>
-        <w:t xml:space="preserve"> The corpus comprises 22 adjudicated matters from 22 distinct published decisions, collected between 22 June and 29 July 2026. The full case list, with the adjudicating forum for each matter, is set out in the appendix. Counts, classifications, outcomes and citations were verified against the study database on 24 August 2026.</w:t>
+        <w:t xml:space="preserve"> The corpus comprises 20 adjudicated employment matters from 20 distinct published decisions, collected between 22 June and 29 July 2026. The full case list, with the adjudicating forum for each matter, is set out in the appendix. Counts, classifications, outcomes and citations were verified against the study database on 24 August 2026.</w:t>
+      </w:r>
+    </w:p>
+    <w:p>
+      <w:pPr>
+        <w:spacing w:after="140"/>
+      </w:pPr>
+      <w:r>
+        <w:rPr>
+          <w:b/>
+        </w:rPr>
+        <w:t xml:space="preserve">Exclusions</w:t>
+      </w:r>
+    </w:p>
+    <w:p>
+      <w:pPr>
+        <w:spacing w:after="140"/>
+      </w:pPr>
+      <w:r>
+        <w:rPr>
+          <w:b/>
+        </w:rPr>
+        <w:t xml:space="preserve">2.</w:t>
+      </w:r>
+      <w:r>
+        <w:t xml:space="preserve"> Twenty-two matters were screened into the study database and two are excluded from the analysis. The first is a New York Committee on Open Government advisory opinion concerning a public-records request for disciplinary records. Its subject is employment records but its forum and legal question are public records, so it belongs to the companion public-records corpus rather than this one. The second is an entry whose record describes a capability dismissal but identifies no party, forum, date or case number, so no decision can be located and the matter cannot be cited. </w:t>
+      </w:r>
+      <w:r>
+        <w:rPr>
+          <w:b/>
+        </w:rPr>
+        <w:t xml:space="preserve">Both exclusions were applied before the analysis reported here, and both matters are named in the appendix so the full screened set can be reconstructed.</w:t>
+      </w:r>
+      <w:r>
+        <w:t xml:space="preserve"> Including both returns the corpus to 22 and strengthens the association to p = 0.0073 with an odds ratio of 19.25, so the exclusions are conservative.</w:t>
       </w:r>
     </w:p>
     <w:p>
@@ -1257,7 +1302,7 @@
         <w:rPr>
           <w:b/>
         </w:rPr>
-        <w:t xml:space="preserve">2.</w:t>
+        <w:t xml:space="preserve">3.</w:t>
       </w:r>
       <w:r>
         <w:t xml:space="preserve"> For each matter the reviewer read the published decision in full and worked from the portions describing the employer's contemporaneous documentation as reproduced or characterized within it. No employer record was obtained independently of the decision. The protocol required the classification to be recorded before the outcome was consulted. The database records one timestamp per case rather than separate review and outcome times, so the sequence rests on the protocol rather than on a system record.</w:t>
@@ -1271,10 +1316,10 @@
         <w:rPr>
           <w:b/>
         </w:rPr>
-        <w:t xml:space="preserve">3.</w:t>
-      </w:r>
-      <w:r>
-        <w:t xml:space="preserve"> An adverse finding was recorded where the employer's position did not survive review, or where the matter drew an adverse audit or compliance finding. The two adverse audit or compliance findings are a separate category that does not overlap the disposition counts, and the four categories sum to 22. </w:t>
+        <w:t xml:space="preserve">4.</w:t>
+      </w:r>
+      <w:r>
+        <w:t xml:space="preserve"> An adverse finding was recorded where the employer's position did not survive review, or where the matter drew an adverse audit or compliance finding. The categories are mutually exclusive and sum to 20. </w:t>
       </w:r>
       <w:r>
         <w:rPr>
@@ -1302,55 +1347,24 @@
         <w:rPr>
           <w:b/>
         </w:rPr>
-        <w:t xml:space="preserve">4.</w:t>
-      </w:r>
-      <w:r>
-        <w:t xml:space="preserve"> Association between the classification and an adverse finding was tested with Fisher's exact test, two-sided, on the 2 x 2 table shown: p = 0.0073, odds ratio 19.25. The observed proportions with an adverse finding were 77.8 percent for records classified Needs work or Gap (7 of 9, 95 percent Wilson score interval 45.3 to 93.7 percent) and 15.4 percent for records classified Ready (2 of 13, 95 percent Wilson score interval 4.3 to 42.2 percent). Wilson intervals are used for these proportions because the cell counts are small and the normal approximation is unreliable at this sample size.</w:t>
-      </w:r>
-    </w:p>
-    <w:p>
-      <w:pPr>
-        <w:spacing w:after="140"/>
-      </w:pPr>
-      <w:r>
-        <w:rPr>
-          <w:b/>
-        </w:rPr>
         <w:t xml:space="preserve">5.</w:t>
       </w:r>
       <w:r>
+        <w:t xml:space="preserve"> Association between the classification and an adverse finding was tested with Fisher's exact test, two-sided, on the 2 x 2 table shown: p = 0.0194, odds ratio 15.00. The observed proportions with an adverse finding were 75.0 percent for records classified Needs work or Gap (6 of 8, 95 percent Wilson score interval 40.9 to 92.9 percent) and 16.7 percent for records classified Ready (2 of 12, 95 percent Wilson score interval 4.7 to 44.8 percent). Wilson intervals are used for these proportions because the cell counts are small and the normal approximation is unreliable at this sample size.</w:t>
+      </w:r>
+    </w:p>
+    <w:p>
+      <w:pPr>
+        <w:spacing w:after="140"/>
+      </w:pPr>
+      <w:r>
+        <w:rPr>
+          <w:b/>
+        </w:rPr>
+        <w:t xml:space="preserve">6.</w:t>
+      </w:r>
+      <w:r>
         <w:t xml:space="preserve"> Comparison with the public-records corpus used the Woolf test of homogeneity of odds ratios: Q = 2.550 on 1 degree of freedom, p = 0.110. The test does not establish equivalence; it fails to detect a difference at this sample size.</w:t>
-      </w:r>
-    </w:p>
-    <w:p>
-      <w:pPr>
-        <w:spacing w:after="140"/>
-      </w:pPr>
-      <w:r>
-        <w:rPr>
-          <w:b/>
-        </w:rPr>
-        <w:t xml:space="preserve">Corpus integrity and sensitivity</w:t>
-      </w:r>
-    </w:p>
-    <w:p>
-      <w:pPr>
-        <w:spacing w:after="140"/>
-      </w:pPr>
-      <w:r>
-        <w:rPr>
-          <w:b/>
-        </w:rPr>
-        <w:t xml:space="preserve">6.</w:t>
-      </w:r>
-      <w:r>
-        <w:t xml:space="preserve"> Two entries in the case list are weaker than the other 20 and are reported rather than adjusted. Case 4 identifies no specific decision: its source record is a narrative account of a capability dismissal with no party, forum, date or case number, so it cannot be cited. Case 5 names a decision but carries no tribunal case number. Because the primary association should not rest on entries a reader cannot locate, it was recomputed with each removed. On all 22 the association is p = 0.0073 with an odds ratio of 19.25. Excluding case 4, which falls in the Ready and no-adverse-finding cell, gives 7 of 9 against 2 of 12, p = 0.0092, odds ratio 17.50. Excluding case 15, a public-records advisory opinion that sits in an otherwise employment corpus, gives 6 of 8 against 2 of 13, p = 0.0176, odds ratio 16.50. Excluding both gives 6 of 8 against 2 of 12, p = 0.0194, odds ratio 15.00. </w:t>
-      </w:r>
-      <w:r>
-        <w:rPr>
-          <w:b/>
-        </w:rPr>
-        <w:t xml:space="preserve">The direction and significance of the association are unchanged under every exclusion, so no reported conclusion depends on the two weak entries or on the one out-of-domain matter.</w:t>
       </w:r>
     </w:p>
     <w:p>
@@ -1396,6 +1410,23 @@
     </w:p>
     <w:p>
       <w:pPr>
+        <w:spacing w:after="140"/>
+      </w:pPr>
+      <w:r>
+        <w:t xml:space="preserve">All 22 matters screened into the study database are listed. </w:t>
+      </w:r>
+      <w:r>
+        <w:rPr>
+          <w:b/>
+        </w:rPr>
+        <w:t xml:space="preserve">The two marked EXCLUDED are not part of the 20-case analysis</w:t>
+      </w:r>
+      <w:r>
+        <w:t xml:space="preserve">; they are listed so the full screened set can be reconstructed.</w:t>
+      </w:r>
+    </w:p>
+    <w:p>
+      <w:pPr>
         <w:numPr>
           <w:ilvl w:val="0"/>
           <w:numId w:val="4"/>
@@ -1445,31 +1476,22 @@
         <w:rPr>
           <w:b/>
         </w:rPr>
-        <w:t xml:space="preserve">[REQUIRED_ENV_PARAM: CASE_04_CITATION]</w:t>
-      </w:r>
-      <w:r>
-        <w:t xml:space="preserve"> This entry identifies no specific decision and cannot be cited. See endnote 6 for the sensitivity analysis excluding it.</w:t>
-      </w:r>
-    </w:p>
-    <w:p>
-      <w:pPr>
-        <w:numPr>
-          <w:ilvl w:val="0"/>
-          <w:numId w:val="4"/>
-        </w:numPr>
-        <w:spacing w:after="60"/>
-      </w:pPr>
-      <w:r>
-        <w:t xml:space="preserve">Jones v Vale Curtains and Blinds Ltd (Employment Tribunal, Reading, 2024) (UK Employment Tribunal)  </w:t>
-      </w:r>
-      <w:r>
-        <w:rPr>
-          <w:b/>
-        </w:rPr>
-        <w:t xml:space="preserve">[REQUIRED_ENV_PARAM: CASE_05_LOCATOR]</w:t>
-      </w:r>
-      <w:r>
-        <w:t xml:space="preserve"> Named decision, no case number on file. Supply the tribunal case number before submission.</w:t>
+        <w:t xml:space="preserve">EXCLUDED FROM THE ANALYSIS.</w:t>
+      </w:r>
+      <w:r>
+        <w:t xml:space="preserve"> This entry identifies no specific decision and cannot be cited. See endnote 2.</w:t>
+      </w:r>
+    </w:p>
+    <w:p>
+      <w:pPr>
+        <w:numPr>
+          <w:ilvl w:val="0"/>
+          <w:numId w:val="4"/>
+        </w:numPr>
+        <w:spacing w:after="60"/>
+      </w:pPr>
+      <w:r>
+        <w:t xml:space="preserve">Jones v Vale Curtains and Blinds Ltd (Employment Tribunal, Reading, 2024) (UK Employment Tribunal)  Named decision. The tribunal case number is not on file; the decision is identified by party, forum and year.</w:t>
       </w:r>
     </w:p>
     <w:p>
@@ -1589,7 +1611,16 @@
         <w:spacing w:after="60"/>
       </w:pPr>
       <w:r>
-        <w:t xml:space="preserve">FOIL-AO-19774 (N.Y. Committee on Open Government, June 29, 2020) (New York Committee on Open Government)</w:t>
+        <w:t xml:space="preserve">FOIL-AO-19774 (N.Y. Committee on Open Government, June 29, 2020) (New York Committee on Open Government)  </w:t>
+      </w:r>
+      <w:r>
+        <w:rPr>
+          <w:b/>
+        </w:rPr>
+        <w:t xml:space="preserve">EXCLUDED FROM THE ANALYSIS.</w:t>
+      </w:r>
+      <w:r>
+        <w:t xml:space="preserve"> Public-records advisory opinion, not an employment adjudication. See endnote 2.</w:t>
       </w:r>
     </w:p>
     <w:p>

--- a/research/Employment_Records_Article_ISACA_2026-08-21.docx
+++ b/research/Employment_Records_Article_ISACA_2026-08-21.docx
@@ -1365,31 +1365,6 @@
       </w:r>
       <w:r>
         <w:t xml:space="preserve"> Comparison with the public-records corpus used the Woolf test of homogeneity of odds ratios: Q = 2.550 on 1 degree of freedom, p = 0.110. The test does not establish equivalence; it fails to detect a difference at this sample size.</w:t>
-      </w:r>
-    </w:p>
-    <w:p>
-      <w:pPr>
-        <w:spacing w:after="140"/>
-      </w:pPr>
-      <w:r>
-        <w:rPr>
-          <w:b/>
-        </w:rPr>
-        <w:t xml:space="preserve">Contributor methodology</w:t>
-      </w:r>
-    </w:p>
-    <w:p>
-      <w:pPr>
-        <w:spacing w:after="140"/>
-      </w:pPr>
-      <w:r>
-        <w:rPr>
-          <w:b/>
-        </w:rPr>
-        <w:t xml:space="preserve">7.</w:t>
-      </w:r>
-      <w:r>
-        <w:t xml:space="preserve"> Ubayet Hossain, FRM, provided methodological guidance on the reference-panel design, the chance-corrected agreement framework and the prespecified acceptance thresholds, in a personal professional capacity. His contribution does not represent the views of any employer.</w:t>
       </w:r>
     </w:p>
     <w:p>

--- a/research/Employment_Records_Article_ISACA_2026-08-21.docx
+++ b/research/Employment_Records_Article_ISACA_2026-08-21.docx
@@ -42,25 +42,7 @@
         <w:spacing w:after="140"/>
       </w:pPr>
       <w:r>
-        <w:t xml:space="preserve">Generative AI can make that gap easier to create. A drafted narrative may read as finished even when the material that would substantiate it has not been preserved. </w:t>
-      </w:r>
-      <w:r>
-        <w:rPr>
-          <w:b/>
-        </w:rPr>
-        <w:t xml:space="preserve">That is a forward-looking concern, not a finding of this study.</w:t>
-      </w:r>
-      <w:r>
-        <w:t xml:space="preserve"> The corpus was not selected for AI involvement, </w:t>
-      </w:r>
-      <w:r>
-        <w:rPr>
-          <w:b/>
-        </w:rPr>
-        <w:t xml:space="preserve">no case in it is shown to have been AI-drafted</w:t>
-      </w:r>
-      <w:r>
-        <w:t xml:space="preserve">, and the corpus spans decisions from 1973 to 2026, most of which predate generative drafting. The question tested is whether the review distinguishes records that can independently support their conclusions from records that cannot, regardless of how the record was produced.</w:t>
+        <w:t xml:space="preserve">Generative AI can make that gap easier to create. A drafted narrative may read as finished even when the material that would substantiate it has not been preserved. That is a forward-looking concern, not a finding of this study. The corpus was not selected for AI involvement, no case in it is shown to have been AI-drafted, and the corpus spans decisions from 1973 to 2026, most of which predate generative drafting. The question tested is whether the review distinguishes records that can independently support their conclusions from records that cannot, regardless of how the record was produced.</w:t>
       </w:r>
     </w:p>
     <w:p>
@@ -522,13 +504,7 @@
         <w:spacing w:after="140"/>
       </w:pPr>
       <w:r>
-        <w:rPr>
-          <w:b/>
-        </w:rPr>
-        <w:t xml:space="preserve">Two matters were screened into the study database and are excluded from the analysis.</w:t>
-      </w:r>
-      <w:r>
-        <w:t xml:space="preserve"> One is a public-records advisory opinion rather than an employment adjudication, and belongs to a different domain. The other identifies no specific decision and cannot be cited. Both exclusions were made before the analysis reported here and both are stated so a reader can reconstruct the corpus.</w:t>
+        <w:t xml:space="preserve">The 2 excluded matters are identified in appendix A and endnote 2: a public-records advisory opinion rather than an employment adjudication, and an entry identifying no specific decision.</w:t>
       </w:r>
       <w:r>
         <w:rPr>
@@ -559,35 +535,23 @@
         <w:spacing w:after="140"/>
       </w:pPr>
       <w:r>
-        <w:rPr>
-          <w:b/>
-        </w:rPr>
-        <w:t xml:space="preserve">That design carries a circularity objection, and it is the first thing a careful reader should raise.</w:t>
-      </w:r>
-      <w:r>
-        <w:t xml:space="preserve"> The decision both narrates the outcome and characterizes the employer's evidence, so the reviewer worked from a source already containing the outcome being assessed. The database stores one timestamp per case rather than two, so the ordering rests on the protocol rather than a system record.</w:t>
-      </w:r>
-    </w:p>
-    <w:p>
-      <w:pPr>
-        <w:spacing w:after="140"/>
-      </w:pPr>
-      <w:r>
-        <w:rPr>
-          <w:b/>
-        </w:rPr>
-        <w:t xml:space="preserve">The objection is not answered here and must not be treated as answered.</w:t>
-      </w:r>
-      <w:r>
-        <w:t xml:space="preserve"> The association is consistent with a documentation deficiency an adjudicator also noticed, and equally consistent with reviewer influence from information in the decision. Separating those requires a design this study did not use: independent timestamping, a second blinded reader, or employer records obtained before adjudication.</w:t>
-      </w:r>
-    </w:p>
-    <w:p>
-      <w:pPr>
-        <w:spacing w:after="140"/>
-      </w:pPr>
-      <w:r>
-        <w:t xml:space="preserve">This is a single-practitioner field pilot: one qualified specialist, one caseload, applied inside an ordinary workload. The findings are reported at that level.</w:t>
+        <w:t xml:space="preserve">That design carries a circularity objection, and it is the first thing a careful reader should raise. The decision both narrates the outcome and characterizes the employer's evidence, so the reviewer worked from a source already containing the outcome being assessed. The database stores one timestamp per case rather than two, so the ordering rests on the protocol rather than a system record.</w:t>
+      </w:r>
+    </w:p>
+    <w:p>
+      <w:pPr>
+        <w:spacing w:after="140"/>
+      </w:pPr>
+      <w:r>
+        <w:t xml:space="preserve">The objection is not answered here and must not be treated as answered. The association is consistent with a documentation deficiency an adjudicator also noticed, and equally consistent with reviewer influence from information in the decision. Separating those requires a design this study did not use: independent timestamping, a second blinded reader, or employer records obtained before adjudication.</w:t>
+      </w:r>
+    </w:p>
+    <w:p>
+      <w:pPr>
+        <w:spacing w:after="140"/>
+      </w:pPr>
+      <w:r>
+        <w:t xml:space="preserve">This is a single-practitioner field pilot: one qualified specialist, one field application, carried out within an ordinary professional workflow. The findings are reported at that level.</w:t>
       </w:r>
     </w:p>
     <w:p>
@@ -612,7 +576,7 @@
         <w:spacing w:after="140"/>
       </w:pPr>
       <w:r>
-        <w:t xml:space="preserve">Needs work and Gap are grouped, since both describe a record whose basis is incomplete. An adverse finding means a matter in which the employer's position did not survive review, or which drew an adverse audit or compliance finding.</w:t>
+        <w:t xml:space="preserve">Needs work and Gap are grouped, since both describe a record whose basis is incomplete. An adverse finding means the employer's position did not survive review, or the matter drew an adverse audit or compliance finding.</w:t>
       </w:r>
       <w:r>
         <w:rPr>
@@ -814,16 +778,18 @@
         <w:spacing w:after="140"/>
       </w:pPr>
       <w:r>
-        <w:t xml:space="preserve">Fisher's exact test, two-sided: </w:t>
-      </w:r>
-      <w:r>
-        <w:rPr>
-          <w:b/>
-        </w:rPr>
-        <w:t xml:space="preserve">p = 0.0194</w:t>
-      </w:r>
-      <w:r>
-        <w:t xml:space="preserve">.</w:t>
+        <w:rPr>
+          <w:i/>
+        </w:rPr>
+        <w:t xml:space="preserve">Exploratory association; adverse classification defined retrospectively.</w:t>
+      </w:r>
+    </w:p>
+    <w:p>
+      <w:pPr>
+        <w:spacing w:after="140"/>
+      </w:pPr>
+      <w:r>
+        <w:t xml:space="preserve">Fisher's exact test, two-sided: p = 0.0194.</w:t>
       </w:r>
       <w:r>
         <w:rPr>
@@ -845,16 +811,7 @@
         <w:spacing w:after="140"/>
       </w:pPr>
       <w:r>
-        <w:t xml:space="preserve">The result depends on how an adverse outcome is defined, and no rule was fixed before the data closed. </w:t>
-      </w:r>
-      <w:r>
-        <w:rPr>
-          <w:b/>
-        </w:rPr>
-        <w:t xml:space="preserve">The classification was therefore defined retrospectively and should be treated as exploratory.</w:t>
-      </w:r>
-      <w:r>
-        <w:t xml:space="preserve"> Restricting to the 13 matters with a resolved disposition and asking only whether the employer's position was sustained gives p = 0.0291. Including the two excluded matters returns the corpus to 22 and gives p = 0.0073, a stronger result on a weaker corpus.</w:t>
+        <w:t xml:space="preserve">The result depends on how an adverse outcome is defined, and no rule was fixed before the data closed. The primary association should therefore be interpreted as exploratory rather than confirmatory. Restricting to the 13 matters with a resolved disposition and asking only whether the employer's position was sustained gives p = 0.0291. Including the 2 excluded matters produces p = 0.0073, but those matters do not meet the stated inclusion criteria and are therefore treated only as a sensitivity analysis.</w:t>
       </w:r>
     </w:p>
     <w:p>
@@ -889,6 +846,12 @@
       <w:r>
         <w:t xml:space="preserve">The same review was applied by a different practitioner to 32 public-records determinations, where it did not track outcomes at all.</w:t>
       </w:r>
+      <w:r>
+        <w:rPr>
+          <w:vertAlign w:val="superscript"/>
+        </w:rPr>
+        <w:t xml:space="preserve">6</w:t>
+      </w:r>
     </w:p>
     <w:p>
       <w:pPr>
@@ -903,13 +866,13 @@
         <w:spacing w:after="140"/>
       </w:pPr>
       <w:r>
-        <w:t xml:space="preserve">The Woolf test of homogeneity did not detect a statistically significant difference between the two associations, although the small samples limit what can be concluded from that result.</w:t>
+        <w:t xml:space="preserve">The Woolf test of homogeneity did not detect a statistically significant difference between the two associations, although the small samples limit what can be concluded. The comparison is therefore descriptive rather than evidence that the two corpora behave identically.</w:t>
       </w:r>
       <w:r>
         <w:rPr>
           <w:vertAlign w:val="superscript"/>
         </w:rPr>
-        <w:t xml:space="preserve">6</w:t>
+        <w:t xml:space="preserve">7</w:t>
       </w:r>
       <w:r>
         <w:t xml:space="preserve"> The difference illustrates how publication and selection processes can influence an outcome-based test of a documentation control.</w:t>
@@ -929,21 +892,15 @@
         <w:spacing w:after="140"/>
       </w:pPr>
       <w:r>
-        <w:t xml:space="preserve">Internal audit, compliance and financial-crime functions may encounter the same underlying problem before litigation: whether the record supports the conclusion it presents. The review puts that question before the examiner arrives rather than after.</w:t>
-      </w:r>
-    </w:p>
-    <w:p>
-      <w:pPr>
-        <w:spacing w:after="140"/>
-      </w:pPr>
-      <w:r>
-        <w:t xml:space="preserve">Three failure patterns are relevant to AI-assisted drafting. </w:t>
-      </w:r>
-      <w:r>
-        <w:rPr>
-          <w:b/>
-        </w:rPr>
-        <w:t xml:space="preserve">They are general patterns in audit and investigations practice. They are not drawn from, and do not describe, any client engagement, examination, or the records of any organization.</w:t>
+        <w:t xml:space="preserve">Internal audit, compliance, investigations and other assurance functions may encounter the same underlying problem before litigation: whether the record supports the conclusion it presents. The review puts that question before the examiner arrives rather than after.</w:t>
+      </w:r>
+    </w:p>
+    <w:p>
+      <w:pPr>
+        <w:spacing w:after="140"/>
+      </w:pPr>
+      <w:r>
+        <w:t xml:space="preserve">Three failure patterns are relevant to AI-assisted drafting. They are general patterns in audit and investigations practice. They are not drawn from, and do not describe, any client engagement, examination, or the records of any organization.</w:t>
       </w:r>
     </w:p>
     <w:p>
@@ -1143,7 +1100,7 @@
         <w:t xml:space="preserve">What sample size?</w:t>
       </w:r>
       <w:r>
-        <w:t xml:space="preserve"> This study cannot establish a periodic control sample size. The 22 matters were the full study corpus rather than a statistically designed sample drawn against a stated tolerable error and confidence level. Build the sampling plan in the ordinary way, using whatever sampling standard the function already applies. The unit of analysis is the record. A periodic sample, sized to the relevant population and weighted toward consequential decisions, meaning decisions with material employment, financial, legal or compliance implications such as terminations, disciplinary outcomes and denials of accommodation, would generally be more informative than a larger unweighted sample. The aggregate view matters more than any individual file, because patterned compliance is visible only across a population.</w:t>
+        <w:t xml:space="preserve"> This study cannot establish a periodic control sample size. The 22 matters were the full study corpus rather than a statistically designed sample drawn against a stated tolerable error and confidence level. Build the sampling plan in the ordinary way, using whatever sampling standard the function already applies. The unit of analysis is the record. A periodic sample should be sized to the relevant population and weighted toward consequential decisions. These include decisions with material employment, financial, legal or compliance implications, such as terminations, disciplinary outcomes and denials of accommodation. Such a sample would generally be more informative than a larger unweighted sample. The aggregate view matters more than any individual file, because patterned compliance is visible only across a population.</w:t>
       </w:r>
     </w:p>
     <w:p>
@@ -1188,7 +1145,7 @@
         <w:spacing w:after="140"/>
       </w:pPr>
       <w:r>
-        <w:t xml:space="preserve">It demonstrates that an association of this size can be observed at practitioner scale, in adjudicated matters, using a review a working specialist can apply inside an ordinary workload. The result should therefore be interpreted as exploratory.</w:t>
+        <w:t xml:space="preserve">It demonstrates that an association of this size can be observed at practitioner scale, in adjudicated matters, using a review that a working specialist can apply within an ordinary professional workflow. The result should therefore be interpreted as exploratory.</w:t>
       </w:r>
     </w:p>
     <w:p>
@@ -1246,7 +1203,7 @@
         <w:t xml:space="preserve">1.</w:t>
       </w:r>
       <w:r>
-        <w:t xml:space="preserve"> The corpus comprises 20 adjudicated employment matters from 20 distinct published decisions, collected between 22 June and 29 July 2026. The full case list, with the adjudicating forum for each matter, is set out in the appendix. Counts, classifications, outcomes and citations were verified against the study database on 24 August 2026.</w:t>
+        <w:t xml:space="preserve"> The 20 analyzed matters come from 20 distinct published decisions collected between 22 June and 29 July 2026. Appendix A lists all 22 screened matters with the adjudicating forum for each. Counts, classifications, outcomes and citations were verified against the study database on 24 August 2026.</w:t>
       </w:r>
     </w:p>
     <w:p>
@@ -1271,16 +1228,7 @@
         <w:t xml:space="preserve">2.</w:t>
       </w:r>
       <w:r>
-        <w:t xml:space="preserve"> Twenty-two matters were screened into the study database and two are excluded from the analysis. The first is a New York Committee on Open Government advisory opinion concerning a public-records request for disciplinary records. Its subject is employment records but its forum and legal question are public records, so it belongs to the companion public-records corpus rather than this one. The second is an entry whose record describes a capability dismissal but identifies no party, forum, date or case number, so no decision can be located and the matter cannot be cited. </w:t>
-      </w:r>
-      <w:r>
-        <w:rPr>
-          <w:b/>
-        </w:rPr>
-        <w:t xml:space="preserve">Both exclusions were applied before the analysis reported here, and both matters are named in the appendix so the full screened set can be reconstructed.</w:t>
-      </w:r>
-      <w:r>
-        <w:t xml:space="preserve"> Including both returns the corpus to 22 and strengthens the association to p = 0.0073 with an odds ratio of 19.25, so the exclusions are conservative.</w:t>
+        <w:t xml:space="preserve"> Twenty-two matters were screened into the study database and two are excluded from the analysis. The first is a New York Committee on Open Government advisory opinion on a public-records request for disciplinary records: its subject is employment records but its forum and legal question are public records, so it belongs to the companion corpus. The second describes a capability dismissal but identifies no party, forum, date or case number, so no decision can be located and it cannot be cited. Both exclusions were applied before the analysis reported here, and both matters are named in appendix A so the full screened set can be reconstructed. Including both produces p = 0.0073 with an odds ratio of 19.25. The sensitivity analysis does not weaken the observed association, although the two matters do not meet the stated inclusion criteria.</w:t>
       </w:r>
     </w:p>
     <w:p>
@@ -1305,7 +1253,7 @@
         <w:t xml:space="preserve">3.</w:t>
       </w:r>
       <w:r>
-        <w:t xml:space="preserve"> For each matter the reviewer read the published decision in full and worked from the portions describing the employer's contemporaneous documentation as reproduced or characterized within it. No employer record was obtained independently of the decision. The protocol required the classification to be recorded before the outcome was consulted. The database records one timestamp per case rather than separate review and outcome times, so the sequence rests on the protocol rather than on a system record.</w:t>
+        <w:t xml:space="preserve"> The reviewer read each published decision in full and worked from the portions describing the employer's contemporaneous documentation. No employer record was obtained independently of the decision. The protocol required the classification to be recorded before the outcome was consulted. The database records one timestamp per case rather than separate review and outcome times, so the sequence rests on the protocol rather than on a system record.</w:t>
       </w:r>
     </w:p>
     <w:p>
@@ -1319,13 +1267,7 @@
         <w:t xml:space="preserve">4.</w:t>
       </w:r>
       <w:r>
-        <w:t xml:space="preserve"> An adverse finding was recorded where the employer's position did not survive review, or where the matter drew an adverse audit or compliance finding. The categories are mutually exclusive and sum to 20. </w:t>
-      </w:r>
-      <w:r>
-        <w:rPr>
-          <w:b/>
-        </w:rPr>
-        <w:t xml:space="preserve">This rule was applied retrospectively and was not fixed before the data closed, so the primary association should be treated as exploratory.</w:t>
+        <w:t xml:space="preserve"> An adverse finding was recorded where the employer's position did not survive review, or where the matter drew an adverse audit or compliance finding. The categories are mutually exclusive and sum to 20. This rule was applied retrospectively and was not fixed before the data closed, so the primary association should be treated as exploratory.</w:t>
       </w:r>
     </w:p>
     <w:p>
@@ -1361,7 +1303,32 @@
         <w:rPr>
           <w:b/>
         </w:rPr>
+        <w:t xml:space="preserve">Comparison corpus</w:t>
+      </w:r>
+    </w:p>
+    <w:p>
+      <w:pPr>
+        <w:spacing w:after="140"/>
+      </w:pPr>
+      <w:r>
+        <w:rPr>
+          <w:b/>
+        </w:rPr>
         <w:t xml:space="preserve">6.</w:t>
+      </w:r>
+      <w:r>
+        <w:t xml:space="preserve"> The public-records corpus comprises 32 determinations and audits reviewed by a different practitioner under the same five-condition protocol, applied without modification. The matters are New York State and City sources, principally Appellate Division decisions, Committee on Open Government advisory opinions and Comptroller audits, collected between 26 June and 8 August 2026 and selected by that practitioner from published sources. Twenty of the 32 carried a recorded disposition and are the 20 treated as resolved. That corpus is reported in full in a companion manuscript and is used here only for the homogeneity comparison.</w:t>
+      </w:r>
+    </w:p>
+    <w:p>
+      <w:pPr>
+        <w:spacing w:after="140"/>
+      </w:pPr>
+      <w:r>
+        <w:rPr>
+          <w:b/>
+        </w:rPr>
+        <w:t xml:space="preserve">7.</w:t>
       </w:r>
       <w:r>
         <w:t xml:space="preserve"> Comparison with the public-records corpus used the Woolf test of homogeneity of odds ratios: Q = 2.550 on 1 degree of freedom, p = 0.110. The test does not establish equivalence; it fails to detect a difference at this sample size.</w:t>
@@ -1380,72 +1347,48 @@
         <w:spacing w:after="140"/>
       </w:pPr>
       <w:r>
-        <w:t xml:space="preserve">Appendix: case list</w:t>
-      </w:r>
-    </w:p>
-    <w:p>
-      <w:pPr>
-        <w:spacing w:after="140"/>
-      </w:pPr>
-      <w:r>
-        <w:t xml:space="preserve">All 22 matters screened into the study database are listed. </w:t>
-      </w:r>
-      <w:r>
-        <w:rPr>
-          <w:b/>
-        </w:rPr>
-        <w:t xml:space="preserve">The two marked EXCLUDED are not part of the 20-case analysis</w:t>
-      </w:r>
-      <w:r>
-        <w:t xml:space="preserve">; they are listed so the full screened set can be reconstructed.</w:t>
-      </w:r>
-    </w:p>
-    <w:p>
-      <w:pPr>
-        <w:numPr>
-          <w:ilvl w:val="0"/>
-          <w:numId w:val="4"/>
-        </w:numPr>
-        <w:spacing w:after="60"/>
-      </w:pPr>
-      <w:r>
-        <w:t xml:space="preserve">McDonnell Douglas Corp. v. Green, 411 U.S. 792 (1973) (US Supreme Court)</w:t>
-      </w:r>
-    </w:p>
-    <w:p>
-      <w:pPr>
-        <w:numPr>
-          <w:ilvl w:val="0"/>
-          <w:numId w:val="4"/>
-        </w:numPr>
-        <w:spacing w:after="60"/>
-      </w:pPr>
-      <w:r>
-        <w:t xml:space="preserve">St. Mary’s Honor Center v. Hicks, 509 U.S. 502 (1993). U.S. Supreme Court (US Supreme Court)</w:t>
-      </w:r>
-    </w:p>
-    <w:p>
-      <w:pPr>
-        <w:numPr>
-          <w:ilvl w:val="0"/>
-          <w:numId w:val="4"/>
-        </w:numPr>
-        <w:spacing w:after="60"/>
-      </w:pPr>
-      <w:r>
-        <w:t xml:space="preserve">Gallon v Sigma Aldrich Ltd, UK Employment Tribunal, Case No. 2500506/2017 (2017) (UK Employment Tribunal)</w:t>
-      </w:r>
-    </w:p>
-    <w:p>
-      <w:pPr>
-        <w:numPr>
-          <w:ilvl w:val="0"/>
-          <w:numId w:val="4"/>
-        </w:numPr>
-        <w:spacing w:after="60"/>
-      </w:pPr>
-      <w:r>
-        <w:t xml:space="preserve">Published Employment Tribunal and Employment Appeal Tribunal proceedings involving a capability dismissal following a formal performance management process (UK Employment Tribunal)  </w:t>
+        <w:t xml:space="preserve">Appendix A. Case list</w:t>
+      </w:r>
+    </w:p>
+    <w:p>
+      <w:pPr>
+        <w:spacing w:after="140"/>
+      </w:pPr>
+      <w:r>
+        <w:rPr>
+          <w:b/>
+        </w:rPr>
+        <w:t xml:space="preserve">A1.</w:t>
+      </w:r>
+      <w:r>
+        <w:t xml:space="preserve"> McDonnell Douglas Corp. v. Green, 411 U.S. 792 (1973) (US Supreme Court) </w:t>
+      </w:r>
+      <w:r>
+        <w:rPr>
+          <w:b/>
+        </w:rPr>
+        <w:t xml:space="preserve">A2.</w:t>
+      </w:r>
+      <w:r>
+        <w:t xml:space="preserve"> St. Mary’s Honor Center v. Hicks, 509 U.S. 502 (1993) (US Supreme Court) </w:t>
+      </w:r>
+      <w:r>
+        <w:rPr>
+          <w:b/>
+        </w:rPr>
+        <w:t xml:space="preserve">A3.</w:t>
+      </w:r>
+      <w:r>
+        <w:t xml:space="preserve"> Gallon v Sigma Aldrich Ltd, UK Employment Tribunal, Case No. 2500506/2017 (2017) (UK Employment Tribunal) </w:t>
+      </w:r>
+      <w:r>
+        <w:rPr>
+          <w:b/>
+        </w:rPr>
+        <w:t xml:space="preserve">A4.</w:t>
+      </w:r>
+      <w:r>
+        <w:t xml:space="preserve"> Published Employment Tribunal and Employment Appeal Tribunal proceedings involving a capability dismissal following a formal performance management process (UK Employment Tribunal)  </w:t>
       </w:r>
       <w:r>
         <w:rPr>
@@ -1454,139 +1397,106 @@
         <w:t xml:space="preserve">EXCLUDED FROM THE ANALYSIS.</w:t>
       </w:r>
       <w:r>
-        <w:t xml:space="preserve"> This entry identifies no specific decision and cannot be cited. See endnote 2.</w:t>
-      </w:r>
-    </w:p>
-    <w:p>
-      <w:pPr>
-        <w:numPr>
-          <w:ilvl w:val="0"/>
-          <w:numId w:val="4"/>
-        </w:numPr>
-        <w:spacing w:after="60"/>
-      </w:pPr>
-      <w:r>
-        <w:t xml:space="preserve">Jones v Vale Curtains and Blinds Ltd (Employment Tribunal, Reading, 2024) (UK Employment Tribunal)  Named decision. The tribunal case number is not on file; the decision is identified by party, forum and year.</w:t>
-      </w:r>
-    </w:p>
-    <w:p>
-      <w:pPr>
-        <w:numPr>
-          <w:ilvl w:val="0"/>
-          <w:numId w:val="4"/>
-        </w:numPr>
-        <w:spacing w:after="60"/>
-      </w:pPr>
-      <w:r>
-        <w:t xml:space="preserve">United States Department of Defense, Department of Defense Dependents Schools, Europe and Federal Education Association, 65 FLRA No. 122 (2011) (US Federal Labor Relations Authority)</w:t>
-      </w:r>
-    </w:p>
-    <w:p>
-      <w:pPr>
-        <w:numPr>
-          <w:ilvl w:val="0"/>
-          <w:numId w:val="4"/>
-        </w:numPr>
-        <w:spacing w:after="60"/>
-      </w:pPr>
-      <w:r>
-        <w:t xml:space="preserve">Public citation: Appeal Board No. 636070 (N.Y. Unemployment Insurance Appeal Board, Mar. 5, 2025) (New York Unemployment Insurance Appeal Board)</w:t>
-      </w:r>
-    </w:p>
-    <w:p>
-      <w:pPr>
-        <w:numPr>
-          <w:ilvl w:val="0"/>
-          <w:numId w:val="4"/>
-        </w:numPr>
-        <w:spacing w:after="60"/>
-      </w:pPr>
-      <w:r>
-        <w:t xml:space="preserve">Valentine S. v. U.S. Postal Service, EEOC Appeal No. 2022004565 (Dec. 22, 2022) (US Equal Employment Opportunity Commission)</w:t>
-      </w:r>
-    </w:p>
-    <w:p>
-      <w:pPr>
-        <w:numPr>
-          <w:ilvl w:val="0"/>
-          <w:numId w:val="4"/>
-        </w:numPr>
-        <w:spacing w:after="60"/>
-      </w:pPr>
-      <w:r>
-        <w:t xml:space="preserve">Matter of Gannett Co., Inc. v City of Mount Vernon Police Department, 248 AD3d 1035, 2026 NY Slip Op 02267 (2d Dept 2026) (New York Appellate Division)</w:t>
-      </w:r>
-    </w:p>
-    <w:p>
-      <w:pPr>
-        <w:numPr>
-          <w:ilvl w:val="0"/>
-          <w:numId w:val="4"/>
-        </w:numPr>
-        <w:spacing w:after="60"/>
-      </w:pPr>
-      <w:r>
-        <w:t xml:space="preserve">Matter of Kohler-Hausmann v New York City Police Department, 133 AD3d 437 (1st Dept 2015) (New York Appellate Division)</w:t>
-      </w:r>
-    </w:p>
-    <w:p>
-      <w:pPr>
-        <w:numPr>
-          <w:ilvl w:val="0"/>
-          <w:numId w:val="4"/>
-        </w:numPr>
-        <w:spacing w:after="60"/>
-      </w:pPr>
-      <w:r>
-        <w:t xml:space="preserve">United States Department of Housing and Urban Development and AFGE Local 3320, 73 FLRA No. 67 (Nov. 14, 2022) (US Federal Labor Relations Authority)</w:t>
-      </w:r>
-    </w:p>
-    <w:p>
-      <w:pPr>
-        <w:numPr>
-          <w:ilvl w:val="0"/>
-          <w:numId w:val="4"/>
-        </w:numPr>
-        <w:spacing w:after="60"/>
-      </w:pPr>
-      <w:r>
-        <w:t xml:space="preserve">AFGE Local 4012 and Social Security Administration, Denver, Colorado, 73 FLRA No. 106 (May 26, 2023) (US Federal Labor Relations Authority)</w:t>
-      </w:r>
-    </w:p>
-    <w:p>
-      <w:pPr>
-        <w:numPr>
-          <w:ilvl w:val="0"/>
-          <w:numId w:val="4"/>
-        </w:numPr>
-        <w:spacing w:after="60"/>
-      </w:pPr>
-      <w:r>
-        <w:t xml:space="preserve">International Federation of Professional and Technical Engineers, Local 4 and U.S. Department of the Navy, Portsmouth Naval Shipyard, 73 FLRA No. 94 (2023) (US Federal Labor Relations Authority)</w:t>
-      </w:r>
-    </w:p>
-    <w:p>
-      <w:pPr>
-        <w:numPr>
-          <w:ilvl w:val="0"/>
-          <w:numId w:val="4"/>
-        </w:numPr>
-        <w:spacing w:after="60"/>
-      </w:pPr>
-      <w:r>
-        <w:t xml:space="preserve">Fraternal Order of Police, DC Lodge 1 and U.S. Department of Defense, Pentagon Force Protection Agency, 73 FLRA No. 77 (2023) (US Federal Labor Relations Authority)</w:t>
-      </w:r>
-    </w:p>
-    <w:p>
-      <w:pPr>
-        <w:numPr>
-          <w:ilvl w:val="0"/>
-          <w:numId w:val="4"/>
-        </w:numPr>
-        <w:spacing w:after="60"/>
-      </w:pPr>
-      <w:r>
-        <w:t xml:space="preserve">FOIL-AO-19774 (N.Y. Committee on Open Government, June 29, 2020) (New York Committee on Open Government)  </w:t>
+        <w:t xml:space="preserve"> This entry identifies no specific decision and cannot be cited. See endnote 2. </w:t>
+      </w:r>
+      <w:r>
+        <w:rPr>
+          <w:b/>
+        </w:rPr>
+        <w:t xml:space="preserve">A5.</w:t>
+      </w:r>
+      <w:r>
+        <w:t xml:space="preserve"> Jones v Vale Curtains and Blinds Ltd (Employment Tribunal, Reading, 2024) (UK Employment Tribunal)  Named decision. The tribunal case number is not on file; the decision is identified by party, forum and year. </w:t>
+      </w:r>
+      <w:r>
+        <w:rPr>
+          <w:b/>
+        </w:rPr>
+        <w:t xml:space="preserve">A6.</w:t>
+      </w:r>
+      <w:r>
+        <w:t xml:space="preserve"> United States Department of Defense, Department of Defense Dependents Schools, Europe and Federal Education Association, 65 FLRA No. 122 (2011) (US Federal Labor Relations Authority) </w:t>
+      </w:r>
+      <w:r>
+        <w:rPr>
+          <w:b/>
+        </w:rPr>
+        <w:t xml:space="preserve">A7.</w:t>
+      </w:r>
+      <w:r>
+        <w:t xml:space="preserve"> Appeal Board No. 636070 (N.Y. Unemployment Insurance Appeal Board, Mar. 5, 2025) (New York Unemployment Insurance Appeal Board) </w:t>
+      </w:r>
+      <w:r>
+        <w:rPr>
+          <w:b/>
+        </w:rPr>
+        <w:t xml:space="preserve">A8.</w:t>
+      </w:r>
+      <w:r>
+        <w:t xml:space="preserve"> Valentine S. v. U.S. Postal Service, EEOC Appeal No. 2022004565 (Dec. 22, 2022) (US Equal Employment Opportunity Commission) </w:t>
+      </w:r>
+      <w:r>
+        <w:rPr>
+          <w:b/>
+        </w:rPr>
+        <w:t xml:space="preserve">A9.</w:t>
+      </w:r>
+      <w:r>
+        <w:t xml:space="preserve"> Matter of Gannett Co., Inc. v City of Mount Vernon Police Department, 248 AD3d 1035, 2026 NY Slip Op 02267 (2d Dept 2026) (New York Appellate Division) </w:t>
+      </w:r>
+      <w:r>
+        <w:rPr>
+          <w:b/>
+        </w:rPr>
+        <w:t xml:space="preserve">A10.</w:t>
+      </w:r>
+      <w:r>
+        <w:t xml:space="preserve"> Matter of Kohler-Hausmann v New York City Police Department, 133 AD3d 437 (1st Dept 2015) (New York Appellate Division) </w:t>
+      </w:r>
+      <w:r>
+        <w:rPr>
+          <w:b/>
+        </w:rPr>
+        <w:t xml:space="preserve">A11.</w:t>
+      </w:r>
+      <w:r>
+        <w:t xml:space="preserve"> United States Department of Housing and Urban Development and AFGE Local 3320, 73 FLRA No. 67 (Nov. 14, 2022) (US Federal Labor Relations Authority) </w:t>
+      </w:r>
+      <w:r>
+        <w:rPr>
+          <w:b/>
+        </w:rPr>
+        <w:t xml:space="preserve">A12.</w:t>
+      </w:r>
+      <w:r>
+        <w:t xml:space="preserve"> AFGE Local 4012 and Social Security Administration, Denver, Colorado, 73 FLRA No. 106 (May 26, 2023) (US Federal Labor Relations Authority) </w:t>
+      </w:r>
+      <w:r>
+        <w:rPr>
+          <w:b/>
+        </w:rPr>
+        <w:t xml:space="preserve">A13.</w:t>
+      </w:r>
+      <w:r>
+        <w:t xml:space="preserve"> International Federation of Professional and Technical Engineers, Local 4 and U.S. Department of the Navy, Portsmouth Naval Shipyard, 73 FLRA No. 94 (2023) (US Federal Labor Relations Authority) </w:t>
+      </w:r>
+      <w:r>
+        <w:rPr>
+          <w:b/>
+        </w:rPr>
+        <w:t xml:space="preserve">A14.</w:t>
+      </w:r>
+      <w:r>
+        <w:t xml:space="preserve"> Fraternal Order of Police, DC Lodge 1 and U.S. Department of Defense, Pentagon Force Protection Agency, 73 FLRA No. 77 (2023) (US Federal Labor Relations Authority) </w:t>
+      </w:r>
+      <w:r>
+        <w:rPr>
+          <w:b/>
+        </w:rPr>
+        <w:t xml:space="preserve">A15.</w:t>
+      </w:r>
+      <w:r>
+        <w:t xml:space="preserve"> FOIL-AO-19774 (N.Y. Committee on Open Government, June 29, 2020) (New York Committee on Open Government)  </w:t>
       </w:r>
       <w:r>
         <w:rPr>
@@ -1595,91 +1505,70 @@
         <w:t xml:space="preserve">EXCLUDED FROM THE ANALYSIS.</w:t>
       </w:r>
       <w:r>
-        <w:t xml:space="preserve"> Public-records advisory opinion, not an employment adjudication. See endnote 2.</w:t>
-      </w:r>
-    </w:p>
-    <w:p>
-      <w:pPr>
-        <w:numPr>
-          <w:ilvl w:val="0"/>
-          <w:numId w:val="4"/>
-        </w:numPr>
-        <w:spacing w:after="60"/>
-      </w:pPr>
-      <w:r>
-        <w:t xml:space="preserve">Matter of Woods v State University of New York, 139 AD3d 1322, 2016 NY Slip Op 04084 (3d Dept 2016) (New York Appellate Division)</w:t>
-      </w:r>
-    </w:p>
-    <w:p>
-      <w:pPr>
-        <w:numPr>
-          <w:ilvl w:val="0"/>
-          <w:numId w:val="4"/>
-        </w:numPr>
-        <w:spacing w:after="60"/>
-      </w:pPr>
-      <w:r>
-        <w:t xml:space="preserve">United States Small Business Administration and American Federation of Government Employees, Local 228, 71 FLRA No. 124 (2020) (US Federal Labor Relations Authority)</w:t>
-      </w:r>
-    </w:p>
-    <w:p>
-      <w:pPr>
-        <w:numPr>
-          <w:ilvl w:val="0"/>
-          <w:numId w:val="4"/>
-        </w:numPr>
-        <w:spacing w:after="60"/>
-      </w:pPr>
-      <w:r>
-        <w:t xml:space="preserve">Appeal Board No. 634916 (N.Y. Unemployment Insurance Appeal Board, Jan. 29, 2025) (New York Unemployment Insurance Appeal Board)</w:t>
-      </w:r>
-    </w:p>
-    <w:p>
-      <w:pPr>
-        <w:numPr>
-          <w:ilvl w:val="0"/>
-          <w:numId w:val="4"/>
-        </w:numPr>
-        <w:spacing w:after="60"/>
-      </w:pPr>
-      <w:r>
-        <w:t xml:space="preserve">Carson v Department of Justice, EEOC Appeal No. 0120100078 (Feb. 16, 2012) (US Equal Employment Opportunity Commission)</w:t>
-      </w:r>
-    </w:p>
-    <w:p>
-      <w:pPr>
-        <w:numPr>
-          <w:ilvl w:val="0"/>
-          <w:numId w:val="4"/>
-        </w:numPr>
-        <w:spacing w:after="60"/>
-      </w:pPr>
-      <w:r>
-        <w:t xml:space="preserve">Appeal Board No. 637062 (N.Y. Unemployment Insurance Appeal Board, July 22, 2025) (New York Unemployment Insurance Appeal Board)</w:t>
-      </w:r>
-    </w:p>
-    <w:p>
-      <w:pPr>
-        <w:numPr>
-          <w:ilvl w:val="0"/>
-          <w:numId w:val="4"/>
-        </w:numPr>
-        <w:spacing w:after="60"/>
-      </w:pPr>
-      <w:r>
-        <w:t xml:space="preserve">Appeal Board No. 638160 (N.Y. Unemployment Insurance Appeal Board, Dec. 4, 2025) (New York Unemployment Insurance Appeal Board)</w:t>
-      </w:r>
-    </w:p>
-    <w:p>
-      <w:pPr>
-        <w:numPr>
-          <w:ilvl w:val="0"/>
-          <w:numId w:val="4"/>
-        </w:numPr>
-        <w:spacing w:after="60"/>
-      </w:pPr>
-      <w:r>
-        <w:t xml:space="preserve">Matter of Spence (State University of New York), 230 AD3d 1559, 2024 NY Slip Op 04677 (4th Dept 2024) (New York Appellate Division)</w:t>
+        <w:t xml:space="preserve"> Public-records advisory opinion, not an employment adjudication. See endnote 2. </w:t>
+      </w:r>
+      <w:r>
+        <w:rPr>
+          <w:b/>
+        </w:rPr>
+        <w:t xml:space="preserve">A16.</w:t>
+      </w:r>
+      <w:r>
+        <w:t xml:space="preserve"> Matter of Woods v State University of New York, 139 AD3d 1322, 2016 NY Slip Op 04084 (3d Dept 2016) (New York Appellate Division) </w:t>
+      </w:r>
+      <w:r>
+        <w:rPr>
+          <w:b/>
+        </w:rPr>
+        <w:t xml:space="preserve">A17.</w:t>
+      </w:r>
+      <w:r>
+        <w:t xml:space="preserve"> United States Small Business Administration and American Federation of Government Employees, Local 228, 71 FLRA No. 124 (2020) (US Federal Labor Relations Authority) </w:t>
+      </w:r>
+      <w:r>
+        <w:rPr>
+          <w:b/>
+        </w:rPr>
+        <w:t xml:space="preserve">A18.</w:t>
+      </w:r>
+      <w:r>
+        <w:t xml:space="preserve"> Appeal Board No. 634916 (N.Y. Unemployment Insurance Appeal Board, Jan. 29, 2025) (New York Unemployment Insurance Appeal Board) </w:t>
+      </w:r>
+      <w:r>
+        <w:rPr>
+          <w:b/>
+        </w:rPr>
+        <w:t xml:space="preserve">A19.</w:t>
+      </w:r>
+      <w:r>
+        <w:t xml:space="preserve"> Carson v Department of Justice, EEOC Appeal No. 0120100078 (Feb. 16, 2012) (US Equal Employment Opportunity Commission) </w:t>
+      </w:r>
+      <w:r>
+        <w:rPr>
+          <w:b/>
+        </w:rPr>
+        <w:t xml:space="preserve">A20.</w:t>
+      </w:r>
+      <w:r>
+        <w:t xml:space="preserve"> Appeal Board No. 637062 (N.Y. Unemployment Insurance Appeal Board, July 22, 2025) (New York Unemployment Insurance Appeal Board) </w:t>
+      </w:r>
+      <w:r>
+        <w:rPr>
+          <w:b/>
+        </w:rPr>
+        <w:t xml:space="preserve">A21.</w:t>
+      </w:r>
+      <w:r>
+        <w:t xml:space="preserve"> Appeal Board No. 638160 (N.Y. Unemployment Insurance Appeal Board, Dec. 4, 2025) (New York Unemployment Insurance Appeal Board) </w:t>
+      </w:r>
+      <w:r>
+        <w:rPr>
+          <w:b/>
+        </w:rPr>
+        <w:t xml:space="preserve">A22.</w:t>
+      </w:r>
+      <w:r>
+        <w:t xml:space="preserve"> Matter of Spence (State University of New York), 230 AD3d 1559, 2024 NY Slip Op 04677 (4th Dept 2024) (New York Appellate Division)</w:t>
       </w:r>
     </w:p>
     <w:p>
@@ -1724,7 +1613,7 @@
         <w:t xml:space="preserve">Tanvi Pokhriyal</w:t>
       </w:r>
       <w:r>
-        <w:t xml:space="preserve"> is an Organisational Psychologist working freelance, with over 15 years of experience in human resources and organizational development. Her professional interests include organizational behavior, employee relations and workplace decision-making. She designed the case protocol for this study and conducted every record review reported in it.</w:t>
+        <w:t xml:space="preserve"> is an Organizational Psychologist working freelance, with over 15 years of experience in human resources and organizational development. Her professional interests include organizational behavior, employee relations and workplace decision-making. She designed the case protocol for this study and conducted every record review reported in it.</w:t>
       </w:r>
     </w:p>
     <w:p>
@@ -1821,9 +1710,6 @@
     <w:abstractNumId w:val="1"/>
   </w:num>
   <w:num w:numId="3">
-    <w:abstractNumId w:val="1"/>
-  </w:num>
-  <w:num w:numId="4">
     <w:abstractNumId w:val="1"/>
   </w:num>
 </w:numbering>

--- a/research/Employment_Records_Article_ISACA_2026-08-21.docx
+++ b/research/Employment_Records_Article_ISACA_2026-08-21.docx
@@ -34,15 +34,15 @@
         <w:spacing w:after="140"/>
       </w:pPr>
       <w:r>
-        <w:t xml:space="preserve">An examiner reading a file does not have access to the decision-maker's memory. The record is what remains available for review. If it cannot show why a consequential decision was made, the decision may still have been correct, but the organization can no longer prove it.</w:t>
-      </w:r>
-    </w:p>
-    <w:p>
-      <w:pPr>
-        <w:spacing w:after="140"/>
-      </w:pPr>
-      <w:r>
-        <w:t xml:space="preserve">Generative AI can make that gap easier to create. A drafted narrative may read as finished even when the material that would substantiate it has not been preserved. That is a forward-looking concern, not a finding of this study. The corpus was not selected for AI involvement, no case in it is shown to have been AI-drafted, and the corpus spans decisions from 1973 to 2026, most of which predate generative drafting. The question tested is whether the review distinguishes records that can independently support their conclusions from records that cannot, regardless of how the record was produced.</w:t>
+        <w:t xml:space="preserve">An examiner reading a file does not have access to the decision-maker's memory. The record is what remains available for review. If it cannot show why a consequential decision was made, the decision may still have been correct, but the organization cannot prove it.</w:t>
+      </w:r>
+    </w:p>
+    <w:p>
+      <w:pPr>
+        <w:spacing w:after="140"/>
+      </w:pPr>
+      <w:r>
+        <w:t xml:space="preserve">Generative AI can make that gap easier to create: a drafted narrative may read as finished even when the material that would substantiate it has not been preserved. That is a forward-looking concern, not a finding of this study. The corpus was not selected for AI involvement, no case in it is shown to have been AI-drafted, and it spans decisions from 1973 to 2026, most predating generative drafting. The question tested is whether the review distinguishes records that can independently support their conclusions from records that cannot, however produced.</w:t>
       </w:r>
     </w:p>
     <w:p>
@@ -431,7 +431,7 @@
         <w:t xml:space="preserve">Ready</w:t>
       </w:r>
       <w:r>
-        <w:t xml:space="preserve"> when the reasoning survives being read by a stranger: the file sources each factual claim, shows dates that reconcile, names who decided what and on what basis, and carries enough underlying material for a reader to test the conclusion. Ready records here typically quoted the original documentation rather than summarizing it.</w:t>
+        <w:t xml:space="preserve"> when the reasoning survives being read by a stranger: the file sources each factual claim, shows dates that reconcile, names who decided what and on what basis, and carries enough underlying material for a reader to test the conclusion. Ready records in this corpus were more likely to preserve quotations or other identifiable references to the underlying documentation.</w:t>
       </w:r>
     </w:p>
     <w:p>
@@ -473,7 +473,7 @@
         <w:spacing w:after="140"/>
       </w:pPr>
       <w:r>
-        <w:t xml:space="preserve">For AI-assisted drafting, Needs work may be the more difficult failure mode to detect. A Gap record looks thin to anyone who opens it. A Needs work record can read well, follow the template and still contain material claims that cannot be independently checked, which can make it harder to detect during routine file-by-file review and more consequential when the record is later examined.</w:t>
+        <w:t xml:space="preserve">For AI-assisted drafting, Needs work may be the more difficult failure mode to detect. A Gap record looks thin to anyone who opens it. A Needs work record can read well, follow the template and still carry material claims that cannot be independently checked, making it harder to catch in routine file-by-file review and more consequential when the record is later examined.</w:t>
       </w:r>
     </w:p>
     <w:p>
@@ -490,7 +490,7 @@
         <w:spacing w:after="140"/>
       </w:pPr>
       <w:r>
-        <w:t xml:space="preserve">Twenty adjudicated employment and labour matters, from 20 distinct published decisions across six adjudicating forums in two countries: the US Federal Labor Relations Authority (6), the New York Unemployment Insurance Appeal Board (4), the New York Appellate Division (4), the US Supreme Court (2), UK Employment Tribunals (2), and the US Equal Employment Opportunity Commission (2).</w:t>
+        <w:t xml:space="preserve">Twenty-two matters were screened; 20 met the inclusion criteria and 2 were excluded. The 20 analyzed matters are drawn from 20 distinct published decisions across six adjudicating forums in two countries: the US Federal Labor Relations Authority (6), the New York Unemployment Insurance Appeal Board (4), the New York Appellate Division (4), the US Supreme Court (2), UK Employment Tribunals (2), and the US Equal Employment Opportunity Commission (2).</w:t>
       </w:r>
       <w:r>
         <w:rPr>
@@ -518,7 +518,7 @@
         <w:spacing w:after="140"/>
       </w:pPr>
       <w:r>
-        <w:t xml:space="preserve">For each matter a practicing employment specialist read the published decision in full and applied the five conditions to the employer's contemporaneous documentation as reproduced within it.</w:t>
+        <w:t xml:space="preserve">For each matter a practicing employment specialist read the published decision in full and applied the five conditions to the employer's contemporaneous documentation, to the extent it was reproduced or characterized in that decision.</w:t>
       </w:r>
       <w:r>
         <w:rPr>
@@ -527,39 +527,39 @@
         <w:t xml:space="preserve">3</w:t>
       </w:r>
       <w:r>
-        <w:t xml:space="preserve"> The classification was recorded before the documented outcome was consulted. The outcome and supporting citation were then entered from the decision.</w:t>
-      </w:r>
-    </w:p>
-    <w:p>
-      <w:pPr>
-        <w:spacing w:after="140"/>
-      </w:pPr>
-      <w:r>
-        <w:t xml:space="preserve">That design carries a circularity objection, and it is the first thing a careful reader should raise. The decision both narrates the outcome and characterizes the employer's evidence, so the reviewer worked from a source already containing the outcome being assessed. The database stores one timestamp per case rather than two, so the ordering rests on the protocol rather than a system record.</w:t>
-      </w:r>
-    </w:p>
-    <w:p>
-      <w:pPr>
-        <w:spacing w:after="140"/>
-      </w:pPr>
-      <w:r>
-        <w:t xml:space="preserve">The objection is not answered here and must not be treated as answered. The association is consistent with a documentation deficiency an adjudicator also noticed, and equally consistent with reviewer influence from information in the decision. Separating those requires a design this study did not use: independent timestamping, a second blinded reader, or employer records obtained before adjudication.</w:t>
-      </w:r>
-    </w:p>
-    <w:p>
-      <w:pPr>
-        <w:spacing w:after="140"/>
-      </w:pPr>
-      <w:r>
-        <w:t xml:space="preserve">This is a single-practitioner field pilot: one qualified specialist, one field application, carried out within an ordinary professional workflow. The findings are reported at that level.</w:t>
-      </w:r>
-    </w:p>
-    <w:p>
-      <w:pPr>
-        <w:spacing w:after="140"/>
-      </w:pPr>
-      <w:r>
-        <w:t xml:space="preserve">The classifications were 12 Ready, 5 Needs work and 3 Gap. The documented outcomes were 6 sustained, 7 that did not survive review, 6 contested with no recorded disposition, and 1 adverse audit or compliance finding. The four categories are mutually exclusive and sum to 20.</w:t>
+        <w:t xml:space="preserve"> The classification was recorded before the outcome was consulted, and the outcome and citation were then entered from the decision.</w:t>
+      </w:r>
+    </w:p>
+    <w:p>
+      <w:pPr>
+        <w:spacing w:after="140"/>
+      </w:pPr>
+      <w:r>
+        <w:t xml:space="preserve">That design carries a circularity objection, and it is the first thing a careful reader should raise. The decision narrates the outcome and characterizes the employer's evidence, so the reviewer worked from a source already containing the outcome being assessed. The database stores one timestamp per case rather than two, so the ordering rests on the protocol rather than a system record.</w:t>
+      </w:r>
+    </w:p>
+    <w:p>
+      <w:pPr>
+        <w:spacing w:after="140"/>
+      </w:pPr>
+      <w:r>
+        <w:t xml:space="preserve">The objection is not answered here and must not be treated as answered. The association is consistent with a documentation deficiency an adjudicator also noticed, and equally consistent with reviewer influence from information in the decision. Separating them requires a design this study did not use: independent timestamping, a second blinded reader, or employer records obtained before adjudication.</w:t>
+      </w:r>
+    </w:p>
+    <w:p>
+      <w:pPr>
+        <w:spacing w:after="140"/>
+      </w:pPr>
+      <w:r>
+        <w:t xml:space="preserve">This is a single-practitioner field pilot: one qualified specialist, one field application within an ordinary professional workflow. The findings are reported at that level.</w:t>
+      </w:r>
+    </w:p>
+    <w:p>
+      <w:pPr>
+        <w:spacing w:after="140"/>
+      </w:pPr>
+      <w:r>
+        <w:t xml:space="preserve">The classifications were 12 Ready, 5 Needs work and 3 Gap. The documented outcomes were 6 sustained, 7 that did not survive review, 6 contested with no recorded disposition, and 1 adverse audit or compliance finding. The adverse audit or compliance finding is a separate category, not included in the other three, and the four are mutually exclusive and sum to 20.</w:t>
       </w:r>
     </w:p>
     <w:p>
@@ -803,7 +803,7 @@
         <w:spacing w:after="140"/>
       </w:pPr>
       <w:r>
-        <w:t xml:space="preserve">Records classified as incomplete were associated with an adverse finding in 75.0 percent of cases, compared with 16.7 percent of records classified as Ready.</w:t>
+        <w:t xml:space="preserve">Records classified as incomplete were associated with an adverse finding in 75.0 percent of cases, against 16.7 percent of those classified Ready.</w:t>
       </w:r>
     </w:p>
     <w:p>
@@ -914,7 +914,7 @@
         <w:t xml:space="preserve">Narrative substitution.</w:t>
       </w:r>
       <w:r>
-        <w:t xml:space="preserve"> A decision is challenged and the organization cannot produce underlying documentation beyond the drafted narrative. The source material that would have supported the conclusion was never attached because the narrative read as complete without it. In audit or dispute the absence of that material becomes the central issue, and a sound decision has to be defended without the evidence that made it sound.</w:t>
+        <w:t xml:space="preserve"> A decision is challenged and the organization cannot produce underlying documentation beyond the drafted narrative. The source material that would have supported the conclusion may not be attached when the narrative is treated as complete without it. In audit or dispute its absence becomes the central issue, and a sound decision has to be defended without the evidence that made it sound.</w:t>
       </w:r>
     </w:p>
     <w:p>
@@ -1100,7 +1100,7 @@
         <w:t xml:space="preserve">What sample size?</w:t>
       </w:r>
       <w:r>
-        <w:t xml:space="preserve"> This study cannot establish a periodic control sample size. The 22 matters were the full study corpus rather than a statistically designed sample drawn against a stated tolerable error and confidence level. Build the sampling plan in the ordinary way, using whatever sampling standard the function already applies. The unit of analysis is the record. A periodic sample should be sized to the relevant population and weighted toward consequential decisions. These include decisions with material employment, financial, legal or compliance implications, such as terminations, disciplinary outcomes and denials of accommodation. Such a sample would generally be more informative than a larger unweighted sample. The aggregate view matters more than any individual file, because patterned compliance is visible only across a population.</w:t>
+        <w:t xml:space="preserve"> This study cannot establish a periodic control sample size. The 20 analyzed matters were the whole analyzed corpus, not a sample drawn against a stated tolerable error and confidence level. Build the sampling plan in the ordinary way, using whatever sampling standard the function already applies. The unit of analysis is the record. A periodic sample should be sized to the relevant population and weighted toward consequential decisions. These include decisions with material employment, financial, legal or compliance implications, such as terminations, disciplinary outcomes and denials of accommodation. Such a sample would generally be more informative than a larger unweighted sample. The aggregate view matters more than any individual file, because patterned compliance is visible only across a population.</w:t>
       </w:r>
     </w:p>
     <w:p>
@@ -1114,7 +1114,7 @@
         <w:t xml:space="preserve">What triggers escalation?</w:t>
       </w:r>
       <w:r>
-        <w:t xml:space="preserve"> A single Needs work classification can ordinarily trigger coaching or remediation. A rising rate, or a persistent concentration by author, business unit or decision type, can warrant treatment as a control finding. The second is the more important control signal, but it cannot be identified reliably unless the first is recorded consistently.</w:t>
+        <w:t xml:space="preserve"> A single Needs work classification can ordinarily trigger coaching or remediation. A rising rate, or a persistent concentration by author, business unit or decision type, can warrant treatment as a control finding. A rising or clustered rate is the more important control signal, but it cannot be identified reliably unless individual classifications are recorded consistently.</w:t>
       </w:r>
     </w:p>
     <w:p>
@@ -1145,15 +1145,15 @@
         <w:spacing w:after="140"/>
       </w:pPr>
       <w:r>
-        <w:t xml:space="preserve">It demonstrates that an association of this size can be observed at practitioner scale, in adjudicated matters, using a review that a working specialist can apply within an ordinary professional workflow. The result should therefore be interpreted as exploratory.</w:t>
-      </w:r>
-    </w:p>
-    <w:p>
-      <w:pPr>
-        <w:spacing w:after="140"/>
-      </w:pPr>
-      <w:r>
-        <w:t xml:space="preserve">It does not establish that the review improves outcomes, reduces litigation risk or increases decision quality, none of which was tested. Twenty cases from one practitioner's caseload, selected from published sources rather than sampled at random, is a field pilot. Published adjudications are not a random sample of employment records, since a matter reaches adjudication because something was contested.</w:t>
+        <w:t xml:space="preserve">It demonstrates that an association of this size can be observed at practitioner scale, in adjudicated matters, using a review a working specialist can apply within an ordinary professional workflow. The result should be interpreted as exploratory.</w:t>
+      </w:r>
+    </w:p>
+    <w:p>
+      <w:pPr>
+        <w:spacing w:after="140"/>
+      </w:pPr>
+      <w:r>
+        <w:t xml:space="preserve">It does not establish that the review improves outcomes, reduces litigation risk or increases decision quality, none of which was tested. Twenty cases reviewed by one practitioner, selected from published sources rather than sampled at random, is a field pilot. Published adjudications are not a random sample, since a matter reaches adjudication because something was contested.</w:t>
       </w:r>
     </w:p>
     <w:p>
@@ -1203,7 +1203,7 @@
         <w:t xml:space="preserve">1.</w:t>
       </w:r>
       <w:r>
-        <w:t xml:space="preserve"> The 20 analyzed matters come from 20 distinct published decisions collected between 22 June and 29 July 2026. Appendix A lists all 22 screened matters with the adjudicating forum for each. Counts, classifications, outcomes and citations were verified against the study database on 24 August 2026.</w:t>
+        <w:t xml:space="preserve"> The 20 analyzed matters come from 20 distinct published decisions collected between 22 June and 29 July 2026. Appendix A lists all 22 screened matters with the forum for each. Counts, classifications, outcomes and citations were verified against the study database on 24 August 2026.</w:t>
       </w:r>
     </w:p>
     <w:p>
@@ -1228,7 +1228,7 @@
         <w:t xml:space="preserve">2.</w:t>
       </w:r>
       <w:r>
-        <w:t xml:space="preserve"> Twenty-two matters were screened into the study database and two are excluded from the analysis. The first is a New York Committee on Open Government advisory opinion on a public-records request for disciplinary records: its subject is employment records but its forum and legal question are public records, so it belongs to the companion corpus. The second describes a capability dismissal but identifies no party, forum, date or case number, so no decision can be located and it cannot be cited. Both exclusions were applied before the analysis reported here, and both matters are named in appendix A so the full screened set can be reconstructed. Including both produces p = 0.0073 with an odds ratio of 19.25. The sensitivity analysis does not weaken the observed association, although the two matters do not meet the stated inclusion criteria.</w:t>
+        <w:t xml:space="preserve"> Twenty-two matters were screened and two are excluded. The first is a New York Committee on Open Government advisory opinion on a public-records request for disciplinary records: its subject is employment records but its forum and legal question are public records, so it belongs to the companion corpus. The second describes a capability dismissal but identifies no party, forum, date or case number, so it cannot be cited. Both exclusions were applied before the analysis, and both matters are named in appendix A so the full screened set can be reconstructed. Including both produces p = 0.0073 with an odds ratio of 19.25. The sensitivity analysis does not weaken the observed association, although the two matters do not meet the stated inclusion criteria.</w:t>
       </w:r>
     </w:p>
     <w:p>
@@ -1267,7 +1267,7 @@
         <w:t xml:space="preserve">4.</w:t>
       </w:r>
       <w:r>
-        <w:t xml:space="preserve"> An adverse finding was recorded where the employer's position did not survive review, or where the matter drew an adverse audit or compliance finding. The categories are mutually exclusive and sum to 20. This rule was applied retrospectively and was not fixed before the data closed, so the primary association should be treated as exploratory.</w:t>
+        <w:t xml:space="preserve"> An adverse finding was recorded where the employer's position did not survive review, or where the matter drew an adverse audit or compliance finding. The adverse audit or compliance outcome is a separate category, not counted among the matters that did not survive review. This rule was applied retrospectively and was not fixed before the data closed, so the primary association should be treated as exploratory.</w:t>
       </w:r>
     </w:p>
     <w:p>
@@ -1292,7 +1292,7 @@
         <w:t xml:space="preserve">5.</w:t>
       </w:r>
       <w:r>
-        <w:t xml:space="preserve"> Association between the classification and an adverse finding was tested with Fisher's exact test, two-sided, on the 2 x 2 table shown: p = 0.0194, odds ratio 15.00. The observed proportions with an adverse finding were 75.0 percent for records classified Needs work or Gap (6 of 8, 95 percent Wilson score interval 40.9 to 92.9 percent) and 16.7 percent for records classified Ready (2 of 12, 95 percent Wilson score interval 4.7 to 44.8 percent). Wilson intervals are used for these proportions because the cell counts are small and the normal approximation is unreliable at this sample size.</w:t>
+        <w:t xml:space="preserve"> Association between the classification and an adverse finding was tested with Fisher's exact test, two-sided, on the 2 x 2 table shown: p = 0.0194, odds ratio 15.00. The proportions with an adverse finding were 75.0 percent for Needs work or Gap (6 of 8, 95 percent Wilson score interval 40.9 to 92.9 percent) and 16.7 percent for Ready (2 of 12, 95 percent Wilson score interval 4.7 to 44.8 percent). Wilson intervals are used because the cell counts are small and the normal approximation is unreliable at this sample size.</w:t>
       </w:r>
     </w:p>
     <w:p>
@@ -1317,7 +1317,7 @@
         <w:t xml:space="preserve">6.</w:t>
       </w:r>
       <w:r>
-        <w:t xml:space="preserve"> The public-records corpus comprises 32 determinations and audits reviewed by a different practitioner under the same five-condition protocol, applied without modification. The matters are New York State and City sources, principally Appellate Division decisions, Committee on Open Government advisory opinions and Comptroller audits, collected between 26 June and 8 August 2026 and selected by that practitioner from published sources. Twenty of the 32 carried a recorded disposition and are the 20 treated as resolved. That corpus is reported in full in a companion manuscript and is used here only for the homogeneity comparison.</w:t>
+        <w:t xml:space="preserve"> The public-records corpus comprises 32 determinations and audits reviewed by a different practitioner under the same five-condition protocol, without modification. The matters are New York State and City sources, principally Appellate Division decisions, Committee on Open Government advisory opinions and Comptroller audits, collected between 26 June and 8 August 2026 from published sources. Twenty carried a recorded disposition and are treated as resolved. That corpus is reported in full in a companion manuscript and is used here only for the homogeneity comparison.</w:t>
       </w:r>
     </w:p>
     <w:p>
@@ -1331,7 +1331,7 @@
         <w:t xml:space="preserve">7.</w:t>
       </w:r>
       <w:r>
-        <w:t xml:space="preserve"> Comparison with the public-records corpus used the Woolf test of homogeneity of odds ratios: Q = 2.550 on 1 degree of freedom, p = 0.110. The test does not establish equivalence; it fails to detect a difference at this sample size.</w:t>
+        <w:t xml:space="preserve"> Comparison with the public-records corpus used the Woolf test of homogeneity of odds ratios, computed on the 20 analyzed matters: Q = 1.949 on 1 degree of freedom, p = 0.163. The test does not establish equivalence; it fails to detect a difference at this sample size.</w:t>
       </w:r>
     </w:p>
     <w:p>

--- a/research/Employment_Records_Article_ISACA_2026-08-21.docx
+++ b/research/Employment_Records_Article_ISACA_2026-08-21.docx
@@ -42,7 +42,7 @@
         <w:spacing w:after="140"/>
       </w:pPr>
       <w:r>
-        <w:t xml:space="preserve">Generative AI can make that gap easier to create: a drafted narrative may read as finished even when the material that would substantiate it has not been preserved. That is a forward-looking concern, not a finding of this study. The corpus was not selected for AI involvement, no case in it is shown to have been AI-drafted, and it spans decisions from 1973 to 2026, most predating generative drafting. The question tested is whether the review distinguishes records that can independently support their conclusions from records that cannot, however produced.</w:t>
+        <w:t xml:space="preserve">Generative AI can make that gap easier to create: a drafted narrative may read as finished even when the material that would substantiate it has not been preserved. That is a forward-looking concern, not a finding of this study. The corpus was not selected for AI involvement, no case in it is shown to have been AI-drafted, and it spans decisions from 1973 to 2026, most predating generative drafting. The question tested is whether the review distinguishes records that can independently support their conclusions from records that cannot, regardless of how they were produced.</w:t>
       </w:r>
     </w:p>
     <w:p>
@@ -431,7 +431,7 @@
         <w:t xml:space="preserve">Ready</w:t>
       </w:r>
       <w:r>
-        <w:t xml:space="preserve"> when the reasoning survives being read by a stranger: the file sources each factual claim, shows dates that reconcile, names who decided what and on what basis, and carries enough underlying material for a reader to test the conclusion. Ready records in this corpus were more likely to preserve quotations or other identifiable references to the underlying documentation.</w:t>
+        <w:t xml:space="preserve"> when the reasoning survives being read by a stranger: the file sources each factual claim, shows dates that reconcile, names who decided what and on what basis, and carries enough underlying material for a reader to test the conclusion. Ready records in this corpus commonly preserved quotations or other identifiable references to the underlying documentation.</w:t>
       </w:r>
     </w:p>
     <w:p>
@@ -465,7 +465,7 @@
         <w:t xml:space="preserve">Gap</w:t>
       </w:r>
       <w:r>
-        <w:t xml:space="preserve"> when the basis is not in the file at all: the conclusion is present without the material that produced it. These are rarer and readily identified.</w:t>
+        <w:t xml:space="preserve"> when the basis is not in the file at all: the conclusion is present without the material that produced it.</w:t>
       </w:r>
     </w:p>
     <w:p>
@@ -504,7 +504,7 @@
         <w:spacing w:after="140"/>
       </w:pPr>
       <w:r>
-        <w:t xml:space="preserve">The 2 excluded matters are identified in appendix A and endnote 2: a public-records advisory opinion rather than an employment adjudication, and an entry identifying no specific decision.</w:t>
+        <w:t xml:space="preserve">The 2 excluded matters are identified in appendix A and endnote 2: a public-records advisory opinion, and an entry identifying no specific decision.</w:t>
       </w:r>
       <w:r>
         <w:rPr>
@@ -559,7 +559,7 @@
         <w:spacing w:after="140"/>
       </w:pPr>
       <w:r>
-        <w:t xml:space="preserve">The classifications were 12 Ready, 5 Needs work and 3 Gap. The documented outcomes were 6 sustained, 7 that did not survive review, 6 contested with no recorded disposition, and 1 adverse audit or compliance finding. The adverse audit or compliance finding is a separate category, not included in the other three, and the four are mutually exclusive and sum to 20.</w:t>
+        <w:t xml:space="preserve">The classifications were 12 Ready, 5 Needs work and 3 Gap. The documented outcomes were 6 sustained, 7 that did not survive review, 6 contested with no recorded disposition, and 1 adverse audit or compliance finding. The adverse audit or compliance finding is a separate category, not included in the other three. The four categories are mutually exclusive and sum to 20.</w:t>
       </w:r>
     </w:p>
     <w:p>
@@ -576,7 +576,7 @@
         <w:spacing w:after="140"/>
       </w:pPr>
       <w:r>
-        <w:t xml:space="preserve">Needs work and Gap are grouped, since both describe a record whose basis is incomplete. An adverse finding means the employer's position did not survive review, or the matter drew an adverse audit or compliance finding.</w:t>
+        <w:t xml:space="preserve">Needs work and Gap are grouped, since both describe a record whose basis is incomplete. For the primary analysis, an adverse finding was recorded where the employer's position did not survive review or where the matter drew an adverse audit or compliance finding.</w:t>
       </w:r>
       <w:r>
         <w:rPr>
@@ -803,7 +803,7 @@
         <w:spacing w:after="140"/>
       </w:pPr>
       <w:r>
-        <w:t xml:space="preserve">Records classified as incomplete were associated with an adverse finding in 75.0 percent of cases, against 16.7 percent of those classified Ready.</w:t>
+        <w:t xml:space="preserve">Records classified as incomplete were associated with an adverse finding in 75.0 percent of cases, compared with 16.7 percent of those classified Ready.</w:t>
       </w:r>
     </w:p>
     <w:p>
@@ -844,7 +844,7 @@
         <w:spacing w:after="140"/>
       </w:pPr>
       <w:r>
-        <w:t xml:space="preserve">The same review was applied by a different practitioner to 32 public-records determinations, where it did not track outcomes at all.</w:t>
+        <w:t xml:space="preserve">The same review was applied by a different practitioner to 32 public-records determinations; that corpus did not track outcomes.</w:t>
       </w:r>
       <w:r>
         <w:rPr>
@@ -858,7 +858,7 @@
         <w:spacing w:after="140"/>
       </w:pPr>
       <w:r>
-        <w:t xml:space="preserve">Freedom-of-information determinations reach publication because a legal or access question was contested, so publication does not imply the underlying file was typical of the broader record population. Fifteen of the 20 resolved determinations there did not survive, a rate set by the publication process rather than by how those agencies documented. The employment corpus is not filtered that way.</w:t>
+        <w:t xml:space="preserve">Freedom-of-information determinations reach publication because a legal or access question was contested, so publication does not imply the underlying file was typical of the broader record population. Fifteen of the 20 resolved determinations there did not survive. That distribution reflects the selection and publication process rather than how those agencies documented. The employment corpus is not filtered that way.</w:t>
       </w:r>
     </w:p>
     <w:p>
@@ -914,7 +914,7 @@
         <w:t xml:space="preserve">Narrative substitution.</w:t>
       </w:r>
       <w:r>
-        <w:t xml:space="preserve"> A decision is challenged and the organization cannot produce underlying documentation beyond the drafted narrative. The source material that would have supported the conclusion may not be attached when the narrative is treated as complete without it. In audit or dispute its absence becomes the central issue, and a sound decision has to be defended without the evidence that made it sound.</w:t>
+        <w:t xml:space="preserve"> A decision is challenged and the organization cannot produce underlying documentation beyond the drafted narrative. The source material that would have supported the conclusion may not be attached when the narrative is treated as complete without it. In audit or dispute, that absence can become the central issue, and a sound decision has to be defended without the evidence that made it sound.</w:t>
       </w:r>
     </w:p>
     <w:p>
@@ -1100,7 +1100,7 @@
         <w:t xml:space="preserve">What sample size?</w:t>
       </w:r>
       <w:r>
-        <w:t xml:space="preserve"> This study cannot establish a periodic control sample size. The 20 analyzed matters were the whole analyzed corpus, not a sample drawn against a stated tolerable error and confidence level. Build the sampling plan in the ordinary way, using whatever sampling standard the function already applies. The unit of analysis is the record. A periodic sample should be sized to the relevant population and weighted toward consequential decisions. These include decisions with material employment, financial, legal or compliance implications, such as terminations, disciplinary outcomes and denials of accommodation. Such a sample would generally be more informative than a larger unweighted sample. The aggregate view matters more than any individual file, because patterned compliance is visible only across a population.</w:t>
+        <w:t xml:space="preserve"> This study cannot establish a periodic control sample size. The 20 analyzed matters were the whole analyzed corpus, not a sample drawn against a stated tolerable error and confidence level. Build the sampling plan in the ordinary way, using whatever sampling standard the function already applies. The unit of analysis is the record. A periodic sample should be sized to the relevant population and weighted toward consequential decisions. These include decisions with material employment, financial, legal or compliance implications, such as terminations, disciplinary outcomes and denials of accommodation. Such a sample would generally be more informative than a larger unweighted sample. The aggregate view is more informative than any individual file because patterned compliance becomes visible across a population.</w:t>
       </w:r>
     </w:p>
     <w:p>
@@ -1114,7 +1114,7 @@
         <w:t xml:space="preserve">What triggers escalation?</w:t>
       </w:r>
       <w:r>
-        <w:t xml:space="preserve"> A single Needs work classification can ordinarily trigger coaching or remediation. A rising rate, or a persistent concentration by author, business unit or decision type, can warrant treatment as a control finding. A rising or clustered rate is the more important control signal, but it cannot be identified reliably unless individual classifications are recorded consistently.</w:t>
+        <w:t xml:space="preserve"> A single Needs work classification can ordinarily trigger coaching or remediation. A rising rate or persistent concentration by author, business unit or decision type can warrant treatment as a control finding. Such patterns are more informative than an isolated classification, but they can be identified reliably only when individual classifications are recorded consistently.</w:t>
       </w:r>
     </w:p>
     <w:p>
@@ -1145,15 +1145,15 @@
         <w:spacing w:after="140"/>
       </w:pPr>
       <w:r>
-        <w:t xml:space="preserve">It demonstrates that an association of this size can be observed at practitioner scale, in adjudicated matters, using a review a working specialist can apply within an ordinary professional workflow. The result should be interpreted as exploratory.</w:t>
-      </w:r>
-    </w:p>
-    <w:p>
-      <w:pPr>
-        <w:spacing w:after="140"/>
-      </w:pPr>
-      <w:r>
-        <w:t xml:space="preserve">It does not establish that the review improves outcomes, reduces litigation risk or increases decision quality, none of which was tested. Twenty cases reviewed by one practitioner, selected from published sources rather than sampled at random, is a field pilot. Published adjudications are not a random sample, since a matter reaches adjudication because something was contested.</w:t>
+        <w:t xml:space="preserve">It demonstrates that an association of this size can be observed at practitioner scale in adjudicated matters using a review that a working specialist can apply within an ordinary professional workflow. The result should be interpreted as exploratory.</w:t>
+      </w:r>
+    </w:p>
+    <w:p>
+      <w:pPr>
+        <w:spacing w:after="140"/>
+      </w:pPr>
+      <w:r>
+        <w:t xml:space="preserve">It does not establish that the review improves outcomes, reduces litigation risk or increases decision quality, none of which was tested. Twenty cases reviewed by one practitioner, selected from published sources rather than sampled at random, constitute a field pilot. Published adjudications are not a random sample, since a matter reaches adjudication because something was contested.</w:t>
       </w:r>
     </w:p>
     <w:p>
@@ -1228,7 +1228,7 @@
         <w:t xml:space="preserve">2.</w:t>
       </w:r>
       <w:r>
-        <w:t xml:space="preserve"> Twenty-two matters were screened and two are excluded. The first is a New York Committee on Open Government advisory opinion on a public-records request for disciplinary records: its subject is employment records but its forum and legal question are public records, so it belongs to the companion corpus. The second describes a capability dismissal but identifies no party, forum, date or case number, so it cannot be cited. Both exclusions were applied before the analysis, and both matters are named in appendix A so the full screened set can be reconstructed. Including both produces p = 0.0073 with an odds ratio of 19.25. The sensitivity analysis does not weaken the observed association, although the two matters do not meet the stated inclusion criteria.</w:t>
+        <w:t xml:space="preserve"> Twenty-two matters were screened and two are excluded. The first is a New York Committee on Open Government advisory opinion on a public-records request for disciplinary records: its subject is employment records but its forum and legal question are public records, so it belongs to the companion corpus. The second describes a capability dismissal but identifies no party, forum, date or case number, so it cannot be cited. Both exclusions were applied before the analysis, and both matters are named in appendix A so the full screened set can be reconstructed. Including both excluded matters produces p = 0.0073 with an odds ratio of 19.25. Because those matters do not meet the stated inclusion criteria, this result is reported only as a sensitivity analysis.</w:t>
       </w:r>
     </w:p>
     <w:p>

--- a/research/Employment_Records_Article_ISACA_2026-08-21.docx
+++ b/research/Employment_Records_Article_ISACA_2026-08-21.docx
@@ -431,7 +431,7 @@
         <w:t xml:space="preserve">Ready</w:t>
       </w:r>
       <w:r>
-        <w:t xml:space="preserve"> when the reasoning survives being read by a stranger: the file sources each factual claim, shows dates that reconcile, names who decided what and on what basis, and carries enough underlying material for a reader to test the conclusion. Ready records in this corpus commonly preserved quotations or other identifiable references to the underlying documentation.</w:t>
+        <w:t xml:space="preserve"> when the reasoning survives being read by a stranger: the file sources each factual claim, shows dates that reconcile, names who decided what and on what basis, and carries enough underlying material for a reader to test the conclusion. Ready records in this corpus often preserved quotations or other identifiable references to the underlying documentation.</w:t>
       </w:r>
     </w:p>
     <w:p>
@@ -448,7 +448,7 @@
         <w:t xml:space="preserve">Needs work</w:t>
       </w:r>
       <w:r>
-        <w:t xml:space="preserve"> when part of the basis is visible and part is asserted. The narrative is coherent, but at least one material claim traces to nothing a reader can check. The commonest form here was a conclusion about performance or conduct stated confidently, with the underlying observations described only in the drafter's summary.</w:t>
+        <w:t xml:space="preserve"> when part of the basis is visible and part is asserted. The narrative is coherent, but at least one material claim traces to nothing a reader can check. The most common form here was a confident conclusion about performance or conduct, with the underlying observations described only in the drafter's summary.</w:t>
       </w:r>
     </w:p>
     <w:p>
@@ -473,7 +473,7 @@
         <w:spacing w:after="140"/>
       </w:pPr>
       <w:r>
-        <w:t xml:space="preserve">For AI-assisted drafting, Needs work may be the more difficult failure mode to detect. A Gap record looks thin to anyone who opens it. A Needs work record can read well, follow the template and still carry material claims that cannot be independently checked, making it harder to catch in routine file-by-file review and more consequential when the record is later examined.</w:t>
+        <w:t xml:space="preserve">For AI-assisted drafting, Needs work may be the harder failure mode to detect. A Gap record looks thin to anyone who opens it. A Needs work record can read well, follow the template and still carry material claims that cannot be independently checked, making it harder to catch in routine review and more consequential when the record is later examined.</w:t>
       </w:r>
     </w:p>
     <w:p>
@@ -490,7 +490,7 @@
         <w:spacing w:after="140"/>
       </w:pPr>
       <w:r>
-        <w:t xml:space="preserve">Twenty-two matters were screened; 20 met the inclusion criteria and 2 were excluded. The 20 analyzed matters are drawn from 20 distinct published decisions across six adjudicating forums in two countries: the US Federal Labor Relations Authority (6), the New York Unemployment Insurance Appeal Board (4), the New York Appellate Division (4), the US Supreme Court (2), UK Employment Tribunals (2), and the US Equal Employment Opportunity Commission (2).</w:t>
+        <w:t xml:space="preserve">Twenty-two matters were screened; 20 met the inclusion criteria and 2 were excluded. The 20 are drawn from 20 distinct published decisions across six adjudicating forums in two countries: the US Federal Labor Relations Authority (6), the New York Unemployment Insurance Appeal Board (4), the New York Appellate Division (4), the US Supreme Court (2), UK Employment Tribunals (2), and the US Equal Employment Opportunity Commission (2).</w:t>
       </w:r>
       <w:r>
         <w:rPr>
@@ -535,7 +535,7 @@
         <w:spacing w:after="140"/>
       </w:pPr>
       <w:r>
-        <w:t xml:space="preserve">That design carries a circularity objection, and it is the first thing a careful reader should raise. The decision narrates the outcome and characterizes the employer's evidence, so the reviewer worked from a source already containing the outcome being assessed. The database stores one timestamp per case rather than two, so the ordering rests on the protocol rather than a system record.</w:t>
+        <w:t xml:space="preserve">That design carries a circularity objection, and it is the first thing a careful reader should raise. The decision narrates the outcome and characterizes the employer's evidence, so the reviewer worked from a source already containing the outcome being assessed. The database stores one timestamp per case, so the ordering rests on the protocol rather than a system record.</w:t>
       </w:r>
     </w:p>
     <w:p>
@@ -551,7 +551,7 @@
         <w:spacing w:after="140"/>
       </w:pPr>
       <w:r>
-        <w:t xml:space="preserve">This is a single-practitioner field pilot: one qualified specialist, one field application within an ordinary professional workflow. The findings are reported at that level.</w:t>
+        <w:t xml:space="preserve">This is a single-practitioner field pilot: one qualified specialist, one field application within an ordinary professional workflow. Findings are reported at that level.</w:t>
       </w:r>
     </w:p>
     <w:p>
@@ -576,7 +576,7 @@
         <w:spacing w:after="140"/>
       </w:pPr>
       <w:r>
-        <w:t xml:space="preserve">Needs work and Gap are grouped, since both describe a record whose basis is incomplete. For the primary analysis, an adverse finding was recorded where the employer's position did not survive review or where the matter drew an adverse audit or compliance finding.</w:t>
+        <w:t xml:space="preserve">Needs work and Gap are grouped, since both describe an incomplete basis. For the primary analysis, an adverse finding was recorded where the employer's position did not survive review or where the matter drew an adverse audit or compliance finding.</w:t>
       </w:r>
       <w:r>
         <w:rPr>
@@ -819,7 +819,7 @@
         <w:spacing w:after="140"/>
       </w:pPr>
       <w:r>
-        <w:t xml:space="preserve">The direction of the association is unchanged across the three specifications, but the result depends materially on how unresolved matters are treated. The evidence supports treating the finding as a control signal rather than as evidence of predictive validity. How to treat a contested matter with no recorded disposition should be fixed in a protocol before the next set is read.</w:t>
+        <w:t xml:space="preserve">The direction of the association is unchanged across the three specifications, but the result depends materially on how unresolved matters are treated. The evidence supports treating the finding as a control signal rather than as evidence of predictive validity. How to treat a contested matter with no disposition should be fixed in a protocol before the next set is read.</w:t>
       </w:r>
     </w:p>
     <w:p>
@@ -844,7 +844,7 @@
         <w:spacing w:after="140"/>
       </w:pPr>
       <w:r>
-        <w:t xml:space="preserve">The same review was applied by a different practitioner to 32 public-records determinations; that corpus did not track outcomes.</w:t>
+        <w:t xml:space="preserve">The same review was applied by a different practitioner to 32 public-records determinations; that corpus did not record outcomes.</w:t>
       </w:r>
       <w:r>
         <w:rPr>
@@ -858,7 +858,7 @@
         <w:spacing w:after="140"/>
       </w:pPr>
       <w:r>
-        <w:t xml:space="preserve">Freedom-of-information determinations reach publication because a legal or access question was contested, so publication does not imply the underlying file was typical of the broader record population. Fifteen of the 20 resolved determinations there did not survive. That distribution reflects the selection and publication process rather than how those agencies documented. The employment corpus is not filtered that way.</w:t>
+        <w:t xml:space="preserve">Freedom-of-information determinations reach publication because a legal or access question was contested, so publication does not imply the file was typical of the broader record population. Fifteen of the 20 resolved determinations there did not survive. That distribution reflects the selection and publication process rather than providing a measure of how those agencies documented. The employment corpus is not filtered that way.</w:t>
       </w:r>
     </w:p>
     <w:p>
@@ -875,7 +875,7 @@
         <w:t xml:space="preserve">7</w:t>
       </w:r>
       <w:r>
-        <w:t xml:space="preserve"> The difference illustrates how publication and selection processes can influence an outcome-based test of a documentation control.</w:t>
+        <w:t xml:space="preserve"> The difference illustrates how publication and selection processes can influence the results of an outcome-based test of a documentation control.</w:t>
       </w:r>
     </w:p>
     <w:p>
@@ -914,7 +914,7 @@
         <w:t xml:space="preserve">Narrative substitution.</w:t>
       </w:r>
       <w:r>
-        <w:t xml:space="preserve"> A decision is challenged and the organization cannot produce underlying documentation beyond the drafted narrative. The source material that would have supported the conclusion may not be attached when the narrative is treated as complete without it. In audit or dispute, that absence can become the central issue, and a sound decision has to be defended without the evidence that made it sound.</w:t>
+        <w:t xml:space="preserve"> A decision is challenged and the organization cannot produce underlying documentation beyond the drafted narrative. The source material that would have supported the conclusion may not be attached when the narrative is treated as complete without it. In audit or dispute, that absence can become the central issue, and a sound decision must be defended without the evidence that made it sound.</w:t>
       </w:r>
     </w:p>
     <w:p>
@@ -985,7 +985,7 @@
         <w:t xml:space="preserve">Anchor every material claim to independently verifiable source evidence.</w:t>
       </w:r>
       <w:r>
-        <w:t xml:space="preserve"> A material claim is one that contributes directly to the stated basis for the decision. The evidence must exist independently of the draft, such as logs, communications and measurable data.</w:t>
+        <w:t xml:space="preserve"> A material claim contributes directly to the stated basis for the decision. The evidence must exist independently of the draft, such as logs, communications and measurable data.</w:t>
       </w:r>
     </w:p>
     <w:p>
@@ -1161,7 +1161,7 @@
         <w:spacing w:after="140"/>
       </w:pPr>
       <w:r>
-        <w:t xml:space="preserve">A larger study should broaden the corpus without regard to how matters resolved, put at least two reviewers on each case with the classification and outcome recorded separately, fix the treatment of unresolved contests in advance, and where feasible obtain the underlying record independently of the adjudicated decision.</w:t>
+        <w:t xml:space="preserve">A larger study should broaden the corpus without regard to how matters resolved, put two reviewers on each case with the classification and outcome recorded separately, fix the treatment of unresolved contests in advance, and where feasible obtain the underlying record independently of the decision.</w:t>
       </w:r>
     </w:p>
     <w:p>
@@ -1228,7 +1228,7 @@
         <w:t xml:space="preserve">2.</w:t>
       </w:r>
       <w:r>
-        <w:t xml:space="preserve"> Twenty-two matters were screened and two are excluded. The first is a New York Committee on Open Government advisory opinion on a public-records request for disciplinary records: its subject is employment records but its forum and legal question are public records, so it belongs to the companion corpus. The second describes a capability dismissal but identifies no party, forum, date or case number, so it cannot be cited. Both exclusions were applied before the analysis, and both matters are named in appendix A so the full screened set can be reconstructed. Including both excluded matters produces p = 0.0073 with an odds ratio of 19.25. Because those matters do not meet the stated inclusion criteria, this result is reported only as a sensitivity analysis.</w:t>
+        <w:t xml:space="preserve"> Twenty-two matters were screened and two are excluded. The first is a New York Committee on Open Government advisory opinion on a public-records request for disciplinary records: its subject is employment records but its forum and legal question are public records, so it belongs to the companion corpus. The second describes a capability dismissal but identifies no party, forum, date or case number, so it cannot be cited. Both exclusions were applied before the analysis, and both are named in appendix A so the screened set can be reconstructed. Including them produces p = 0.0073 with an odds ratio of 19.25, reported only as a sensitivity analysis because they do not meet the stated inclusion criteria.</w:t>
       </w:r>
     </w:p>
     <w:p>
@@ -1317,7 +1317,7 @@
         <w:t xml:space="preserve">6.</w:t>
       </w:r>
       <w:r>
-        <w:t xml:space="preserve"> The public-records corpus comprises 32 determinations and audits reviewed by a different practitioner under the same five-condition protocol, without modification. The matters are New York State and City sources, principally Appellate Division decisions, Committee on Open Government advisory opinions and Comptroller audits, collected between 26 June and 8 August 2026 from published sources. Twenty carried a recorded disposition and are treated as resolved. That corpus is reported in full in a companion manuscript and is used here only for the homogeneity comparison.</w:t>
+        <w:t xml:space="preserve"> The public-records corpus comprises 32 determinations and audits reviewed by a different practitioner under the same five-condition protocol, without modification. The matters are New York State and City sources, principally Appellate Division decisions, Committee on Open Government advisory opinions and Comptroller audits, collected from published sources between 26 June and 8 August 2026. Twenty carried a recorded disposition and are treated as resolved. Of the remaining 12, seven were contested with no disposition and five drew audit findings, a separate category here as in the employment corpus. That corpus is reported in full in a companion manuscript and is used here only for the homogeneity comparison.</w:t>
       </w:r>
     </w:p>
     <w:p>

--- a/research/Employment_Records_Article_ISACA_2026-08-21.docx
+++ b/research/Employment_Records_Article_ISACA_2026-08-21.docx
@@ -875,7 +875,7 @@
         <w:t xml:space="preserve">7</w:t>
       </w:r>
       <w:r>
-        <w:t xml:space="preserve"> The difference illustrates how publication and selection processes can influence the results of an outcome-based test of a documentation control.</w:t>
+        <w:t xml:space="preserve"> The difference illustrates how publication and selection processes can influence an outcome-based test of a documentation control.</w:t>
       </w:r>
     </w:p>
     <w:p>

--- a/research/Employment_Records_Article_ISACA_2026-08-21.docx
+++ b/research/Employment_Records_Article_ISACA_2026-08-21.docx
@@ -875,7 +875,7 @@
         <w:t xml:space="preserve">7</w:t>
       </w:r>
       <w:r>
-        <w:t xml:space="preserve"> The difference illustrates how publication and selection processes can influence an outcome-based test of a documentation control.</w:t>
+        <w:t xml:space="preserve"> The difference illustrates how publication and selection processes can influence an outcome-based documentation control test.</w:t>
       </w:r>
     </w:p>
     <w:p>

--- a/research/Employment_Records_Article_ISACA_2026-08-21.docx
+++ b/research/Employment_Records_Article_ISACA_2026-08-21.docx
@@ -527,7 +527,7 @@
         <w:t xml:space="preserve">3</w:t>
       </w:r>
       <w:r>
-        <w:t xml:space="preserve"> The classification was recorded before the outcome was consulted, and the outcome and citation were then entered from the decision.</w:t>
+        <w:t xml:space="preserve"> The classification was recorded before the outcome was consulted; the outcome and citation were then entered from the decision.</w:t>
       </w:r>
     </w:p>
     <w:p>
@@ -551,7 +551,7 @@
         <w:spacing w:after="140"/>
       </w:pPr>
       <w:r>
-        <w:t xml:space="preserve">This is a single-practitioner field pilot: one qualified specialist, one field application within an ordinary professional workflow. Findings are reported at that level.</w:t>
+        <w:t xml:space="preserve">This is a single-practitioner field pilot: one qualified specialist applying the review within an ordinary professional workflow. Findings are reported at that level.</w:t>
       </w:r>
     </w:p>
     <w:p>
@@ -576,7 +576,7 @@
         <w:spacing w:after="140"/>
       </w:pPr>
       <w:r>
-        <w:t xml:space="preserve">Needs work and Gap are grouped, since both describe an incomplete basis. For the primary analysis, an adverse finding was recorded where the employer's position did not survive review or where the matter drew an adverse audit or compliance finding.</w:t>
+        <w:t xml:space="preserve">Needs work and Gap are grouped, since both describe an incomplete basis. For the primary analysis, an adverse finding was recorded when the employer's position did not survive review or the matter drew an adverse audit or compliance finding.</w:t>
       </w:r>
       <w:r>
         <w:rPr>
@@ -811,7 +811,7 @@
         <w:spacing w:after="140"/>
       </w:pPr>
       <w:r>
-        <w:t xml:space="preserve">The result depends on how an adverse outcome is defined, and no rule was fixed before the data closed. The primary association should therefore be interpreted as exploratory rather than confirmatory. Restricting to the 13 matters with a resolved disposition and asking only whether the employer's position was sustained gives p = 0.0291. Including the 2 excluded matters produces p = 0.0073, but those matters do not meet the stated inclusion criteria and are therefore treated only as a sensitivity analysis.</w:t>
+        <w:t xml:space="preserve">The result depends on how an adverse outcome is defined, and no rule was fixed before the data closed. The primary association should therefore be interpreted as exploratory rather than confirmatory. Restricting to the 13 matters with a resolved disposition and asking only whether the employer's position was sustained gives p = 0.0291. Including the 2 excluded matters produces p = 0.0073. Because those matters do not meet the stated inclusion criteria, this result is reported only as a sensitivity analysis.</w:t>
       </w:r>
     </w:p>
     <w:p>
@@ -875,7 +875,7 @@
         <w:t xml:space="preserve">7</w:t>
       </w:r>
       <w:r>
-        <w:t xml:space="preserve"> The difference illustrates how publication and selection processes can influence an outcome-based documentation control test.</w:t>
+        <w:t xml:space="preserve"> The difference illustrates how publication and selection processes can influence an outcome-based test of documentation control.</w:t>
       </w:r>
     </w:p>
     <w:p>
@@ -914,7 +914,7 @@
         <w:t xml:space="preserve">Narrative substitution.</w:t>
       </w:r>
       <w:r>
-        <w:t xml:space="preserve"> A decision is challenged and the organization cannot produce underlying documentation beyond the drafted narrative. The source material that would have supported the conclusion may not be attached when the narrative is treated as complete without it. In audit or dispute, that absence can become the central issue, and a sound decision must be defended without the evidence that made it sound.</w:t>
+        <w:t xml:space="preserve"> A decision is challenged and the organization cannot produce underlying documentation beyond the drafted narrative. The source material that would support the conclusion may not be attached when the narrative is treated as complete without it. In audit or dispute, that absence can become the central issue, and a sound decision must be defended without the evidence that made it sound.</w:t>
       </w:r>
     </w:p>
     <w:p>
@@ -928,7 +928,7 @@
         <w:t xml:space="preserve">Patterned compliance.</w:t>
       </w:r>
       <w:r>
-        <w:t xml:space="preserve"> A file uses the correct terminology and follows the template, while material claims rest primarily on drafted phrasing rather than documented observation. Examined individually each file looks compliant; examined across a population the same construction repeats. At population level this can indicate a broader control weakness requiring examination, since it suggests the control environment produced the appearance of documentation rather than the substance.</w:t>
+        <w:t xml:space="preserve"> A file uses the correct terminology and follows the template, while material claims rest primarily on drafted phrasing rather than documented observation. Examined individually each file looks compliant; examined across a population the same construction repeats. At the population level, this can indicate a broader control weakness requiring examination because the control environment may be producing the appearance of documentation rather than its substance.</w:t>
       </w:r>
     </w:p>
     <w:p>
@@ -942,7 +942,7 @@
         <w:t xml:space="preserve">No second-line review.</w:t>
       </w:r>
       <w:r>
-        <w:t xml:space="preserve"> A record moves from a manager's draft into the system of record without independent review. Nothing shows that a second person tested the basis before it became official. Under examination the absence of a documented review step can weaken confidence in the wider process rather than in that single decision.</w:t>
+        <w:t xml:space="preserve"> A record moves from a manager's draft into the system of record without independent review. Nothing shows that a second person tested the basis before it became official. Under examination, the absence of a documented review step can weaken confidence in the wider process rather than only in that decision.</w:t>
       </w:r>
     </w:p>
     <w:p>
@@ -985,7 +985,7 @@
         <w:t xml:space="preserve">Anchor every material claim to independently verifiable source evidence.</w:t>
       </w:r>
       <w:r>
-        <w:t xml:space="preserve"> A material claim contributes directly to the stated basis for the decision. The evidence must exist independently of the draft, such as logs, communications and measurable data.</w:t>
+        <w:t xml:space="preserve"> A material claim contributes directly to the stated basis for the decision. The supporting evidence must exist independently of the draft, such as logs, communications or measurable data.</w:t>
       </w:r>
     </w:p>
     <w:p>
@@ -1078,7 +1078,7 @@
         <w:t xml:space="preserve">Where does it sit in three lines of defense?</w:t>
       </w:r>
       <w:r>
-        <w:t xml:space="preserve"> The review is most efficient when applied before a record is finalized, so its preventive value sits at the first line as a drafter self-check and at the second line as a sampling control by compliance or risk.</w:t>
+        <w:t xml:space="preserve"> The review is most useful when applied before a record is finalized. Its preventive value sits at the first line as a drafter self-check and at the second line as a sampling control by compliance or risk.</w:t>
       </w:r>
     </w:p>
     <w:p>
@@ -1161,7 +1161,7 @@
         <w:spacing w:after="140"/>
       </w:pPr>
       <w:r>
-        <w:t xml:space="preserve">A larger study should broaden the corpus without regard to how matters resolved, put two reviewers on each case with the classification and outcome recorded separately, fix the treatment of unresolved contests in advance, and where feasible obtain the underlying record independently of the decision.</w:t>
+        <w:t xml:space="preserve">A larger study should broaden the corpus without regard to how matters resolved, assign two reviewers to each case with classification and outcome recorded separately, fix the treatment of unresolved contests in advance, and, where feasible, obtain the underlying record independently of the decision.</w:t>
       </w:r>
     </w:p>
     <w:p>
@@ -1228,7 +1228,7 @@
         <w:t xml:space="preserve">2.</w:t>
       </w:r>
       <w:r>
-        <w:t xml:space="preserve"> Twenty-two matters were screened and two are excluded. The first is a New York Committee on Open Government advisory opinion on a public-records request for disciplinary records: its subject is employment records but its forum and legal question are public records, so it belongs to the companion corpus. The second describes a capability dismissal but identifies no party, forum, date or case number, so it cannot be cited. Both exclusions were applied before the analysis, and both are named in appendix A so the screened set can be reconstructed. Including them produces p = 0.0073 with an odds ratio of 19.25, reported only as a sensitivity analysis because they do not meet the stated inclusion criteria.</w:t>
+        <w:t xml:space="preserve"> Twenty-two matters were screened and two are excluded. The first is a New York Committee on Open Government advisory opinion on a public-records request for disciplinary records: its subject is employment records but its forum and legal question are public records, so it belongs to the companion corpus. The second describes a capability dismissal but identifies no party, forum, date or case number, so it cannot be cited. Both exclusions were applied before the analysis, and both are named in appendix A so the screened set can be reconstructed. Including them produces p = 0.0073 with an odds ratio of 19.25. Because they do not meet the stated inclusion criteria, this result is reported only as a sensitivity analysis.</w:t>
       </w:r>
     </w:p>
     <w:p>
